--- a/docs/CONTRACT.docx
+++ b/docs/CONTRACT.docx
@@ -551,6 +551,817 @@
         <w:t>genera y descarga PDF o XLSX.</w:t>
       </w:r>
     </w:p>
+    <w:tbl>
+      <w:tblPr>
+        <w:tblW w:type="auto" w:w="0"/>
+        <w:jc w:val="center"/>
+        <w:tblLayout w:type="fixed"/>
+        <w:tblLook w:firstColumn="1" w:firstRow="1" w:lastColumn="0" w:lastRow="0" w:noHBand="0" w:noVBand="1" w:val="04A0"/>
+        <w:tblBorders>
+          <w:top w:val="nil"/>
+          <w:left w:val="nil"/>
+          <w:bottom w:val="nil"/>
+          <w:right w:val="nil"/>
+          <w:insideH w:val="nil"/>
+          <w:insideV w:val="nil"/>
+        </w:tblBorders>
+      </w:tblPr>
+      <w:tblGrid>
+        <w:gridCol w:w="4986"/>
+        <w:gridCol w:w="4986"/>
+      </w:tblGrid>
+      <w:tr>
+        <w:trPr>
+          <w:cantSplit w:val="true"/>
+        </w:trPr>
+        <w:tc>
+          <w:tcPr>
+            <w:tcW w:type="dxa" w:w="1871"/>
+            <w:vAlign w:val="center"/>
+            <w:tcMar>
+              <w:top w:w="40" w:type="dxa"/>
+              <w:start w:w="60" w:type="dxa"/>
+              <w:bottom w:w="40" w:type="dxa"/>
+              <w:end w:w="140" w:type="dxa"/>
+            </w:tcMar>
+          </w:tcPr>
+          <w:p>
+            <w:pPr>
+              <w:keepNext/>
+              <w:spacing w:after="0"/>
+              <w:jc w:val="right"/>
+            </w:pPr>
+            <w:r>
+              <w:rPr>
+                <w:rFonts w:ascii="Aptos" w:hAnsi="Aptos"/>
+                <w:b/>
+                <w:color w:val="4A5563"/>
+                <w:sz w:val="14"/>
+              </w:rPr>
+              <w:t>INFORMÁTICA</w:t>
+            </w:r>
+          </w:p>
+        </w:tc>
+        <w:tc>
+          <w:tcPr>
+            <w:tcW w:type="dxa" w:w="6350"/>
+            <w:vAlign w:val="center"/>
+            <w:shd w:fill="E8EDF2"/>
+            <w:tcBorders>
+              <w:top w:val="single" w:sz="8" w:space="0" w:color="283848"/>
+              <w:left w:val="single" w:sz="8" w:space="0" w:color="283848"/>
+              <w:bottom w:val="single" w:sz="8" w:space="0" w:color="283848"/>
+              <w:right w:val="single" w:sz="8" w:space="0" w:color="283848"/>
+            </w:tcBorders>
+            <w:tcMar>
+              <w:top w:w="70" w:type="dxa"/>
+              <w:start w:w="140" w:type="dxa"/>
+              <w:bottom w:w="70" w:type="dxa"/>
+              <w:end w:w="140" w:type="dxa"/>
+            </w:tcMar>
+          </w:tcPr>
+          <w:p>
+            <w:pPr>
+              <w:keepNext/>
+              <w:spacing w:after="0"/>
+              <w:jc w:val="center"/>
+            </w:pPr>
+            <w:r>
+              <w:rPr>
+                <w:b/>
+                <w:color w:val="283848"/>
+                <w:sz w:val="17"/>
+              </w:rPr>
+              <w:t>DOCX conforme a la sección 3</w:t>
+            </w:r>
+          </w:p>
+          <w:p>
+            <w:pPr>
+              <w:keepNext/>
+              <w:spacing w:after="0"/>
+              <w:jc w:val="center"/>
+            </w:pPr>
+            <w:r>
+              <w:rPr>
+                <w:sz w:val="15"/>
+              </w:rPr>
+              <w:t>marcadores {{REPORT_TITLE}}, {{FIELD:…}}, {{COLUMN:…}}, {{APP_USER}}, {{GENERATED_AT}}</w:t>
+            </w:r>
+          </w:p>
+        </w:tc>
+      </w:tr>
+      <w:tr>
+        <w:trPr>
+          <w:cantSplit w:val="true"/>
+        </w:trPr>
+        <w:tc>
+          <w:tcPr>
+            <w:tcW w:type="dxa" w:w="1871"/>
+          </w:tcPr>
+          <w:p>
+            <w:pPr>
+              <w:keepNext/>
+            </w:pPr>
+          </w:p>
+        </w:tc>
+        <w:tc>
+          <w:tcPr>
+            <w:tcW w:type="dxa" w:w="6350"/>
+          </w:tcPr>
+          <w:p>
+            <w:pPr>
+              <w:keepNext/>
+              <w:spacing w:after="0" w:line="216" w:lineRule="auto"/>
+              <w:jc w:val="center"/>
+            </w:pPr>
+            <w:r>
+              <w:rPr>
+                <w:color w:val="4A5563"/>
+                <w:sz w:val="18"/>
+              </w:rPr>
+              <w:t>▼</w:t>
+            </w:r>
+          </w:p>
+        </w:tc>
+      </w:tr>
+      <w:tr>
+        <w:trPr>
+          <w:cantSplit w:val="true"/>
+        </w:trPr>
+        <w:tc>
+          <w:tcPr>
+            <w:tcW w:type="dxa" w:w="1871"/>
+            <w:vAlign w:val="center"/>
+            <w:tcMar>
+              <w:top w:w="40" w:type="dxa"/>
+              <w:start w:w="60" w:type="dxa"/>
+              <w:bottom w:w="40" w:type="dxa"/>
+              <w:end w:w="140" w:type="dxa"/>
+            </w:tcMar>
+          </w:tcPr>
+          <w:p>
+            <w:pPr>
+              <w:keepNext/>
+              <w:spacing w:after="0"/>
+              <w:jc w:val="right"/>
+            </w:pPr>
+            <w:r>
+              <w:rPr>
+                <w:rFonts w:ascii="Aptos" w:hAnsi="Aptos"/>
+                <w:b/>
+                <w:color w:val="4A5563"/>
+                <w:sz w:val="14"/>
+              </w:rPr>
+              <w:t>COMPILADOR</w:t>
+            </w:r>
+          </w:p>
+        </w:tc>
+        <w:tc>
+          <w:tcPr>
+            <w:tcW w:type="dxa" w:w="6350"/>
+            <w:vAlign w:val="center"/>
+            <w:shd w:fill="E8EDF2"/>
+            <w:tcBorders>
+              <w:top w:val="single" w:sz="8" w:space="0" w:color="283848"/>
+              <w:left w:val="single" w:sz="8" w:space="0" w:color="283848"/>
+              <w:bottom w:val="single" w:sz="8" w:space="0" w:color="283848"/>
+              <w:right w:val="single" w:sz="8" w:space="0" w:color="283848"/>
+            </w:tcBorders>
+            <w:tcMar>
+              <w:top w:w="70" w:type="dxa"/>
+              <w:start w:w="140" w:type="dxa"/>
+              <w:bottom w:w="70" w:type="dxa"/>
+              <w:end w:w="140" w:type="dxa"/>
+            </w:tcMar>
+          </w:tcPr>
+          <w:p>
+            <w:pPr>
+              <w:keepNext/>
+              <w:spacing w:after="0"/>
+              <w:jc w:val="center"/>
+            </w:pPr>
+            <w:r>
+              <w:rPr>
+                <w:b/>
+                <w:color w:val="283848"/>
+                <w:sz w:val="17"/>
+              </w:rPr>
+              <w:t>Manifiesto .report.json y consulta .sql</w:t>
+            </w:r>
+          </w:p>
+          <w:p>
+            <w:pPr>
+              <w:keepNext/>
+              <w:spacing w:after="0"/>
+              <w:jc w:val="center"/>
+            </w:pPr>
+            <w:r>
+              <w:rPr>
+                <w:sz w:val="15"/>
+              </w:rPr>
+              <w:t>generados automáticamente desde el DOCX; editables a mano</w:t>
+            </w:r>
+          </w:p>
+        </w:tc>
+      </w:tr>
+      <w:tr>
+        <w:trPr>
+          <w:cantSplit w:val="true"/>
+        </w:trPr>
+        <w:tc>
+          <w:tcPr>
+            <w:tcW w:type="dxa" w:w="1871"/>
+          </w:tcPr>
+          <w:p>
+            <w:pPr>
+              <w:keepNext/>
+            </w:pPr>
+          </w:p>
+        </w:tc>
+        <w:tc>
+          <w:tcPr>
+            <w:tcW w:type="dxa" w:w="6350"/>
+          </w:tcPr>
+          <w:p>
+            <w:pPr>
+              <w:keepNext/>
+              <w:spacing w:after="0" w:line="216" w:lineRule="auto"/>
+              <w:jc w:val="center"/>
+            </w:pPr>
+            <w:r>
+              <w:rPr>
+                <w:color w:val="4A5563"/>
+                <w:sz w:val="18"/>
+              </w:rPr>
+              <w:t>▼</w:t>
+            </w:r>
+          </w:p>
+        </w:tc>
+      </w:tr>
+      <w:tr>
+        <w:trPr>
+          <w:cantSplit w:val="true"/>
+        </w:trPr>
+        <w:tc>
+          <w:tcPr>
+            <w:tcW w:type="dxa" w:w="1871"/>
+            <w:vAlign w:val="center"/>
+            <w:tcMar>
+              <w:top w:w="40" w:type="dxa"/>
+              <w:start w:w="60" w:type="dxa"/>
+              <w:bottom w:w="40" w:type="dxa"/>
+              <w:end w:w="140" w:type="dxa"/>
+            </w:tcMar>
+          </w:tcPr>
+          <w:p>
+            <w:pPr>
+              <w:keepNext/>
+              <w:spacing w:after="0"/>
+              <w:jc w:val="right"/>
+            </w:pPr>
+            <w:r>
+              <w:rPr>
+                <w:rFonts w:ascii="Aptos" w:hAnsi="Aptos"/>
+                <w:b/>
+                <w:color w:val="B7791F"/>
+                <w:sz w:val="14"/>
+              </w:rPr>
+              <w:t>COMPILADOR</w:t>
+            </w:r>
+          </w:p>
+        </w:tc>
+        <w:tc>
+          <w:tcPr>
+            <w:tcW w:type="dxa" w:w="6350"/>
+            <w:vAlign w:val="center"/>
+            <w:shd w:fill="FDF3E1"/>
+            <w:tcBorders>
+              <w:top w:val="dashed" w:sz="10" w:space="0" w:color="B7791F"/>
+              <w:left w:val="dashed" w:sz="10" w:space="0" w:color="B7791F"/>
+              <w:bottom w:val="dashed" w:sz="10" w:space="0" w:color="B7791F"/>
+              <w:right w:val="dashed" w:sz="10" w:space="0" w:color="B7791F"/>
+            </w:tcBorders>
+            <w:tcMar>
+              <w:top w:w="70" w:type="dxa"/>
+              <w:start w:w="140" w:type="dxa"/>
+              <w:bottom w:w="70" w:type="dxa"/>
+              <w:end w:w="140" w:type="dxa"/>
+            </w:tcMar>
+          </w:tcPr>
+          <w:p>
+            <w:pPr>
+              <w:keepNext/>
+              <w:spacing w:after="0"/>
+              <w:jc w:val="center"/>
+            </w:pPr>
+            <w:r>
+              <w:rPr>
+                <w:b/>
+                <w:color w:val="B7791F"/>
+                <w:sz w:val="17"/>
+              </w:rPr>
+              <w:t>◆ ¿DOCX, SQL y manifiesto válidos?</w:t>
+            </w:r>
+          </w:p>
+          <w:p>
+            <w:pPr>
+              <w:keepNext/>
+              <w:spacing w:after="0"/>
+              <w:jc w:val="center"/>
+            </w:pPr>
+            <w:r>
+              <w:rPr>
+                <w:sz w:val="15"/>
+              </w:rPr>
+              <w:t>No: diagnóstico con código; no se emite ningún artefacto</w:t>
+            </w:r>
+          </w:p>
+        </w:tc>
+      </w:tr>
+      <w:tr>
+        <w:trPr>
+          <w:cantSplit w:val="true"/>
+        </w:trPr>
+        <w:tc>
+          <w:tcPr>
+            <w:tcW w:type="dxa" w:w="1871"/>
+          </w:tcPr>
+          <w:p>
+            <w:pPr>
+              <w:keepNext/>
+            </w:pPr>
+          </w:p>
+        </w:tc>
+        <w:tc>
+          <w:tcPr>
+            <w:tcW w:type="dxa" w:w="6350"/>
+          </w:tcPr>
+          <w:p>
+            <w:pPr>
+              <w:keepNext/>
+              <w:spacing w:after="0" w:line="216" w:lineRule="auto"/>
+              <w:jc w:val="center"/>
+            </w:pPr>
+            <w:r>
+              <w:rPr>
+                <w:color w:val="4A5563"/>
+                <w:sz w:val="18"/>
+              </w:rPr>
+              <w:t>▼</w:t>
+            </w:r>
+            <w:r>
+              <w:rPr>
+                <w:b/>
+                <w:color w:val="B7791F"/>
+                <w:sz w:val="15"/>
+              </w:rPr>
+              <w:t xml:space="preserve">  Sí</w:t>
+            </w:r>
+          </w:p>
+        </w:tc>
+      </w:tr>
+      <w:tr>
+        <w:trPr>
+          <w:cantSplit w:val="true"/>
+        </w:trPr>
+        <w:tc>
+          <w:tcPr>
+            <w:tcW w:type="dxa" w:w="1871"/>
+            <w:vAlign w:val="center"/>
+            <w:tcMar>
+              <w:top w:w="40" w:type="dxa"/>
+              <w:start w:w="60" w:type="dxa"/>
+              <w:bottom w:w="40" w:type="dxa"/>
+              <w:end w:w="140" w:type="dxa"/>
+            </w:tcMar>
+          </w:tcPr>
+          <w:p>
+            <w:pPr>
+              <w:keepNext/>
+              <w:spacing w:after="0"/>
+              <w:jc w:val="right"/>
+            </w:pPr>
+            <w:r>
+              <w:rPr>
+                <w:rFonts w:ascii="Aptos" w:hAnsi="Aptos"/>
+                <w:b/>
+                <w:color w:val="4A5563"/>
+                <w:sz w:val="14"/>
+              </w:rPr>
+              <w:t>COMPILADOR</w:t>
+            </w:r>
+          </w:p>
+        </w:tc>
+        <w:tc>
+          <w:tcPr>
+            <w:tcW w:type="dxa" w:w="6350"/>
+            <w:vAlign w:val="center"/>
+            <w:shd w:fill="E8EDF2"/>
+            <w:tcBorders>
+              <w:top w:val="single" w:sz="8" w:space="0" w:color="283848"/>
+              <w:left w:val="single" w:sz="8" w:space="0" w:color="283848"/>
+              <w:bottom w:val="single" w:sz="8" w:space="0" w:color="283848"/>
+              <w:right w:val="single" w:sz="8" w:space="0" w:color="283848"/>
+            </w:tcBorders>
+            <w:tcMar>
+              <w:top w:w="70" w:type="dxa"/>
+              <w:start w:w="140" w:type="dxa"/>
+              <w:bottom w:w="70" w:type="dxa"/>
+              <w:end w:w="140" w:type="dxa"/>
+            </w:tcMar>
+          </w:tcPr>
+          <w:p>
+            <w:pPr>
+              <w:keepNext/>
+              <w:spacing w:after="0"/>
+              <w:jc w:val="center"/>
+            </w:pPr>
+            <w:r>
+              <w:rPr>
+                <w:b/>
+                <w:color w:val="283848"/>
+                <w:sz w:val="17"/>
+              </w:rPr>
+              <w:t>Emisión automática</w:t>
+            </w:r>
+          </w:p>
+          <w:p>
+            <w:pPr>
+              <w:keepNext/>
+              <w:spacing w:after="0"/>
+              <w:jc w:val="center"/>
+            </w:pPr>
+            <w:r>
+              <w:rPr>
+                <w:sz w:val="15"/>
+              </w:rPr>
+              <w:t>template.json, validation.json y apex_process.sql</w:t>
+            </w:r>
+          </w:p>
+        </w:tc>
+      </w:tr>
+      <w:tr>
+        <w:trPr>
+          <w:cantSplit w:val="true"/>
+        </w:trPr>
+        <w:tc>
+          <w:tcPr>
+            <w:tcW w:type="dxa" w:w="1871"/>
+          </w:tcPr>
+          <w:p>
+            <w:pPr>
+              <w:keepNext/>
+            </w:pPr>
+          </w:p>
+        </w:tc>
+        <w:tc>
+          <w:tcPr>
+            <w:tcW w:type="dxa" w:w="6350"/>
+          </w:tcPr>
+          <w:p>
+            <w:pPr>
+              <w:keepNext/>
+              <w:spacing w:after="0" w:line="216" w:lineRule="auto"/>
+              <w:jc w:val="center"/>
+            </w:pPr>
+            <w:r>
+              <w:rPr>
+                <w:color w:val="4A5563"/>
+                <w:sz w:val="18"/>
+              </w:rPr>
+              <w:t>▼</w:t>
+            </w:r>
+          </w:p>
+        </w:tc>
+      </w:tr>
+      <w:tr>
+        <w:trPr>
+          <w:cantSplit w:val="true"/>
+        </w:trPr>
+        <w:tc>
+          <w:tcPr>
+            <w:tcW w:type="dxa" w:w="1871"/>
+            <w:vAlign w:val="center"/>
+            <w:tcMar>
+              <w:top w:w="40" w:type="dxa"/>
+              <w:start w:w="60" w:type="dxa"/>
+              <w:bottom w:w="40" w:type="dxa"/>
+              <w:end w:w="140" w:type="dxa"/>
+            </w:tcMar>
+          </w:tcPr>
+          <w:p>
+            <w:pPr>
+              <w:keepNext/>
+              <w:spacing w:after="0"/>
+              <w:jc w:val="right"/>
+            </w:pPr>
+            <w:r>
+              <w:rPr>
+                <w:rFonts w:ascii="Aptos" w:hAnsi="Aptos"/>
+                <w:b/>
+                <w:color w:val="4A5563"/>
+                <w:sz w:val="14"/>
+              </w:rPr>
+              <w:t>DESARROLLADOR APEX</w:t>
+            </w:r>
+          </w:p>
+        </w:tc>
+        <w:tc>
+          <w:tcPr>
+            <w:tcW w:type="dxa" w:w="6350"/>
+            <w:vAlign w:val="center"/>
+            <w:shd w:fill="E8EDF2"/>
+            <w:tcBorders>
+              <w:top w:val="single" w:sz="8" w:space="0" w:color="283848"/>
+              <w:left w:val="single" w:sz="8" w:space="0" w:color="283848"/>
+              <w:bottom w:val="single" w:sz="8" w:space="0" w:color="283848"/>
+              <w:right w:val="single" w:sz="8" w:space="0" w:color="283848"/>
+            </w:tcBorders>
+            <w:tcMar>
+              <w:top w:w="70" w:type="dxa"/>
+              <w:start w:w="140" w:type="dxa"/>
+              <w:bottom w:w="70" w:type="dxa"/>
+              <w:end w:w="140" w:type="dxa"/>
+            </w:tcMar>
+          </w:tcPr>
+          <w:p>
+            <w:pPr>
+              <w:keepNext/>
+              <w:spacing w:after="0"/>
+              <w:jc w:val="center"/>
+            </w:pPr>
+            <w:r>
+              <w:rPr>
+                <w:b/>
+                <w:color w:val="283848"/>
+                <w:sz w:val="17"/>
+              </w:rPr>
+              <w:t>Proceso de descarga</w:t>
+            </w:r>
+          </w:p>
+          <w:p>
+            <w:pPr>
+              <w:keepNext/>
+              <w:spacing w:after="0"/>
+              <w:jc w:val="center"/>
+            </w:pPr>
+            <w:r>
+              <w:rPr>
+                <w:sz w:val="15"/>
+              </w:rPr>
+              <w:t>contiene el bloque apex_process.sql sin edición</w:t>
+            </w:r>
+          </w:p>
+        </w:tc>
+      </w:tr>
+      <w:tr>
+        <w:trPr>
+          <w:cantSplit w:val="true"/>
+        </w:trPr>
+        <w:tc>
+          <w:tcPr>
+            <w:tcW w:type="dxa" w:w="1871"/>
+          </w:tcPr>
+          <w:p>
+            <w:pPr>
+              <w:keepNext/>
+            </w:pPr>
+          </w:p>
+        </w:tc>
+        <w:tc>
+          <w:tcPr>
+            <w:tcW w:type="dxa" w:w="6350"/>
+          </w:tcPr>
+          <w:p>
+            <w:pPr>
+              <w:keepNext/>
+              <w:spacing w:after="0" w:line="216" w:lineRule="auto"/>
+              <w:jc w:val="center"/>
+            </w:pPr>
+            <w:r>
+              <w:rPr>
+                <w:color w:val="4A5563"/>
+                <w:sz w:val="18"/>
+              </w:rPr>
+              <w:t>▼</w:t>
+            </w:r>
+          </w:p>
+        </w:tc>
+      </w:tr>
+      <w:tr>
+        <w:trPr>
+          <w:cantSplit w:val="true"/>
+        </w:trPr>
+        <w:tc>
+          <w:tcPr>
+            <w:tcW w:type="dxa" w:w="1871"/>
+            <w:vAlign w:val="center"/>
+            <w:tcMar>
+              <w:top w:w="40" w:type="dxa"/>
+              <w:start w:w="60" w:type="dxa"/>
+              <w:bottom w:w="40" w:type="dxa"/>
+              <w:end w:w="140" w:type="dxa"/>
+            </w:tcMar>
+          </w:tcPr>
+          <w:p>
+            <w:pPr>
+              <w:keepNext/>
+              <w:spacing w:after="0"/>
+              <w:jc w:val="right"/>
+            </w:pPr>
+            <w:r>
+              <w:rPr>
+                <w:rFonts w:ascii="Aptos" w:hAnsi="Aptos"/>
+                <w:b/>
+                <w:color w:val="4A5563"/>
+                <w:sz w:val="14"/>
+              </w:rPr>
+              <w:t>PKG_CORPORATE_REPORTS</w:t>
+            </w:r>
+          </w:p>
+        </w:tc>
+        <w:tc>
+          <w:tcPr>
+            <w:tcW w:type="dxa" w:w="6350"/>
+            <w:vAlign w:val="center"/>
+            <w:shd w:fill="E8EDF2"/>
+            <w:tcBorders>
+              <w:top w:val="single" w:sz="8" w:space="0" w:color="283848"/>
+              <w:left w:val="single" w:sz="8" w:space="0" w:color="283848"/>
+              <w:bottom w:val="single" w:sz="8" w:space="0" w:color="283848"/>
+              <w:right w:val="single" w:sz="8" w:space="0" w:color="283848"/>
+            </w:tcBorders>
+            <w:tcMar>
+              <w:top w:w="70" w:type="dxa"/>
+              <w:start w:w="140" w:type="dxa"/>
+              <w:bottom w:w="70" w:type="dxa"/>
+              <w:end w:w="140" w:type="dxa"/>
+            </w:tcMar>
+          </w:tcPr>
+          <w:p>
+            <w:pPr>
+              <w:keepNext/>
+              <w:spacing w:after="0"/>
+              <w:jc w:val="center"/>
+            </w:pPr>
+            <w:r>
+              <w:rPr>
+                <w:b/>
+                <w:color w:val="283848"/>
+                <w:sz w:val="17"/>
+              </w:rPr>
+              <w:t>DOWNLOAD_QUERY</w:t>
+            </w:r>
+          </w:p>
+          <w:p>
+            <w:pPr>
+              <w:keepNext/>
+              <w:spacing w:after="0"/>
+              <w:jc w:val="center"/>
+            </w:pPr>
+            <w:r>
+              <w:rPr>
+                <w:sz w:val="15"/>
+              </w:rPr>
+              <w:t>sesión → binds tipados → APEX_EXEC → columnas → campos → estilos</w:t>
+            </w:r>
+          </w:p>
+        </w:tc>
+      </w:tr>
+      <w:tr>
+        <w:trPr>
+          <w:cantSplit w:val="true"/>
+        </w:trPr>
+        <w:tc>
+          <w:tcPr>
+            <w:tcW w:type="dxa" w:w="1871"/>
+          </w:tcPr>
+          <w:p>
+            <w:pPr>
+              <w:keepNext/>
+            </w:pPr>
+          </w:p>
+        </w:tc>
+        <w:tc>
+          <w:tcPr>
+            <w:tcW w:type="dxa" w:w="6350"/>
+          </w:tcPr>
+          <w:p>
+            <w:pPr>
+              <w:keepNext/>
+              <w:spacing w:after="0" w:line="216" w:lineRule="auto"/>
+              <w:jc w:val="center"/>
+            </w:pPr>
+            <w:r>
+              <w:rPr>
+                <w:color w:val="4A5563"/>
+                <w:sz w:val="18"/>
+              </w:rPr>
+              <w:t>▼</w:t>
+            </w:r>
+          </w:p>
+        </w:tc>
+      </w:tr>
+      <w:tr>
+        <w:trPr>
+          <w:cantSplit w:val="true"/>
+        </w:trPr>
+        <w:tc>
+          <w:tcPr>
+            <w:tcW w:type="dxa" w:w="1871"/>
+            <w:vAlign w:val="center"/>
+            <w:tcMar>
+              <w:top w:w="40" w:type="dxa"/>
+              <w:start w:w="60" w:type="dxa"/>
+              <w:bottom w:w="40" w:type="dxa"/>
+              <w:end w:w="140" w:type="dxa"/>
+            </w:tcMar>
+          </w:tcPr>
+          <w:p>
+            <w:pPr>
+              <w:keepNext/>
+              <w:spacing w:after="0"/>
+              <w:jc w:val="right"/>
+            </w:pPr>
+            <w:r>
+              <w:rPr>
+                <w:rFonts w:ascii="Aptos" w:hAnsi="Aptos"/>
+                <w:b/>
+                <w:color w:val="4A5563"/>
+                <w:sz w:val="14"/>
+              </w:rPr>
+              <w:t>APEX_DATA_EXPORT</w:t>
+            </w:r>
+          </w:p>
+        </w:tc>
+        <w:tc>
+          <w:tcPr>
+            <w:tcW w:type="dxa" w:w="6350"/>
+            <w:vAlign w:val="center"/>
+            <w:shd w:fill="E8EDF2"/>
+            <w:tcBorders>
+              <w:top w:val="single" w:sz="8" w:space="0" w:color="283848"/>
+              <w:left w:val="single" w:sz="8" w:space="0" w:color="283848"/>
+              <w:bottom w:val="single" w:sz="8" w:space="0" w:color="283848"/>
+              <w:right w:val="single" w:sz="8" w:space="0" w:color="283848"/>
+            </w:tcBorders>
+            <w:tcMar>
+              <w:top w:w="70" w:type="dxa"/>
+              <w:start w:w="140" w:type="dxa"/>
+              <w:bottom w:w="70" w:type="dxa"/>
+              <w:end w:w="140" w:type="dxa"/>
+            </w:tcMar>
+          </w:tcPr>
+          <w:p>
+            <w:pPr>
+              <w:keepNext/>
+              <w:spacing w:after="0"/>
+              <w:jc w:val="center"/>
+            </w:pPr>
+            <w:r>
+              <w:rPr>
+                <w:b/>
+                <w:color w:val="283848"/>
+                <w:sz w:val="17"/>
+              </w:rPr>
+              <w:t>PDF o XLSX</w:t>
+            </w:r>
+          </w:p>
+          <w:p>
+            <w:pPr>
+              <w:keepNext/>
+              <w:spacing w:after="0"/>
+              <w:jc w:val="center"/>
+            </w:pPr>
+            <w:r>
+              <w:rPr>
+                <w:sz w:val="15"/>
+              </w:rPr>
+              <w:t>descarga al navegador</w:t>
+            </w:r>
+          </w:p>
+        </w:tc>
+      </w:tr>
+    </w:tbl>
+    <w:p>
+      <w:pPr>
+        <w:spacing w:before="60"/>
+        <w:jc w:val="center"/>
+      </w:pPr>
+      <w:r>
+        <w:rPr>
+          <w:i/>
+          <w:color w:val="4A5563"/>
+          <w:sz w:val="16"/>
+        </w:rPr>
+        <w:t>Figura 1. Flujo contractual: fase local y fase de ejecución</w:t>
+      </w:r>
+    </w:p>
+    <w:p>
+      <w:r>
+        <w:t>Los artefactos del paso 4 se emiten siempre de forma automática a partir de las tres entradas; ninguno se redacta a mano. Toda modificación de la plantilla se propaga recompilando. El manifiesto y la consulta permanecen bajo control directo de Informática: pueden generarse como esqueleto desde el DOCX y editarse libremente después.</w:t>
+      </w:r>
+    </w:p>
     <w:p>
       <w:pPr>
         <w:pStyle w:val="Heading1"/>
@@ -661,13 +1472,7 @@
         <w:t>page_header</w:t>
       </w:r>
       <w:r>
-        <w:t>, no como contenido de cuerpo exclusivo</w:t>
-      </w:r>
-      <w:r>
-        <w:t xml:space="preserve"> </w:t>
-      </w:r>
-      <w:r>
-        <w:t>de la primera página; el renderizador puede repetirlo en cada página del PDF.</w:t>
+        <w:t>, no como contenido de cuerpo exclusivo de la primera página; el renderizador puede repetirlo en cada página del PDF.</w:t>
       </w:r>
     </w:p>
     <w:p>
@@ -825,7 +1630,6 @@
             <w:r>
               <w:rPr>
                 <w:rFonts w:ascii="Aptos" w:hAnsi="Aptos"/>
-                <w:color w:val="233648"/>
                 <w:sz w:val="16"/>
               </w:rPr>
               <w:t>DNI</w:t>
@@ -852,7 +1656,6 @@
             <w:r>
               <w:rPr>
                 <w:rFonts w:ascii="Aptos" w:hAnsi="Aptos"/>
-                <w:color w:val="233648"/>
                 <w:sz w:val="16"/>
               </w:rPr>
               <w:t>{{COLUMN:VDNI}}</w:t>
@@ -883,7 +1686,6 @@
             <w:r>
               <w:rPr>
                 <w:rFonts w:ascii="Aptos" w:hAnsi="Aptos"/>
-                <w:color w:val="233648"/>
                 <w:sz w:val="16"/>
               </w:rPr>
               <w:t>Nombre completo</w:t>
@@ -909,7 +1711,6 @@
             <w:r>
               <w:rPr>
                 <w:rFonts w:ascii="Aptos" w:hAnsi="Aptos"/>
-                <w:color w:val="233648"/>
                 <w:sz w:val="16"/>
               </w:rPr>
               <w:t>{{COLUMN:VNOM}}</w:t>
@@ -1117,7 +1918,6 @@
             <w:r>
               <w:rPr>
                 <w:rFonts w:ascii="Aptos" w:hAnsi="Aptos"/>
-                <w:color w:val="233648"/>
                 <w:sz w:val="16"/>
               </w:rPr>
               <w:t>{{REPORT_TITLE}}</w:t>
@@ -1201,7 +2001,6 @@
             <w:r>
               <w:rPr>
                 <w:rFonts w:ascii="Aptos" w:hAnsi="Aptos"/>
-                <w:color w:val="233648"/>
                 <w:sz w:val="16"/>
               </w:rPr>
               <w:t>{{FIELD:NOMBRE}}</w:t>
@@ -1285,7 +2084,6 @@
             <w:r>
               <w:rPr>
                 <w:rFonts w:ascii="Aptos" w:hAnsi="Aptos"/>
-                <w:color w:val="233648"/>
                 <w:sz w:val="16"/>
               </w:rPr>
               <w:t>{{COLUMN:ALIAS}}</w:t>
@@ -1369,7 +2167,6 @@
             <w:r>
               <w:rPr>
                 <w:rFonts w:ascii="Aptos" w:hAnsi="Aptos"/>
-                <w:color w:val="233648"/>
                 <w:sz w:val="16"/>
               </w:rPr>
               <w:t>{{GENERATED_AT}}</w:t>
@@ -1452,7 +2249,6 @@
             <w:r>
               <w:rPr>
                 <w:rFonts w:ascii="Aptos" w:hAnsi="Aptos"/>
-                <w:color w:val="233648"/>
                 <w:sz w:val="16"/>
               </w:rPr>
               <w:t>{{APP_USER}}</w:t>
@@ -1573,6 +2369,230 @@
         <w:t>.</w:t>
       </w:r>
     </w:p>
+    <w:p>
+      <w:r>
+        <w:t xml:space="preserve">Ejemplo normativo que usa las cinco formas (las plantillas de </w:t>
+      </w:r>
+      <w:r>
+        <w:rPr>
+          <w:rFonts w:ascii="Consolas" w:hAnsi="Consolas"/>
+          <w:color w:val="233648"/>
+          <w:sz w:val="16"/>
+        </w:rPr>
+        <w:t>templates/</w:t>
+      </w:r>
+      <w:r>
+        <w:t xml:space="preserve"> siguen exactamente este esquema):</w:t>
+      </w:r>
+    </w:p>
+    <w:tbl>
+      <w:tblPr>
+        <w:tblW w:type="auto" w:w="0"/>
+        <w:jc w:val="center"/>
+        <w:tblLook w:firstColumn="1" w:firstRow="1" w:lastColumn="0" w:lastRow="0" w:noHBand="0" w:noVBand="1" w:val="04A0"/>
+      </w:tblPr>
+      <w:tblGrid>
+        <w:gridCol w:w="9972"/>
+      </w:tblGrid>
+      <w:tr>
+        <w:tc>
+          <w:tcPr>
+            <w:tcW w:type="dxa" w:w="9972"/>
+            <w:shd w:fill="F5F7F9"/>
+            <w:tcMar>
+              <w:top w:w="100" w:type="dxa"/>
+              <w:start w:w="140" w:type="dxa"/>
+              <w:bottom w:w="100" w:type="dxa"/>
+              <w:end w:w="140" w:type="dxa"/>
+            </w:tcMar>
+          </w:tcPr>
+          <w:p>
+            <w:pPr>
+              <w:keepLines/>
+              <w:spacing w:after="0"/>
+            </w:pPr>
+            <w:r>
+              <w:rPr>
+                <w:rFonts w:ascii="Consolas" w:hAnsi="Consolas"/>
+                <w:color w:val="233648"/>
+                <w:sz w:val="16"/>
+              </w:rPr>
+              <w:t>Párrafo de encabezado (un solo párrafo; salto de línea manual entre líneas):</w:t>
+            </w:r>
+            <w:r>
+              <w:br/>
+            </w:r>
+            <w:r>
+              <w:rPr>
+                <w:rFonts w:ascii="Consolas" w:hAnsi="Consolas"/>
+                <w:color w:val="233648"/>
+                <w:sz w:val="16"/>
+              </w:rPr>
+              <w:t xml:space="preserve">  {{REPORT_TITLE}}</w:t>
+            </w:r>
+            <w:r>
+              <w:br/>
+            </w:r>
+            <w:r>
+              <w:rPr>
+                <w:rFonts w:ascii="Consolas" w:hAnsi="Consolas"/>
+                <w:color w:val="233648"/>
+                <w:sz w:val="16"/>
+              </w:rPr>
+              <w:t xml:space="preserve">  Unidad: {{FIELD:UNIDAD}}</w:t>
+            </w:r>
+            <w:r>
+              <w:br/>
+            </w:r>
+            <w:r>
+              <w:br/>
+            </w:r>
+            <w:r>
+              <w:rPr>
+                <w:rFonts w:ascii="Consolas" w:hAnsi="Consolas"/>
+                <w:color w:val="233648"/>
+                <w:sz w:val="16"/>
+              </w:rPr>
+              <w:t>Tabla principal:</w:t>
+            </w:r>
+            <w:r>
+              <w:br/>
+            </w:r>
+            <w:r>
+              <w:rPr>
+                <w:rFonts w:ascii="Consolas" w:hAnsi="Consolas"/>
+                <w:color w:val="233648"/>
+                <w:sz w:val="16"/>
+              </w:rPr>
+              <w:t xml:space="preserve">  fila 1:  DNI              | Nombre completo  | Departamento</w:t>
+            </w:r>
+            <w:r>
+              <w:br/>
+            </w:r>
+            <w:r>
+              <w:rPr>
+                <w:rFonts w:ascii="Consolas" w:hAnsi="Consolas"/>
+                <w:color w:val="233648"/>
+                <w:sz w:val="16"/>
+              </w:rPr>
+              <w:t xml:space="preserve">  fila 2:  {{COLUMN:VDNI}}  | {{COLUMN:VNOM}}  | {{COLUMN:DEPARTAMENTO}}</w:t>
+            </w:r>
+            <w:r>
+              <w:br/>
+            </w:r>
+            <w:r>
+              <w:br/>
+            </w:r>
+            <w:r>
+              <w:rPr>
+                <w:rFonts w:ascii="Consolas" w:hAnsi="Consolas"/>
+                <w:color w:val="233648"/>
+                <w:sz w:val="16"/>
+              </w:rPr>
+              <w:t>Footer de la sección:</w:t>
+            </w:r>
+            <w:r>
+              <w:br/>
+            </w:r>
+            <w:r>
+              <w:rPr>
+                <w:rFonts w:ascii="Consolas" w:hAnsi="Consolas"/>
+                <w:color w:val="233648"/>
+                <w:sz w:val="16"/>
+              </w:rPr>
+              <w:t xml:space="preserve">  Usuario: {{APP_USER}} | Fecha: {{GENERATED_AT}}</w:t>
+            </w:r>
+          </w:p>
+        </w:tc>
+      </w:tr>
+    </w:tbl>
+    <w:p>
+      <w:r>
+        <w:t xml:space="preserve">Resultado compilado automáticamente en </w:t>
+      </w:r>
+      <w:r>
+        <w:rPr>
+          <w:rFonts w:ascii="Consolas" w:hAnsi="Consolas"/>
+          <w:color w:val="233648"/>
+          <w:sz w:val="16"/>
+        </w:rPr>
+        <w:t>template.json</w:t>
+      </w:r>
+      <w:r>
+        <w:t xml:space="preserve"> (extracto):</w:t>
+      </w:r>
+    </w:p>
+    <w:tbl>
+      <w:tblPr>
+        <w:tblW w:type="auto" w:w="0"/>
+        <w:jc w:val="center"/>
+        <w:tblLook w:firstColumn="1" w:firstRow="1" w:lastColumn="0" w:lastRow="0" w:noHBand="0" w:noVBand="1" w:val="04A0"/>
+      </w:tblPr>
+      <w:tblGrid>
+        <w:gridCol w:w="9972"/>
+      </w:tblGrid>
+      <w:tr>
+        <w:tc>
+          <w:tcPr>
+            <w:tcW w:type="dxa" w:w="9972"/>
+            <w:shd w:fill="F5F7F9"/>
+            <w:tcMar>
+              <w:top w:w="100" w:type="dxa"/>
+              <w:start w:w="140" w:type="dxa"/>
+              <w:bottom w:w="100" w:type="dxa"/>
+              <w:end w:w="140" w:type="dxa"/>
+            </w:tcMar>
+          </w:tcPr>
+          <w:p>
+            <w:pPr>
+              <w:keepLines/>
+              <w:spacing w:after="0"/>
+            </w:pPr>
+            <w:r>
+              <w:rPr>
+                <w:rFonts w:ascii="Consolas" w:hAnsi="Consolas"/>
+                <w:color w:val="233648"/>
+                <w:sz w:val="16"/>
+              </w:rPr>
+              <w:t>"header_template": "{{REPORT_TITLE}}\nUnidad: {{FIELD:UNIDAD}}",   // texto literal del párrafo</w:t>
+            </w:r>
+            <w:r>
+              <w:br/>
+            </w:r>
+            <w:r>
+              <w:rPr>
+                <w:rFonts w:ascii="Consolas" w:hAnsi="Consolas"/>
+                <w:color w:val="233648"/>
+                <w:sz w:val="16"/>
+              </w:rPr>
+              <w:t>"footer_template": "Usuario: {{APP_USER}} | Fecha: {{GENERATED_AT}}",</w:t>
+            </w:r>
+            <w:r>
+              <w:br/>
+            </w:r>
+            <w:r>
+              <w:rPr>
+                <w:rFonts w:ascii="Consolas" w:hAnsi="Consolas"/>
+                <w:color w:val="233648"/>
+                <w:sz w:val="16"/>
+              </w:rPr>
+              <w:t>"fields":  [{"name": "UNIDAD", "source": "CONSTANT", "value": "..."}], // del manifiesto</w:t>
+            </w:r>
+            <w:r>
+              <w:br/>
+            </w:r>
+            <w:r>
+              <w:rPr>
+                <w:rFonts w:ascii="Consolas" w:hAnsi="Consolas"/>
+                <w:color w:val="233648"/>
+                <w:sz w:val="16"/>
+              </w:rPr>
+              <w:t>"columns": [{"name": "VDNI", "heading": "DNI", ...}, ...]          // filas 1 y 2 de la tabla</w:t>
+            </w:r>
+          </w:p>
+        </w:tc>
+      </w:tr>
+    </w:tbl>
     <w:p>
       <w:r>
         <w:t>No se admite lógica dentro del DOCX: no hay bucles, condiciones, expresiones, SQL, JavaScript ni PL/SQL embebido.</w:t>
@@ -1857,7 +2877,6 @@
             <w:r>
               <w:rPr>
                 <w:rFonts w:ascii="Aptos" w:hAnsi="Aptos"/>
-                <w:color w:val="233648"/>
                 <w:sz w:val="16"/>
               </w:rPr>
               <w:t>HELVETICA</w:t>
@@ -1915,7 +2934,6 @@
             <w:r>
               <w:rPr>
                 <w:rFonts w:ascii="Aptos" w:hAnsi="Aptos"/>
-                <w:color w:val="233648"/>
                 <w:sz w:val="16"/>
               </w:rPr>
               <w:t>TIMES</w:t>
@@ -1971,7 +2989,6 @@
             <w:r>
               <w:rPr>
                 <w:rFonts w:ascii="Aptos" w:hAnsi="Aptos"/>
-                <w:color w:val="233648"/>
                 <w:sz w:val="16"/>
               </w:rPr>
               <w:t>COURIER</w:t>
@@ -3096,31 +4113,7 @@
     </w:p>
     <w:p>
       <w:r>
-        <w:t>Para conservar equivalencia con los tipos internos del package, que miden en</w:t>
-      </w:r>
-      <w:r>
-        <w:t xml:space="preserve"> </w:t>
-      </w:r>
-      <w:r>
-        <w:t>bytes, el título se limita a 255 bytes UTF-8, el nombre base del archivo a 180</w:t>
-      </w:r>
-      <w:r>
-        <w:t xml:space="preserve"> </w:t>
-      </w:r>
-      <w:r>
-        <w:t>caracteres ASCII, cada constante o máscara a 4000 bytes UTF-8 y cada nombre de</w:t>
-      </w:r>
-      <w:r>
-        <w:t xml:space="preserve"> </w:t>
-      </w:r>
-      <w:r>
-        <w:t>Page Item a 128 caracteres. El encabezado, con el título ya sustituido, no puede</w:t>
-      </w:r>
-      <w:r>
-        <w:t xml:space="preserve"> </w:t>
-      </w:r>
-      <w:r>
-        <w:t>superar 4000 bytes; el package vuelve a comprobarlo con los valores reales.</w:t>
+        <w:t>Para conservar equivalencia con los tipos internos del package, que miden en bytes, el título se limita a 255 bytes UTF-8, el nombre base del archivo a 180 caracteres ASCII, cada constante o máscara a 4000 bytes UTF-8 y cada nombre de Page Item a 128 caracteres. El encabezado, con el título ya sustituido, no puede superar 4000 bytes; el package vuelve a comprobarlo con los valores reales.</w:t>
       </w:r>
     </w:p>
     <w:p>
@@ -3275,7 +4268,6 @@
             <w:r>
               <w:rPr>
                 <w:rFonts w:ascii="Aptos" w:hAnsi="Aptos"/>
-                <w:color w:val="233648"/>
                 <w:sz w:val="16"/>
               </w:rPr>
               <w:t>ITEM</w:t>
@@ -3302,47 +4294,9 @@
             <w:r>
               <w:rPr>
                 <w:rFonts w:ascii="Aptos" w:hAnsi="Aptos"/>
-                <w:color w:val="233648"/>
                 <w:sz w:val="16"/>
               </w:rPr>
-              <w:t>item</w:t>
-            </w:r>
-            <w:r>
-              <w:rPr>
-                <w:rFonts w:ascii="Aptos" w:hAnsi="Aptos"/>
-                <w:sz w:val="16"/>
-              </w:rPr>
-              <w:t xml:space="preserve">, </w:t>
-            </w:r>
-            <w:r>
-              <w:rPr>
-                <w:rFonts w:ascii="Aptos" w:hAnsi="Aptos"/>
-                <w:color w:val="233648"/>
-                <w:sz w:val="16"/>
-              </w:rPr>
-              <w:t>type</w:t>
-            </w:r>
-            <w:r>
-              <w:rPr>
-                <w:rFonts w:ascii="Aptos" w:hAnsi="Aptos"/>
-                <w:sz w:val="16"/>
-              </w:rPr>
-              <w:t xml:space="preserve">, </w:t>
-            </w:r>
-            <w:r>
-              <w:rPr>
-                <w:rFonts w:ascii="Aptos" w:hAnsi="Aptos"/>
-                <w:color w:val="233648"/>
-                <w:sz w:val="16"/>
-              </w:rPr>
-              <w:t>format</w:t>
-            </w:r>
-            <w:r>
-              <w:rPr>
-                <w:rFonts w:ascii="Aptos" w:hAnsi="Aptos"/>
-                <w:sz w:val="16"/>
-              </w:rPr>
-              <w:t xml:space="preserve"> opcional</w:t>
+              <w:t>item, type, format opcional</w:t>
             </w:r>
           </w:p>
         </w:tc>
@@ -3366,7 +4320,6 @@
             <w:r>
               <w:rPr>
                 <w:rFonts w:ascii="Aptos" w:hAnsi="Aptos"/>
-                <w:color w:val="233648"/>
                 <w:sz w:val="16"/>
               </w:rPr>
               <w:t>P42_NOMBRE_REPORTE</w:t>
@@ -3398,7 +4351,6 @@
             <w:r>
               <w:rPr>
                 <w:rFonts w:ascii="Aptos" w:hAnsi="Aptos"/>
-                <w:color w:val="233648"/>
                 <w:sz w:val="16"/>
               </w:rPr>
               <w:t>CONTEXT</w:t>
@@ -3425,17 +4377,9 @@
             <w:r>
               <w:rPr>
                 <w:rFonts w:ascii="Aptos" w:hAnsi="Aptos"/>
-                <w:color w:val="233648"/>
                 <w:sz w:val="16"/>
               </w:rPr>
-              <w:t>key</w:t>
-            </w:r>
-            <w:r>
-              <w:rPr>
-                <w:rFonts w:ascii="Aptos" w:hAnsi="Aptos"/>
-                <w:sz w:val="16"/>
-              </w:rPr>
-              <w:t xml:space="preserve"> en lista permitida</w:t>
+              <w:t>key en lista permitida</w:t>
             </w:r>
           </w:p>
         </w:tc>
@@ -3459,40 +4403,9 @@
             <w:r>
               <w:rPr>
                 <w:rFonts w:ascii="Aptos" w:hAnsi="Aptos"/>
-                <w:color w:val="233648"/>
                 <w:sz w:val="16"/>
               </w:rPr>
-              <w:t>APP_USER</w:t>
-            </w:r>
-            <w:r>
-              <w:rPr>
-                <w:rFonts w:ascii="Aptos" w:hAnsi="Aptos"/>
-                <w:sz w:val="16"/>
-              </w:rPr>
-              <w:t xml:space="preserve">, </w:t>
-            </w:r>
-            <w:r>
-              <w:rPr>
-                <w:rFonts w:ascii="Aptos" w:hAnsi="Aptos"/>
-                <w:color w:val="233648"/>
-                <w:sz w:val="16"/>
-              </w:rPr>
-              <w:t>APP_ID</w:t>
-            </w:r>
-            <w:r>
-              <w:rPr>
-                <w:rFonts w:ascii="Aptos" w:hAnsi="Aptos"/>
-                <w:sz w:val="16"/>
-              </w:rPr>
-              <w:t xml:space="preserve">, </w:t>
-            </w:r>
-            <w:r>
-              <w:rPr>
-                <w:rFonts w:ascii="Aptos" w:hAnsi="Aptos"/>
-                <w:color w:val="233648"/>
-                <w:sz w:val="16"/>
-              </w:rPr>
-              <w:t>APP_PAGE_ID</w:t>
+              <w:t>APP_USER, APP_ID, APP_PAGE_ID</w:t>
             </w:r>
           </w:p>
         </w:tc>
@@ -3521,7 +4434,6 @@
             <w:r>
               <w:rPr>
                 <w:rFonts w:ascii="Aptos" w:hAnsi="Aptos"/>
-                <w:color w:val="233648"/>
                 <w:sz w:val="16"/>
               </w:rPr>
               <w:t>SYSTEM</w:t>
@@ -3548,32 +4460,9 @@
             <w:r>
               <w:rPr>
                 <w:rFonts w:ascii="Aptos" w:hAnsi="Aptos"/>
-                <w:color w:val="233648"/>
                 <w:sz w:val="16"/>
               </w:rPr>
-              <w:t>key</w:t>
-            </w:r>
-            <w:r>
-              <w:rPr>
-                <w:rFonts w:ascii="Aptos" w:hAnsi="Aptos"/>
-                <w:sz w:val="16"/>
-              </w:rPr>
-              <w:t xml:space="preserve"> en lista permitida, </w:t>
-            </w:r>
-            <w:r>
-              <w:rPr>
-                <w:rFonts w:ascii="Aptos" w:hAnsi="Aptos"/>
-                <w:color w:val="233648"/>
-                <w:sz w:val="16"/>
-              </w:rPr>
-              <w:t>format</w:t>
-            </w:r>
-            <w:r>
-              <w:rPr>
-                <w:rFonts w:ascii="Aptos" w:hAnsi="Aptos"/>
-                <w:sz w:val="16"/>
-              </w:rPr>
-              <w:t xml:space="preserve"> opcional</w:t>
+              <w:t>key en lista permitida, format opcional</w:t>
             </w:r>
           </w:p>
         </w:tc>
@@ -3597,7 +4486,6 @@
             <w:r>
               <w:rPr>
                 <w:rFonts w:ascii="Aptos" w:hAnsi="Aptos"/>
-                <w:color w:val="233648"/>
                 <w:sz w:val="16"/>
               </w:rPr>
               <w:t>GENERATED_AT</w:t>
@@ -3628,7 +4516,6 @@
             <w:r>
               <w:rPr>
                 <w:rFonts w:ascii="Aptos" w:hAnsi="Aptos"/>
-                <w:color w:val="233648"/>
                 <w:sz w:val="16"/>
               </w:rPr>
               <w:t>CONSTANT</w:t>
@@ -3654,7 +4541,6 @@
             <w:r>
               <w:rPr>
                 <w:rFonts w:ascii="Aptos" w:hAnsi="Aptos"/>
-                <w:color w:val="233648"/>
                 <w:sz w:val="16"/>
               </w:rPr>
               <w:t>value</w:t>
@@ -3917,7 +4803,7 @@
         <w:t>DOWNLOAD_QUERY</w:t>
       </w:r>
       <w:r>
-        <w:t xml:space="preserve"> el paquete no intenta reconstruir automáticamente los LOV declarativos de una página o IG. La consulta debe devolver la etiqueta que se desea imprimir, normalmente mediante </w:t>
+        <w:t xml:space="preserve"> el paquete no intenta reconstruir automáticamente los LOV declarativos de la página. La consulta debe devolver la etiqueta que se desea imprimir, normalmente mediante </w:t>
       </w:r>
       <w:r>
         <w:rPr>
@@ -4026,7 +4912,7 @@
         <w:t>DEPARTAMENTO_ID</w:t>
       </w:r>
       <w:r>
-        <w:t>. Esta decisión evita depender de metadatos internos del IG y hace que la consulta sea comprobable en SQL Workshop.</w:t>
+        <w:t>. Esta decisión evita depender de metadatos internos de APEX y hace que la consulta sea comprobable en SQL Workshop.</w:t>
       </w:r>
     </w:p>
     <w:p>
@@ -4164,7 +5050,7 @@
     </w:p>
     <w:p>
       <w:r>
-        <w:t>Los anchos dejan de depender de posiciones anónimas. Se configuran por alias:</w:t>
+        <w:t>Los anchos se configuran por alias, nunca por posición:</w:t>
       </w:r>
     </w:p>
     <w:tbl>
@@ -4523,19 +5409,39 @@
       </w:r>
     </w:p>
     <w:p>
-      <w:r>
-        <w:t xml:space="preserve">Para llamadas heredadas de IG, </w:t>
-      </w:r>
+      <w:pPr>
+        <w:pStyle w:val="Heading1"/>
+        <w:keepNext/>
+      </w:pPr>
+      <w:r>
+        <w:t>7. Definición JSON compilada</w:t>
+      </w:r>
+    </w:p>
+    <w:p>
+      <w:r>
+        <w:t>El formato canónico es UTF-8 y se serializa de manera determinista: claves ordenadas donde corresponda, arrays en orden semántico y sin datos de ejecución.</w:t>
+      </w:r>
+    </w:p>
+    <w:p>
       <w:r>
         <w:rPr>
           <w:rFonts w:ascii="Consolas" w:hAnsi="Consolas"/>
           <w:color w:val="233648"/>
           <w:sz w:val="16"/>
         </w:rPr>
-        <w:t>p_column_spans_json</w:t>
-      </w:r>
-      <w:r>
-        <w:t xml:space="preserve"> mantiene su semántica posicional y el marcador </w:t>
+        <w:t>template.json</w:t>
+      </w:r>
+      <w:r>
+        <w:t xml:space="preserve"> se genera </w:t>
+      </w:r>
+      <w:r>
+        <w:rPr>
+          <w:b/>
+        </w:rPr>
+        <w:t>automáticamente</w:t>
+      </w:r>
+      <w:r>
+        <w:t xml:space="preserve"> en cada compilación; nunca es una entrada. Cuando la plantilla cambia, basta recompilar para que la definición refleje las nuevas etiquetas, columnas, textos de encabezado y pie, estilos y orientación. El archivo puede abrirse y editarse directamente para inspección o pruebas, pero la siguiente compilación lo reemplaza; los ajustes permanentes se expresan en el manifiesto </w:t>
       </w:r>
       <w:r>
         <w:rPr>
@@ -4543,24 +5449,70 @@
           <w:color w:val="233648"/>
           <w:sz w:val="16"/>
         </w:rPr>
-        <w:t>"*"</w:t>
-      </w:r>
-      <w:r>
-        <w:t>. No se reinterpreta como el nuevo contrato por nombre.</w:t>
+        <w:t>.report.json</w:t>
+      </w:r>
+      <w:r>
+        <w:t xml:space="preserve"> (por ejemplo, </w:t>
+      </w:r>
+      <w:r>
+        <w:rPr>
+          <w:rFonts w:ascii="Consolas" w:hAnsi="Consolas"/>
+          <w:color w:val="233648"/>
+          <w:sz w:val="16"/>
+        </w:rPr>
+        <w:t>style_overrides</w:t>
+      </w:r>
+      <w:r>
+        <w:t xml:space="preserve"> prevalece sobre los estilos extraídos del DOCX).</w:t>
       </w:r>
     </w:p>
     <w:p>
-      <w:pPr>
-        <w:pStyle w:val="Heading1"/>
-        <w:keepNext/>
-      </w:pPr>
-      <w:r>
-        <w:t>7. Definición JSON compilada</w:t>
-      </w:r>
-    </w:p>
-    <w:p>
-      <w:r>
-        <w:t>El formato canónico es UTF-8 y se serializa de manera determinista: claves ordenadas donde corresponda, arrays en orden semántico y sin datos de ejecución.</w:t>
+      <w:r>
+        <w:t xml:space="preserve">El manifiesto </w:t>
+      </w:r>
+      <w:r>
+        <w:rPr>
+          <w:rFonts w:ascii="Consolas" w:hAnsi="Consolas"/>
+          <w:color w:val="233648"/>
+          <w:sz w:val="16"/>
+        </w:rPr>
+        <w:t>.report.json</w:t>
+      </w:r>
+      <w:r>
+        <w:t xml:space="preserve"> también puede crearse automáticamente desde el DOCX («Nuevo proyecto desde DOCX»): un binding opcional por cada </w:t>
+      </w:r>
+      <w:r>
+        <w:rPr>
+          <w:rFonts w:ascii="Consolas" w:hAnsi="Consolas"/>
+          <w:color w:val="233648"/>
+          <w:sz w:val="16"/>
+        </w:rPr>
+        <w:t>{{COLUMN:...}}</w:t>
+      </w:r>
+      <w:r>
+        <w:t xml:space="preserve"> y un campo </w:t>
+      </w:r>
+      <w:r>
+        <w:rPr>
+          <w:rFonts w:ascii="Consolas" w:hAnsi="Consolas"/>
+          <w:color w:val="233648"/>
+          <w:sz w:val="16"/>
+        </w:rPr>
+        <w:t>ITEM</w:t>
+      </w:r>
+      <w:r>
+        <w:t xml:space="preserve"> por cada </w:t>
+      </w:r>
+      <w:r>
+        <w:rPr>
+          <w:rFonts w:ascii="Consolas" w:hAnsi="Consolas"/>
+          <w:color w:val="233648"/>
+          <w:sz w:val="16"/>
+        </w:rPr>
+        <w:t>{{FIELD:...}}</w:t>
+      </w:r>
+      <w:r>
+        <w:t>. Esa generación nunca sobrescribe un manifiesto existente; a partir de entonces el manifiesto se mantiene editándolo directamente.</w:t>
       </w:r>
     </w:p>
     <w:p>
@@ -4707,7 +5659,6 @@
             <w:r>
               <w:rPr>
                 <w:rFonts w:ascii="Aptos" w:hAnsi="Aptos"/>
-                <w:color w:val="233648"/>
                 <w:sz w:val="16"/>
               </w:rPr>
               <w:t>schema</w:t>
@@ -4762,15 +5713,7 @@
                 <w:rFonts w:ascii="Aptos" w:hAnsi="Aptos"/>
                 <w:sz w:val="16"/>
               </w:rPr>
-              <w:t xml:space="preserve">exactamente </w:t>
-            </w:r>
-            <w:r>
-              <w:rPr>
-                <w:rFonts w:ascii="Aptos" w:hAnsi="Aptos"/>
-                <w:color w:val="233648"/>
-                <w:sz w:val="16"/>
-              </w:rPr>
-              <w:t>corporate-report-project/1.0</w:t>
+              <w:t>exactamente corporate-report-project/1.0</w:t>
             </w:r>
           </w:p>
         </w:tc>
@@ -4799,7 +5742,6 @@
             <w:r>
               <w:rPr>
                 <w:rFonts w:ascii="Aptos" w:hAnsi="Aptos"/>
-                <w:color w:val="233648"/>
                 <w:sz w:val="16"/>
               </w:rPr>
               <w:t>report_id</w:t>
@@ -4883,25 +5825,9 @@
             <w:r>
               <w:rPr>
                 <w:rFonts w:ascii="Aptos" w:hAnsi="Aptos"/>
-                <w:color w:val="233648"/>
                 <w:sz w:val="16"/>
               </w:rPr>
-              <w:t>template</w:t>
-            </w:r>
-            <w:r>
-              <w:rPr>
-                <w:rFonts w:ascii="Aptos" w:hAnsi="Aptos"/>
-                <w:sz w:val="16"/>
-              </w:rPr>
-              <w:t xml:space="preserve">, </w:t>
-            </w:r>
-            <w:r>
-              <w:rPr>
-                <w:rFonts w:ascii="Aptos" w:hAnsi="Aptos"/>
-                <w:color w:val="233648"/>
-                <w:sz w:val="16"/>
-              </w:rPr>
-              <w:t>query_file</w:t>
+              <w:t>template, query_file</w:t>
             </w:r>
           </w:p>
         </w:tc>
@@ -4982,7 +5908,6 @@
             <w:r>
               <w:rPr>
                 <w:rFonts w:ascii="Aptos" w:hAnsi="Aptos"/>
-                <w:color w:val="233648"/>
                 <w:sz w:val="16"/>
               </w:rPr>
               <w:t>title</w:t>
@@ -5066,7 +5991,6 @@
             <w:r>
               <w:rPr>
                 <w:rFonts w:ascii="Aptos" w:hAnsi="Aptos"/>
-                <w:color w:val="233648"/>
                 <w:sz w:val="16"/>
               </w:rPr>
               <w:t>file_name</w:t>
@@ -5121,52 +6045,7 @@
                 <w:rFonts w:ascii="Aptos" w:hAnsi="Aptos"/>
                 <w:sz w:val="16"/>
               </w:rPr>
-              <w:t xml:space="preserve">letras, números, </w:t>
-            </w:r>
-            <w:r>
-              <w:rPr>
-                <w:rFonts w:ascii="Aptos" w:hAnsi="Aptos"/>
-                <w:color w:val="233648"/>
-                <w:sz w:val="16"/>
-              </w:rPr>
-              <w:t>_</w:t>
-            </w:r>
-            <w:r>
-              <w:rPr>
-                <w:rFonts w:ascii="Aptos" w:hAnsi="Aptos"/>
-                <w:sz w:val="16"/>
-              </w:rPr>
-              <w:t xml:space="preserve"> o </w:t>
-            </w:r>
-            <w:r>
-              <w:rPr>
-                <w:rFonts w:ascii="Aptos" w:hAnsi="Aptos"/>
-                <w:color w:val="233648"/>
-                <w:sz w:val="16"/>
-              </w:rPr>
-              <w:t>-</w:t>
-            </w:r>
-            <w:r>
-              <w:rPr>
-                <w:rFonts w:ascii="Aptos" w:hAnsi="Aptos"/>
-                <w:sz w:val="16"/>
-              </w:rPr>
-              <w:t xml:space="preserve">; máximo 180; por defecto </w:t>
-            </w:r>
-            <w:r>
-              <w:rPr>
-                <w:rFonts w:ascii="Aptos" w:hAnsi="Aptos"/>
-                <w:color w:val="233648"/>
-                <w:sz w:val="16"/>
-              </w:rPr>
-              <w:t>report_id</w:t>
-            </w:r>
-            <w:r>
-              <w:rPr>
-                <w:rFonts w:ascii="Aptos" w:hAnsi="Aptos"/>
-                <w:sz w:val="16"/>
-              </w:rPr>
-              <w:t xml:space="preserve"> en minúsculas</w:t>
+              <w:t>letras, números, _ o -; máximo 180; por defecto report_id en minúsculas</w:t>
             </w:r>
           </w:p>
         </w:tc>
@@ -5195,7 +6074,6 @@
             <w:r>
               <w:rPr>
                 <w:rFonts w:ascii="Aptos" w:hAnsi="Aptos"/>
-                <w:color w:val="233648"/>
                 <w:sz w:val="16"/>
               </w:rPr>
               <w:t>max_rows</w:t>
@@ -5279,7 +6157,6 @@
             <w:r>
               <w:rPr>
                 <w:rFonts w:ascii="Aptos" w:hAnsi="Aptos"/>
-                <w:color w:val="233648"/>
                 <w:sz w:val="16"/>
               </w:rPr>
               <w:t>orientation</w:t>
@@ -5332,47 +6209,9 @@
             <w:r>
               <w:rPr>
                 <w:rFonts w:ascii="Aptos" w:hAnsi="Aptos"/>
-                <w:color w:val="233648"/>
                 <w:sz w:val="16"/>
               </w:rPr>
-              <w:t>AUTO</w:t>
-            </w:r>
-            <w:r>
-              <w:rPr>
-                <w:rFonts w:ascii="Aptos" w:hAnsi="Aptos"/>
-                <w:sz w:val="16"/>
-              </w:rPr>
-              <w:t xml:space="preserve">, </w:t>
-            </w:r>
-            <w:r>
-              <w:rPr>
-                <w:rFonts w:ascii="Aptos" w:hAnsi="Aptos"/>
-                <w:color w:val="233648"/>
-                <w:sz w:val="16"/>
-              </w:rPr>
-              <w:t>PORTRAIT</w:t>
-            </w:r>
-            <w:r>
-              <w:rPr>
-                <w:rFonts w:ascii="Aptos" w:hAnsi="Aptos"/>
-                <w:sz w:val="16"/>
-              </w:rPr>
-              <w:t xml:space="preserve"> o </w:t>
-            </w:r>
-            <w:r>
-              <w:rPr>
-                <w:rFonts w:ascii="Aptos" w:hAnsi="Aptos"/>
-                <w:color w:val="233648"/>
-                <w:sz w:val="16"/>
-              </w:rPr>
-              <w:t>LANDSCAPE</w:t>
-            </w:r>
-            <w:r>
-              <w:rPr>
-                <w:rFonts w:ascii="Aptos" w:hAnsi="Aptos"/>
-                <w:sz w:val="16"/>
-              </w:rPr>
-              <w:t>; si falta, se usa la orientación de la página Word</w:t>
+              <w:t>AUTO, PORTRAIT o LANDSCAPE; si falta, se usa la orientación de la página Word</w:t>
             </w:r>
           </w:p>
         </w:tc>
@@ -5401,7 +6240,6 @@
             <w:r>
               <w:rPr>
                 <w:rFonts w:ascii="Aptos" w:hAnsi="Aptos"/>
-                <w:color w:val="233648"/>
                 <w:sz w:val="16"/>
               </w:rPr>
               <w:t>format_item</w:t>
@@ -5456,37 +6294,7 @@
                 <w:rFonts w:ascii="Aptos" w:hAnsi="Aptos"/>
                 <w:sz w:val="16"/>
               </w:rPr>
-              <w:t>Page Item cuyo valor (</w:t>
-            </w:r>
-            <w:r>
-              <w:rPr>
-                <w:rFonts w:ascii="Aptos" w:hAnsi="Aptos"/>
-                <w:color w:val="233648"/>
-                <w:sz w:val="16"/>
-              </w:rPr>
-              <w:t>PDF</w:t>
-            </w:r>
-            <w:r>
-              <w:rPr>
-                <w:rFonts w:ascii="Aptos" w:hAnsi="Aptos"/>
-                <w:sz w:val="16"/>
-              </w:rPr>
-              <w:t xml:space="preserve"> o </w:t>
-            </w:r>
-            <w:r>
-              <w:rPr>
-                <w:rFonts w:ascii="Aptos" w:hAnsi="Aptos"/>
-                <w:color w:val="233648"/>
-                <w:sz w:val="16"/>
-              </w:rPr>
-              <w:t>XLSX</w:t>
-            </w:r>
-            <w:r>
-              <w:rPr>
-                <w:rFonts w:ascii="Aptos" w:hAnsi="Aptos"/>
-                <w:sz w:val="16"/>
-              </w:rPr>
-              <w:t>) elige el formato en ejecución</w:t>
+              <w:t>Page Item cuyo valor (PDF o XLSX) elige el formato en ejecución</w:t>
             </w:r>
           </w:p>
         </w:tc>
@@ -5515,7 +6323,6 @@
             <w:r>
               <w:rPr>
                 <w:rFonts w:ascii="Aptos" w:hAnsi="Aptos"/>
-                <w:color w:val="233648"/>
                 <w:sz w:val="16"/>
               </w:rPr>
               <w:t>orientation_item</w:t>
@@ -5570,52 +6377,7 @@
                 <w:rFonts w:ascii="Aptos" w:hAnsi="Aptos"/>
                 <w:sz w:val="16"/>
               </w:rPr>
-              <w:t>Page Item cuyo valor (</w:t>
-            </w:r>
-            <w:r>
-              <w:rPr>
-                <w:rFonts w:ascii="Aptos" w:hAnsi="Aptos"/>
-                <w:color w:val="233648"/>
-                <w:sz w:val="16"/>
-              </w:rPr>
-              <w:t>AUTO</w:t>
-            </w:r>
-            <w:r>
-              <w:rPr>
-                <w:rFonts w:ascii="Aptos" w:hAnsi="Aptos"/>
-                <w:sz w:val="16"/>
-              </w:rPr>
-              <w:t xml:space="preserve">, </w:t>
-            </w:r>
-            <w:r>
-              <w:rPr>
-                <w:rFonts w:ascii="Aptos" w:hAnsi="Aptos"/>
-                <w:color w:val="233648"/>
-                <w:sz w:val="16"/>
-              </w:rPr>
-              <w:t>PORTRAIT</w:t>
-            </w:r>
-            <w:r>
-              <w:rPr>
-                <w:rFonts w:ascii="Aptos" w:hAnsi="Aptos"/>
-                <w:sz w:val="16"/>
-              </w:rPr>
-              <w:t xml:space="preserve">, </w:t>
-            </w:r>
-            <w:r>
-              <w:rPr>
-                <w:rFonts w:ascii="Aptos" w:hAnsi="Aptos"/>
-                <w:color w:val="233648"/>
-                <w:sz w:val="16"/>
-              </w:rPr>
-              <w:t>LANDSCAPE</w:t>
-            </w:r>
-            <w:r>
-              <w:rPr>
-                <w:rFonts w:ascii="Aptos" w:hAnsi="Aptos"/>
-                <w:sz w:val="16"/>
-              </w:rPr>
-              <w:t>) elige la orientación</w:t>
+              <w:t>Page Item cuyo valor (AUTO, PORTRAIT, LANDSCAPE) elige la orientación</w:t>
             </w:r>
           </w:p>
         </w:tc>
@@ -5644,55 +6406,9 @@
             <w:r>
               <w:rPr>
                 <w:rFonts w:ascii="Aptos" w:hAnsi="Aptos"/>
-                <w:color w:val="233648"/>
                 <w:sz w:val="16"/>
               </w:rPr>
-              <w:t>bindings</w:t>
-            </w:r>
-            <w:r>
-              <w:rPr>
-                <w:rFonts w:ascii="Aptos" w:hAnsi="Aptos"/>
-                <w:sz w:val="16"/>
-              </w:rPr>
-              <w:t xml:space="preserve">, </w:t>
-            </w:r>
-            <w:r>
-              <w:rPr>
-                <w:rFonts w:ascii="Aptos" w:hAnsi="Aptos"/>
-                <w:color w:val="233648"/>
-                <w:sz w:val="16"/>
-              </w:rPr>
-              <w:t>fields</w:t>
-            </w:r>
-            <w:r>
-              <w:rPr>
-                <w:rFonts w:ascii="Aptos" w:hAnsi="Aptos"/>
-                <w:sz w:val="16"/>
-              </w:rPr>
-              <w:t xml:space="preserve">, </w:t>
-            </w:r>
-            <w:r>
-              <w:rPr>
-                <w:rFonts w:ascii="Aptos" w:hAnsi="Aptos"/>
-                <w:color w:val="233648"/>
-                <w:sz w:val="16"/>
-              </w:rPr>
-              <w:t>excluded_columns</w:t>
-            </w:r>
-            <w:r>
-              <w:rPr>
-                <w:rFonts w:ascii="Aptos" w:hAnsi="Aptos"/>
-                <w:sz w:val="16"/>
-              </w:rPr>
-              <w:t xml:space="preserve">, </w:t>
-            </w:r>
-            <w:r>
-              <w:rPr>
-                <w:rFonts w:ascii="Aptos" w:hAnsi="Aptos"/>
-                <w:color w:val="233648"/>
-                <w:sz w:val="16"/>
-              </w:rPr>
-              <w:t>column_widths</w:t>
+              <w:t>bindings, fields, excluded_columns, column_widths</w:t>
             </w:r>
           </w:p>
         </w:tc>
@@ -5773,7 +6489,6 @@
             <w:r>
               <w:rPr>
                 <w:rFonts w:ascii="Aptos" w:hAnsi="Aptos"/>
-                <w:color w:val="233648"/>
                 <w:sz w:val="16"/>
               </w:rPr>
               <w:t>columns</w:t>
@@ -5828,22 +6543,7 @@
                 <w:rFonts w:ascii="Aptos" w:hAnsi="Aptos"/>
                 <w:sz w:val="16"/>
               </w:rPr>
-              <w:t xml:space="preserve">array </w:t>
-            </w:r>
-            <w:r>
-              <w:rPr>
-                <w:rFonts w:ascii="Aptos" w:hAnsi="Aptos"/>
-                <w:color w:val="233648"/>
-                <w:sz w:val="16"/>
-              </w:rPr>
-              <w:t>{name, alignment, format_mask}</w:t>
-            </w:r>
-            <w:r>
-              <w:rPr>
-                <w:rFonts w:ascii="Aptos" w:hAnsi="Aptos"/>
-                <w:sz w:val="16"/>
-              </w:rPr>
-              <w:t xml:space="preserve"> que ajusta una columna por alias</w:t>
+              <w:t>array {name, alignment, format_mask} que ajusta una columna por alias</w:t>
             </w:r>
           </w:p>
         </w:tc>
@@ -5871,7 +6571,6 @@
             <w:r>
               <w:rPr>
                 <w:rFonts w:ascii="Aptos" w:hAnsi="Aptos"/>
-                <w:color w:val="233648"/>
                 <w:sz w:val="16"/>
               </w:rPr>
               <w:t>style_overrides</w:t>
@@ -5948,74 +6647,7 @@
         <w:t>null</w:t>
       </w:r>
       <w:r>
-        <w:t xml:space="preserve"> u objeto</w:t>
-      </w:r>
-      <w:r>
-        <w:t xml:space="preserve"> </w:t>
-      </w:r>
-      <w:r>
-        <w:t>en su lugar es error. No se admiten claves JSON duplicadas. Los alias obsoletos</w:t>
-      </w:r>
-      <w:r>
-        <w:t xml:space="preserve"> </w:t>
-      </w:r>
-      <w:r>
-        <w:rPr>
-          <w:rFonts w:ascii="Consolas" w:hAnsi="Consolas"/>
-          <w:color w:val="233648"/>
-          <w:sz w:val="16"/>
-        </w:rPr>
-        <w:t>binds</w:t>
-      </w:r>
-      <w:r>
-        <w:t xml:space="preserve">, </w:t>
-      </w:r>
-      <w:r>
-        <w:rPr>
-          <w:rFonts w:ascii="Consolas" w:hAnsi="Consolas"/>
-          <w:color w:val="233648"/>
-          <w:sz w:val="16"/>
-        </w:rPr>
-        <w:t>exclude_columns</w:t>
-      </w:r>
-      <w:r>
-        <w:t xml:space="preserve">, </w:t>
-      </w:r>
-      <w:r>
-        <w:rPr>
-          <w:rFonts w:ascii="Consolas" w:hAnsi="Consolas"/>
-          <w:color w:val="233648"/>
-          <w:sz w:val="16"/>
-        </w:rPr>
-        <w:t>name</w:t>
-      </w:r>
-      <w:r>
-        <w:t xml:space="preserve"> (en un bind), </w:t>
-      </w:r>
-      <w:r>
-        <w:rPr>
-          <w:rFonts w:ascii="Consolas" w:hAnsi="Consolas"/>
-          <w:color w:val="233648"/>
-          <w:sz w:val="16"/>
-        </w:rPr>
-        <w:t>format</w:t>
-      </w:r>
-      <w:r>
-        <w:t xml:space="preserve"> (en un bind) y</w:t>
-      </w:r>
-      <w:r>
-        <w:t xml:space="preserve"> </w:t>
-      </w:r>
-      <w:r>
-        <w:rPr>
-          <w:rFonts w:ascii="Consolas" w:hAnsi="Consolas"/>
-          <w:color w:val="233648"/>
-          <w:sz w:val="16"/>
-        </w:rPr>
-        <w:t>style_overrides.header</w:t>
-      </w:r>
-      <w:r>
-        <w:t xml:space="preserve"> se aceptan solo si no aparecen junto a su clave vigente.</w:t>
+        <w:t xml:space="preserve"> u objeto en su lugar es error. No se admiten claves JSON duplicadas.</w:t>
       </w:r>
     </w:p>
     <w:p>
@@ -6028,13 +6660,7 @@
         <w:t>style_overrides</w:t>
       </w:r>
       <w:r>
-        <w:t xml:space="preserve"> admite estas zonas y claves, idénticas a las que acepta el</w:t>
-      </w:r>
-      <w:r>
-        <w:t xml:space="preserve"> </w:t>
-      </w:r>
-      <w:r>
-        <w:t>package:</w:t>
+        <w:t xml:space="preserve"> admite estas zonas y claves, idénticas a las que acepta el package:</w:t>
       </w:r>
     </w:p>
     <w:tbl>
@@ -6135,7 +6761,6 @@
             <w:r>
               <w:rPr>
                 <w:rFonts w:ascii="Aptos" w:hAnsi="Aptos"/>
-                <w:color w:val="233648"/>
                 <w:sz w:val="16"/>
               </w:rPr>
               <w:t>title</w:t>
@@ -6162,92 +6787,9 @@
             <w:r>
               <w:rPr>
                 <w:rFonts w:ascii="Aptos" w:hAnsi="Aptos"/>
-                <w:color w:val="233648"/>
                 <w:sz w:val="16"/>
               </w:rPr>
-              <w:t>font_family</w:t>
-            </w:r>
-            <w:r>
-              <w:rPr>
-                <w:rFonts w:ascii="Aptos" w:hAnsi="Aptos"/>
-                <w:sz w:val="16"/>
-              </w:rPr>
-              <w:t xml:space="preserve">, </w:t>
-            </w:r>
-            <w:r>
-              <w:rPr>
-                <w:rFonts w:ascii="Aptos" w:hAnsi="Aptos"/>
-                <w:color w:val="233648"/>
-                <w:sz w:val="16"/>
-              </w:rPr>
-              <w:t>font_size</w:t>
-            </w:r>
-            <w:r>
-              <w:rPr>
-                <w:rFonts w:ascii="Aptos" w:hAnsi="Aptos"/>
-                <w:sz w:val="16"/>
-              </w:rPr>
-              <w:t xml:space="preserve">, </w:t>
-            </w:r>
-            <w:r>
-              <w:rPr>
-                <w:rFonts w:ascii="Aptos" w:hAnsi="Aptos"/>
-                <w:color w:val="233648"/>
-                <w:sz w:val="16"/>
-              </w:rPr>
-              <w:t>font_weight</w:t>
-            </w:r>
-            <w:r>
-              <w:rPr>
-                <w:rFonts w:ascii="Aptos" w:hAnsi="Aptos"/>
-                <w:sz w:val="16"/>
-              </w:rPr>
-              <w:t xml:space="preserve">, </w:t>
-            </w:r>
-            <w:r>
-              <w:rPr>
-                <w:rFonts w:ascii="Aptos" w:hAnsi="Aptos"/>
-                <w:color w:val="233648"/>
-                <w:sz w:val="16"/>
-              </w:rPr>
-              <w:t>font_color</w:t>
-            </w:r>
-            <w:r>
-              <w:rPr>
-                <w:rFonts w:ascii="Aptos" w:hAnsi="Aptos"/>
-                <w:sz w:val="16"/>
-              </w:rPr>
-              <w:t xml:space="preserve">, </w:t>
-            </w:r>
-            <w:r>
-              <w:rPr>
-                <w:rFonts w:ascii="Aptos" w:hAnsi="Aptos"/>
-                <w:color w:val="233648"/>
-                <w:sz w:val="16"/>
-              </w:rPr>
-              <w:t>alignment</w:t>
-            </w:r>
-            <w:r>
-              <w:rPr>
-                <w:rFonts w:ascii="Aptos" w:hAnsi="Aptos"/>
-                <w:sz w:val="16"/>
-              </w:rPr>
-              <w:t xml:space="preserve"> (solo </w:t>
-            </w:r>
-            <w:r>
-              <w:rPr>
-                <w:rFonts w:ascii="Aptos" w:hAnsi="Aptos"/>
-                <w:color w:val="233648"/>
-                <w:sz w:val="16"/>
-              </w:rPr>
-              <w:t>CENTER</w:t>
-            </w:r>
-            <w:r>
-              <w:rPr>
-                <w:rFonts w:ascii="Aptos" w:hAnsi="Aptos"/>
-                <w:sz w:val="16"/>
-              </w:rPr>
-              <w:t>)</w:t>
+              <w:t>font_family, font_size, font_weight, font_color, alignment (solo CENTER)</w:t>
             </w:r>
           </w:p>
         </w:tc>
@@ -6276,7 +6818,6 @@
             <w:r>
               <w:rPr>
                 <w:rFonts w:ascii="Aptos" w:hAnsi="Aptos"/>
-                <w:color w:val="233648"/>
                 <w:sz w:val="16"/>
               </w:rPr>
               <w:t>table_header</w:t>
@@ -6305,15 +6846,7 @@
                 <w:rFonts w:ascii="Aptos" w:hAnsi="Aptos"/>
                 <w:sz w:val="16"/>
               </w:rPr>
-              <w:t xml:space="preserve">las anteriores y </w:t>
-            </w:r>
-            <w:r>
-              <w:rPr>
-                <w:rFonts w:ascii="Aptos" w:hAnsi="Aptos"/>
-                <w:color w:val="233648"/>
-                <w:sz w:val="16"/>
-              </w:rPr>
-              <w:t>background_color</w:t>
+              <w:t>las anteriores y background_color</w:t>
             </w:r>
           </w:p>
         </w:tc>
@@ -6342,7 +6875,6 @@
             <w:r>
               <w:rPr>
                 <w:rFonts w:ascii="Aptos" w:hAnsi="Aptos"/>
-                <w:color w:val="233648"/>
                 <w:sz w:val="16"/>
               </w:rPr>
               <w:t>table_body</w:t>
@@ -6369,92 +6901,9 @@
             <w:r>
               <w:rPr>
                 <w:rFonts w:ascii="Aptos" w:hAnsi="Aptos"/>
-                <w:color w:val="233648"/>
                 <w:sz w:val="16"/>
               </w:rPr>
-              <w:t>font_family</w:t>
-            </w:r>
-            <w:r>
-              <w:rPr>
-                <w:rFonts w:ascii="Aptos" w:hAnsi="Aptos"/>
-                <w:sz w:val="16"/>
-              </w:rPr>
-              <w:t xml:space="preserve">, </w:t>
-            </w:r>
-            <w:r>
-              <w:rPr>
-                <w:rFonts w:ascii="Aptos" w:hAnsi="Aptos"/>
-                <w:color w:val="233648"/>
-                <w:sz w:val="16"/>
-              </w:rPr>
-              <w:t>font_size</w:t>
-            </w:r>
-            <w:r>
-              <w:rPr>
-                <w:rFonts w:ascii="Aptos" w:hAnsi="Aptos"/>
-                <w:sz w:val="16"/>
-              </w:rPr>
-              <w:t xml:space="preserve">, </w:t>
-            </w:r>
-            <w:r>
-              <w:rPr>
-                <w:rFonts w:ascii="Aptos" w:hAnsi="Aptos"/>
-                <w:color w:val="233648"/>
-                <w:sz w:val="16"/>
-              </w:rPr>
-              <w:t>font_weight</w:t>
-            </w:r>
-            <w:r>
-              <w:rPr>
-                <w:rFonts w:ascii="Aptos" w:hAnsi="Aptos"/>
-                <w:sz w:val="16"/>
-              </w:rPr>
-              <w:t xml:space="preserve">, </w:t>
-            </w:r>
-            <w:r>
-              <w:rPr>
-                <w:rFonts w:ascii="Aptos" w:hAnsi="Aptos"/>
-                <w:color w:val="233648"/>
-                <w:sz w:val="16"/>
-              </w:rPr>
-              <w:t>font_color</w:t>
-            </w:r>
-            <w:r>
-              <w:rPr>
-                <w:rFonts w:ascii="Aptos" w:hAnsi="Aptos"/>
-                <w:sz w:val="16"/>
-              </w:rPr>
-              <w:t xml:space="preserve">, </w:t>
-            </w:r>
-            <w:r>
-              <w:rPr>
-                <w:rFonts w:ascii="Aptos" w:hAnsi="Aptos"/>
-                <w:color w:val="233648"/>
-                <w:sz w:val="16"/>
-              </w:rPr>
-              <w:t>background_color</w:t>
-            </w:r>
-            <w:r>
-              <w:rPr>
-                <w:rFonts w:ascii="Aptos" w:hAnsi="Aptos"/>
-                <w:sz w:val="16"/>
-              </w:rPr>
-              <w:t xml:space="preserve"> (la alineación es por columna; </w:t>
-            </w:r>
-            <w:r>
-              <w:rPr>
-                <w:rFonts w:ascii="Aptos" w:hAnsi="Aptos"/>
-                <w:color w:val="233648"/>
-                <w:sz w:val="16"/>
-              </w:rPr>
-              <w:t>alignment</w:t>
-            </w:r>
-            <w:r>
-              <w:rPr>
-                <w:rFonts w:ascii="Aptos" w:hAnsi="Aptos"/>
-                <w:sz w:val="16"/>
-              </w:rPr>
-              <w:t xml:space="preserve"> se ignora con advertencia)</w:t>
+              <w:t>font_family, font_size, font_weight, font_color, background_color (la alineación es por columna; alignment se ignora con advertencia)</w:t>
             </w:r>
           </w:p>
         </w:tc>
@@ -6483,7 +6932,6 @@
             <w:r>
               <w:rPr>
                 <w:rFonts w:ascii="Aptos" w:hAnsi="Aptos"/>
-                <w:color w:val="233648"/>
                 <w:sz w:val="16"/>
               </w:rPr>
               <w:t>border</w:t>
@@ -6510,25 +6958,9 @@
             <w:r>
               <w:rPr>
                 <w:rFonts w:ascii="Aptos" w:hAnsi="Aptos"/>
-                <w:color w:val="233648"/>
                 <w:sz w:val="16"/>
               </w:rPr>
-              <w:t>width</w:t>
-            </w:r>
-            <w:r>
-              <w:rPr>
-                <w:rFonts w:ascii="Aptos" w:hAnsi="Aptos"/>
-                <w:sz w:val="16"/>
-              </w:rPr>
-              <w:t xml:space="preserve">, </w:t>
-            </w:r>
-            <w:r>
-              <w:rPr>
-                <w:rFonts w:ascii="Aptos" w:hAnsi="Aptos"/>
-                <w:color w:val="233648"/>
-                <w:sz w:val="16"/>
-              </w:rPr>
-              <w:t>color</w:t>
+              <w:t>width, color</w:t>
             </w:r>
           </w:p>
         </w:tc>
@@ -6556,7 +6988,6 @@
             <w:r>
               <w:rPr>
                 <w:rFonts w:ascii="Aptos" w:hAnsi="Aptos"/>
-                <w:color w:val="233648"/>
                 <w:sz w:val="16"/>
               </w:rPr>
               <w:t>footer</w:t>
@@ -6582,70 +7013,9 @@
             <w:r>
               <w:rPr>
                 <w:rFonts w:ascii="Aptos" w:hAnsi="Aptos"/>
-                <w:color w:val="233648"/>
                 <w:sz w:val="16"/>
               </w:rPr>
-              <w:t>font_family</w:t>
-            </w:r>
-            <w:r>
-              <w:rPr>
-                <w:rFonts w:ascii="Aptos" w:hAnsi="Aptos"/>
-                <w:sz w:val="16"/>
-              </w:rPr>
-              <w:t xml:space="preserve">, </w:t>
-            </w:r>
-            <w:r>
-              <w:rPr>
-                <w:rFonts w:ascii="Aptos" w:hAnsi="Aptos"/>
-                <w:color w:val="233648"/>
-                <w:sz w:val="16"/>
-              </w:rPr>
-              <w:t>font_size</w:t>
-            </w:r>
-            <w:r>
-              <w:rPr>
-                <w:rFonts w:ascii="Aptos" w:hAnsi="Aptos"/>
-                <w:sz w:val="16"/>
-              </w:rPr>
-              <w:t xml:space="preserve">, </w:t>
-            </w:r>
-            <w:r>
-              <w:rPr>
-                <w:rFonts w:ascii="Aptos" w:hAnsi="Aptos"/>
-                <w:color w:val="233648"/>
-                <w:sz w:val="16"/>
-              </w:rPr>
-              <w:t>font_weight</w:t>
-            </w:r>
-            <w:r>
-              <w:rPr>
-                <w:rFonts w:ascii="Aptos" w:hAnsi="Aptos"/>
-                <w:sz w:val="16"/>
-              </w:rPr>
-              <w:t xml:space="preserve">, </w:t>
-            </w:r>
-            <w:r>
-              <w:rPr>
-                <w:rFonts w:ascii="Aptos" w:hAnsi="Aptos"/>
-                <w:color w:val="233648"/>
-                <w:sz w:val="16"/>
-              </w:rPr>
-              <w:t>font_color</w:t>
-            </w:r>
-            <w:r>
-              <w:rPr>
-                <w:rFonts w:ascii="Aptos" w:hAnsi="Aptos"/>
-                <w:sz w:val="16"/>
-              </w:rPr>
-              <w:t xml:space="preserve">, </w:t>
-            </w:r>
-            <w:r>
-              <w:rPr>
-                <w:rFonts w:ascii="Aptos" w:hAnsi="Aptos"/>
-                <w:color w:val="233648"/>
-                <w:sz w:val="16"/>
-              </w:rPr>
-              <w:t>alignment</w:t>
+              <w:t>font_family, font_size, font_weight, font_color, alignment</w:t>
             </w:r>
           </w:p>
         </w:tc>
@@ -6691,13 +7061,7 @@
         <w:t>LANDSCAPE</w:t>
       </w:r>
       <w:r>
-        <w:t xml:space="preserve"> y contradice la página del DOCX, el</w:t>
-      </w:r>
-      <w:r>
-        <w:t xml:space="preserve"> </w:t>
-      </w:r>
-      <w:r>
-        <w:t xml:space="preserve">compilador emite una advertencia. La orientación </w:t>
+        <w:t xml:space="preserve"> y contradice la página del DOCX, el compilador emite una advertencia. La orientación </w:t>
       </w:r>
       <w:r>
         <w:rPr>
@@ -6708,13 +7072,7 @@
         <w:t>AUTO</w:t>
       </w:r>
       <w:r>
-        <w:t xml:space="preserve"> solo se aplica cuando se</w:t>
-      </w:r>
-      <w:r>
-        <w:t xml:space="preserve"> </w:t>
-      </w:r>
-      <w:r>
-        <w:t xml:space="preserve">declara explícitamente en el proyecto o la elige el Page Item </w:t>
+        <w:t xml:space="preserve"> solo se aplica cuando se declara explícitamente en el proyecto o la elige el Page Item </w:t>
       </w:r>
       <w:r>
         <w:rPr>
@@ -6914,7 +7272,7 @@
                 <w:color w:val="233648"/>
                 <w:sz w:val="16"/>
               </w:rPr>
-              <w:t xml:space="preserve">    "header_template": "{{REPORT_TITLE}}",</w:t>
+              <w:t xml:space="preserve">    "header_template": "{{REPORT_TITLE}}\nUnidad: {{FIELD:UNIDAD}}",</w:t>
             </w:r>
             <w:r>
               <w:br/>
@@ -7068,7 +7426,7 @@
                 <w:color w:val="233648"/>
                 <w:sz w:val="16"/>
               </w:rPr>
-              <w:t xml:space="preserve">    {"name": "SOLICITANTE", "source": "ITEM", "item": "P42_SOLICITANTE", "type": "VARCHAR2"}</w:t>
+              <w:t xml:space="preserve">    {"name": "UNIDAD", "source": "CONSTANT", "value": "Oficina de Informática"}</w:t>
             </w:r>
             <w:r>
               <w:br/>
@@ -7802,7 +8160,18 @@
     </w:p>
     <w:p>
       <w:r>
-        <w:t>Se añade un procedimiento nuevo sin alterar las firmas actuales. Esta firma está congelada para la versión 1.0:</w:t>
+        <w:t xml:space="preserve">La operación pública que invoca el código generado es </w:t>
+      </w:r>
+      <w:r>
+        <w:rPr>
+          <w:rFonts w:ascii="Consolas" w:hAnsi="Consolas"/>
+          <w:color w:val="233648"/>
+          <w:sz w:val="16"/>
+        </w:rPr>
+        <w:t>DOWNLOAD_QUERY</w:t>
+      </w:r>
+      <w:r>
+        <w:t>. Esta firma está congelada para la versión 1.0:</w:t>
       </w:r>
     </w:p>
     <w:tbl>
@@ -8092,7 +8461,7 @@
         <w:t>template.json</w:t>
       </w:r>
       <w:r>
-        <w:t xml:space="preserve"> sigue siendo el artefacto canónico del compilador; el generador lo descompone en la llamada anterior. El papel es A4 y la heurística de distribución </w:t>
+        <w:t xml:space="preserve"> sigue siendo el artefacto canónico del compilador; el generador lo descompone automáticamente en los argumentos de esta llamada. El papel es A4 y la heurística de distribución </w:t>
       </w:r>
       <w:r>
         <w:rPr>
@@ -8209,7 +8578,6 @@
             <w:r>
               <w:rPr>
                 <w:rFonts w:ascii="Aptos" w:hAnsi="Aptos"/>
-                <w:color w:val="233648"/>
                 <w:sz w:val="16"/>
               </w:rPr>
               <w:t>p_bindings_json</w:t>
@@ -8238,15 +8606,7 @@
                 <w:rFonts w:ascii="Aptos" w:hAnsi="Aptos"/>
                 <w:sz w:val="16"/>
               </w:rPr>
-              <w:t xml:space="preserve">array </w:t>
-            </w:r>
-            <w:r>
-              <w:rPr>
-                <w:rFonts w:ascii="Aptos" w:hAnsi="Aptos"/>
-                <w:color w:val="233648"/>
-                <w:sz w:val="16"/>
-              </w:rPr>
-              <w:t>query.bindings</w:t>
+              <w:t>array query.bindings</w:t>
             </w:r>
           </w:p>
         </w:tc>
@@ -8275,7 +8635,6 @@
             <w:r>
               <w:rPr>
                 <w:rFonts w:ascii="Aptos" w:hAnsi="Aptos"/>
-                <w:color w:val="233648"/>
                 <w:sz w:val="16"/>
               </w:rPr>
               <w:t>p_fields_json</w:t>
@@ -8304,15 +8663,7 @@
                 <w:rFonts w:ascii="Aptos" w:hAnsi="Aptos"/>
                 <w:sz w:val="16"/>
               </w:rPr>
-              <w:t xml:space="preserve">array </w:t>
-            </w:r>
-            <w:r>
-              <w:rPr>
-                <w:rFonts w:ascii="Aptos" w:hAnsi="Aptos"/>
-                <w:color w:val="233648"/>
-                <w:sz w:val="16"/>
-              </w:rPr>
-              <w:t>fields</w:t>
+              <w:t>array fields</w:t>
             </w:r>
           </w:p>
         </w:tc>
@@ -8341,7 +8692,6 @@
             <w:r>
               <w:rPr>
                 <w:rFonts w:ascii="Aptos" w:hAnsi="Aptos"/>
-                <w:color w:val="233648"/>
                 <w:sz w:val="16"/>
               </w:rPr>
               <w:t>p_columns_json</w:t>
@@ -8370,30 +8720,7 @@
                 <w:rFonts w:ascii="Aptos" w:hAnsi="Aptos"/>
                 <w:sz w:val="16"/>
               </w:rPr>
-              <w:t xml:space="preserve">array </w:t>
-            </w:r>
-            <w:r>
-              <w:rPr>
-                <w:rFonts w:ascii="Aptos" w:hAnsi="Aptos"/>
-                <w:color w:val="233648"/>
-                <w:sz w:val="16"/>
-              </w:rPr>
-              <w:t>columns</w:t>
-            </w:r>
-            <w:r>
-              <w:rPr>
-                <w:rFonts w:ascii="Aptos" w:hAnsi="Aptos"/>
-                <w:sz w:val="16"/>
-              </w:rPr>
-              <w:t xml:space="preserve"> sin la propiedad </w:t>
-            </w:r>
-            <w:r>
-              <w:rPr>
-                <w:rFonts w:ascii="Aptos" w:hAnsi="Aptos"/>
-                <w:color w:val="233648"/>
-                <w:sz w:val="16"/>
-              </w:rPr>
-              <w:t>width</w:t>
+              <w:t>array columns sin la propiedad width</w:t>
             </w:r>
           </w:p>
         </w:tc>
@@ -8422,7 +8749,6 @@
             <w:r>
               <w:rPr>
                 <w:rFonts w:ascii="Aptos" w:hAnsi="Aptos"/>
-                <w:color w:val="233648"/>
                 <w:sz w:val="16"/>
               </w:rPr>
               <w:t>p_style_json</w:t>
@@ -8451,15 +8777,7 @@
                 <w:rFonts w:ascii="Aptos" w:hAnsi="Aptos"/>
                 <w:sz w:val="16"/>
               </w:rPr>
-              <w:t xml:space="preserve">objeto </w:t>
-            </w:r>
-            <w:r>
-              <w:rPr>
-                <w:rFonts w:ascii="Aptos" w:hAnsi="Aptos"/>
-                <w:color w:val="233648"/>
-                <w:sz w:val="16"/>
-              </w:rPr>
-              <w:t>styles</w:t>
+              <w:t>objeto styles</w:t>
             </w:r>
           </w:p>
         </w:tc>
@@ -8488,7 +8806,6 @@
             <w:r>
               <w:rPr>
                 <w:rFonts w:ascii="Aptos" w:hAnsi="Aptos"/>
-                <w:color w:val="233648"/>
                 <w:sz w:val="16"/>
               </w:rPr>
               <w:t>p_excluded_columns_json</w:t>
@@ -8517,15 +8834,7 @@
                 <w:rFonts w:ascii="Aptos" w:hAnsi="Aptos"/>
                 <w:sz w:val="16"/>
               </w:rPr>
-              <w:t xml:space="preserve">array de strings </w:t>
-            </w:r>
-            <w:r>
-              <w:rPr>
-                <w:rFonts w:ascii="Aptos" w:hAnsi="Aptos"/>
-                <w:color w:val="233648"/>
-                <w:sz w:val="16"/>
-              </w:rPr>
-              <w:t>excluded_columns</w:t>
+              <w:t>array de strings excluded_columns</w:t>
             </w:r>
           </w:p>
         </w:tc>
@@ -8553,7 +8862,6 @@
             <w:r>
               <w:rPr>
                 <w:rFonts w:ascii="Aptos" w:hAnsi="Aptos"/>
-                <w:color w:val="233648"/>
                 <w:sz w:val="16"/>
               </w:rPr>
               <w:t>p_column_widths_json</w:t>
@@ -8581,30 +8889,7 @@
                 <w:rFonts w:ascii="Aptos" w:hAnsi="Aptos"/>
                 <w:sz w:val="16"/>
               </w:rPr>
-              <w:t xml:space="preserve">array de objetos </w:t>
-            </w:r>
-            <w:r>
-              <w:rPr>
-                <w:rFonts w:ascii="Aptos" w:hAnsi="Aptos"/>
-                <w:color w:val="233648"/>
-                <w:sz w:val="16"/>
-              </w:rPr>
-              <w:t>{column, mode, value?}</w:t>
-            </w:r>
-            <w:r>
-              <w:rPr>
-                <w:rFonts w:ascii="Aptos" w:hAnsi="Aptos"/>
-                <w:sz w:val="16"/>
-              </w:rPr>
-              <w:t xml:space="preserve"> derivado de </w:t>
-            </w:r>
-            <w:r>
-              <w:rPr>
-                <w:rFonts w:ascii="Aptos" w:hAnsi="Aptos"/>
-                <w:color w:val="233648"/>
-                <w:sz w:val="16"/>
-              </w:rPr>
-              <w:t>columns[*].width</w:t>
+              <w:t>array de objetos {column, mode, value?} derivado de columns[*].width</w:t>
             </w:r>
           </w:p>
         </w:tc>
@@ -8888,13 +9173,1710 @@
         <w:t>Ningún valor de usuario se concatena al SQL, a un identificador SQL ni a un nombre de columna.</w:t>
       </w:r>
     </w:p>
+    <w:tbl>
+      <w:tblPr>
+        <w:tblW w:type="auto" w:w="0"/>
+        <w:jc w:val="center"/>
+        <w:tblLayout w:type="fixed"/>
+        <w:tblLook w:firstColumn="1" w:firstRow="1" w:lastColumn="0" w:lastRow="0" w:noHBand="0" w:noVBand="1" w:val="04A0"/>
+        <w:tblBorders>
+          <w:top w:val="nil"/>
+          <w:left w:val="nil"/>
+          <w:bottom w:val="nil"/>
+          <w:right w:val="nil"/>
+          <w:insideH w:val="nil"/>
+          <w:insideV w:val="nil"/>
+        </w:tblBorders>
+      </w:tblPr>
+      <w:tblGrid>
+        <w:gridCol w:w="4986"/>
+        <w:gridCol w:w="4986"/>
+      </w:tblGrid>
+      <w:tr>
+        <w:trPr>
+          <w:cantSplit w:val="true"/>
+        </w:trPr>
+        <w:tc>
+          <w:tcPr>
+            <w:tcW w:type="dxa" w:w="1871"/>
+            <w:vAlign w:val="center"/>
+            <w:tcMar>
+              <w:top w:w="40" w:type="dxa"/>
+              <w:start w:w="60" w:type="dxa"/>
+              <w:bottom w:w="40" w:type="dxa"/>
+              <w:end w:w="140" w:type="dxa"/>
+            </w:tcMar>
+          </w:tcPr>
+          <w:p>
+            <w:pPr>
+              <w:keepNext/>
+              <w:spacing w:after="0"/>
+              <w:jc w:val="right"/>
+            </w:pPr>
+            <w:r>
+              <w:rPr>
+                <w:rFonts w:ascii="Aptos" w:hAnsi="Aptos"/>
+                <w:b/>
+                <w:color w:val="B7791F"/>
+                <w:sz w:val="14"/>
+              </w:rPr>
+              <w:t>PAQUETE</w:t>
+            </w:r>
+          </w:p>
+        </w:tc>
+        <w:tc>
+          <w:tcPr>
+            <w:tcW w:type="dxa" w:w="6350"/>
+            <w:vAlign w:val="center"/>
+            <w:shd w:fill="FDF3E1"/>
+            <w:tcBorders>
+              <w:top w:val="dashed" w:sz="10" w:space="0" w:color="B7791F"/>
+              <w:left w:val="dashed" w:sz="10" w:space="0" w:color="B7791F"/>
+              <w:bottom w:val="dashed" w:sz="10" w:space="0" w:color="B7791F"/>
+              <w:right w:val="dashed" w:sz="10" w:space="0" w:color="B7791F"/>
+            </w:tcBorders>
+            <w:tcMar>
+              <w:top w:w="70" w:type="dxa"/>
+              <w:start w:w="140" w:type="dxa"/>
+              <w:bottom w:w="70" w:type="dxa"/>
+              <w:end w:w="140" w:type="dxa"/>
+            </w:tcMar>
+          </w:tcPr>
+          <w:p>
+            <w:pPr>
+              <w:keepNext/>
+              <w:spacing w:after="0"/>
+              <w:jc w:val="center"/>
+            </w:pPr>
+            <w:r>
+              <w:rPr>
+                <w:b/>
+                <w:color w:val="B7791F"/>
+                <w:sz w:val="17"/>
+              </w:rPr>
+              <w:t>◆ ¿Formato, límites, orientación y JSON válidos?</w:t>
+            </w:r>
+          </w:p>
+          <w:p>
+            <w:pPr>
+              <w:keepNext/>
+              <w:spacing w:after="0"/>
+              <w:jc w:val="center"/>
+            </w:pPr>
+            <w:r>
+              <w:rPr>
+                <w:sz w:val="15"/>
+              </w:rPr>
+              <w:t>No: error controlado sin valores sensibles</w:t>
+            </w:r>
+          </w:p>
+        </w:tc>
+      </w:tr>
+      <w:tr>
+        <w:trPr>
+          <w:cantSplit w:val="true"/>
+        </w:trPr>
+        <w:tc>
+          <w:tcPr>
+            <w:tcW w:type="dxa" w:w="1871"/>
+          </w:tcPr>
+          <w:p>
+            <w:pPr>
+              <w:keepNext/>
+            </w:pPr>
+          </w:p>
+        </w:tc>
+        <w:tc>
+          <w:tcPr>
+            <w:tcW w:type="dxa" w:w="6350"/>
+          </w:tcPr>
+          <w:p>
+            <w:pPr>
+              <w:keepNext/>
+              <w:spacing w:after="0" w:line="216" w:lineRule="auto"/>
+              <w:jc w:val="center"/>
+            </w:pPr>
+            <w:r>
+              <w:rPr>
+                <w:color w:val="4A5563"/>
+                <w:sz w:val="18"/>
+              </w:rPr>
+              <w:t>▼</w:t>
+            </w:r>
+            <w:r>
+              <w:rPr>
+                <w:b/>
+                <w:color w:val="B7791F"/>
+                <w:sz w:val="15"/>
+              </w:rPr>
+              <w:t xml:space="preserve">  Sí</w:t>
+            </w:r>
+          </w:p>
+        </w:tc>
+      </w:tr>
+      <w:tr>
+        <w:trPr>
+          <w:cantSplit w:val="true"/>
+        </w:trPr>
+        <w:tc>
+          <w:tcPr>
+            <w:tcW w:type="dxa" w:w="1871"/>
+            <w:vAlign w:val="center"/>
+            <w:tcMar>
+              <w:top w:w="40" w:type="dxa"/>
+              <w:start w:w="60" w:type="dxa"/>
+              <w:bottom w:w="40" w:type="dxa"/>
+              <w:end w:w="140" w:type="dxa"/>
+            </w:tcMar>
+          </w:tcPr>
+          <w:p>
+            <w:pPr>
+              <w:keepNext/>
+              <w:spacing w:after="0"/>
+              <w:jc w:val="right"/>
+            </w:pPr>
+            <w:r>
+              <w:rPr>
+                <w:rFonts w:ascii="Aptos" w:hAnsi="Aptos"/>
+                <w:b/>
+                <w:color w:val="B7791F"/>
+                <w:sz w:val="14"/>
+              </w:rPr>
+              <w:t>PAQUETE</w:t>
+            </w:r>
+          </w:p>
+        </w:tc>
+        <w:tc>
+          <w:tcPr>
+            <w:tcW w:type="dxa" w:w="6350"/>
+            <w:vAlign w:val="center"/>
+            <w:shd w:fill="FDF3E1"/>
+            <w:tcBorders>
+              <w:top w:val="dashed" w:sz="10" w:space="0" w:color="B7791F"/>
+              <w:left w:val="dashed" w:sz="10" w:space="0" w:color="B7791F"/>
+              <w:bottom w:val="dashed" w:sz="10" w:space="0" w:color="B7791F"/>
+              <w:right w:val="dashed" w:sz="10" w:space="0" w:color="B7791F"/>
+            </w:tcBorders>
+            <w:tcMar>
+              <w:top w:w="70" w:type="dxa"/>
+              <w:start w:w="140" w:type="dxa"/>
+              <w:bottom w:w="70" w:type="dxa"/>
+              <w:end w:w="140" w:type="dxa"/>
+            </w:tcMar>
+          </w:tcPr>
+          <w:p>
+            <w:pPr>
+              <w:keepNext/>
+              <w:spacing w:after="0"/>
+              <w:jc w:val="center"/>
+            </w:pPr>
+            <w:r>
+              <w:rPr>
+                <w:b/>
+                <w:color w:val="B7791F"/>
+                <w:sz w:val="17"/>
+              </w:rPr>
+              <w:t>◆ ¿La sentencia empieza con SELECT o WITH y es única?</w:t>
+            </w:r>
+          </w:p>
+          <w:p>
+            <w:pPr>
+              <w:keepNext/>
+              <w:spacing w:after="0"/>
+              <w:jc w:val="center"/>
+            </w:pPr>
+            <w:r>
+              <w:rPr>
+                <w:sz w:val="15"/>
+              </w:rPr>
+              <w:t>No: error controlado</w:t>
+            </w:r>
+          </w:p>
+        </w:tc>
+      </w:tr>
+      <w:tr>
+        <w:trPr>
+          <w:cantSplit w:val="true"/>
+        </w:trPr>
+        <w:tc>
+          <w:tcPr>
+            <w:tcW w:type="dxa" w:w="1871"/>
+          </w:tcPr>
+          <w:p>
+            <w:pPr>
+              <w:keepNext/>
+            </w:pPr>
+          </w:p>
+        </w:tc>
+        <w:tc>
+          <w:tcPr>
+            <w:tcW w:type="dxa" w:w="6350"/>
+          </w:tcPr>
+          <w:p>
+            <w:pPr>
+              <w:keepNext/>
+              <w:spacing w:after="0" w:line="216" w:lineRule="auto"/>
+              <w:jc w:val="center"/>
+            </w:pPr>
+            <w:r>
+              <w:rPr>
+                <w:color w:val="4A5563"/>
+                <w:sz w:val="18"/>
+              </w:rPr>
+              <w:t>▼</w:t>
+            </w:r>
+            <w:r>
+              <w:rPr>
+                <w:b/>
+                <w:color w:val="B7791F"/>
+                <w:sz w:val="15"/>
+              </w:rPr>
+              <w:t xml:space="preserve">  Sí</w:t>
+            </w:r>
+          </w:p>
+        </w:tc>
+      </w:tr>
+      <w:tr>
+        <w:trPr>
+          <w:cantSplit w:val="true"/>
+        </w:trPr>
+        <w:tc>
+          <w:tcPr>
+            <w:tcW w:type="dxa" w:w="1871"/>
+            <w:vAlign w:val="center"/>
+            <w:tcMar>
+              <w:top w:w="40" w:type="dxa"/>
+              <w:start w:w="60" w:type="dxa"/>
+              <w:bottom w:w="40" w:type="dxa"/>
+              <w:end w:w="140" w:type="dxa"/>
+            </w:tcMar>
+          </w:tcPr>
+          <w:p>
+            <w:pPr>
+              <w:keepNext/>
+              <w:spacing w:after="0"/>
+              <w:jc w:val="right"/>
+            </w:pPr>
+            <w:r>
+              <w:rPr>
+                <w:rFonts w:ascii="Aptos" w:hAnsi="Aptos"/>
+                <w:b/>
+                <w:color w:val="4A5563"/>
+                <w:sz w:val="14"/>
+              </w:rPr>
+              <w:t>PAQUETE</w:t>
+            </w:r>
+          </w:p>
+        </w:tc>
+        <w:tc>
+          <w:tcPr>
+            <w:tcW w:type="dxa" w:w="6350"/>
+            <w:vAlign w:val="center"/>
+            <w:shd w:fill="E8EDF2"/>
+            <w:tcBorders>
+              <w:top w:val="single" w:sz="8" w:space="0" w:color="283848"/>
+              <w:left w:val="single" w:sz="8" w:space="0" w:color="283848"/>
+              <w:bottom w:val="single" w:sz="8" w:space="0" w:color="283848"/>
+              <w:right w:val="single" w:sz="8" w:space="0" w:color="283848"/>
+            </w:tcBorders>
+            <w:tcMar>
+              <w:top w:w="70" w:type="dxa"/>
+              <w:start w:w="140" w:type="dxa"/>
+              <w:bottom w:w="70" w:type="dxa"/>
+              <w:end w:w="140" w:type="dxa"/>
+            </w:tcMar>
+          </w:tcPr>
+          <w:p>
+            <w:pPr>
+              <w:keepNext/>
+              <w:spacing w:after="0"/>
+              <w:jc w:val="center"/>
+            </w:pPr>
+            <w:r>
+              <w:rPr>
+                <w:b/>
+                <w:color w:val="283848"/>
+                <w:sz w:val="17"/>
+              </w:rPr>
+              <w:t>Leer y convertir cada Page Item</w:t>
+            </w:r>
+          </w:p>
+          <w:p>
+            <w:pPr>
+              <w:keepNext/>
+              <w:spacing w:after="0"/>
+              <w:jc w:val="center"/>
+            </w:pPr>
+            <w:r>
+              <w:rPr>
+                <w:sz w:val="15"/>
+              </w:rPr>
+              <w:t>VARCHAR2, NUMBER, DATE, TIMESTAMP con su máscara</w:t>
+            </w:r>
+          </w:p>
+        </w:tc>
+      </w:tr>
+      <w:tr>
+        <w:trPr>
+          <w:cantSplit w:val="true"/>
+        </w:trPr>
+        <w:tc>
+          <w:tcPr>
+            <w:tcW w:type="dxa" w:w="1871"/>
+          </w:tcPr>
+          <w:p>
+            <w:pPr>
+              <w:keepNext/>
+            </w:pPr>
+          </w:p>
+        </w:tc>
+        <w:tc>
+          <w:tcPr>
+            <w:tcW w:type="dxa" w:w="6350"/>
+          </w:tcPr>
+          <w:p>
+            <w:pPr>
+              <w:keepNext/>
+              <w:spacing w:after="0" w:line="216" w:lineRule="auto"/>
+              <w:jc w:val="center"/>
+            </w:pPr>
+            <w:r>
+              <w:rPr>
+                <w:color w:val="4A5563"/>
+                <w:sz w:val="18"/>
+              </w:rPr>
+              <w:t>▼</w:t>
+            </w:r>
+          </w:p>
+        </w:tc>
+      </w:tr>
+      <w:tr>
+        <w:trPr>
+          <w:cantSplit w:val="true"/>
+        </w:trPr>
+        <w:tc>
+          <w:tcPr>
+            <w:tcW w:type="dxa" w:w="1871"/>
+            <w:vAlign w:val="center"/>
+            <w:tcMar>
+              <w:top w:w="40" w:type="dxa"/>
+              <w:start w:w="60" w:type="dxa"/>
+              <w:bottom w:w="40" w:type="dxa"/>
+              <w:end w:w="140" w:type="dxa"/>
+            </w:tcMar>
+          </w:tcPr>
+          <w:p>
+            <w:pPr>
+              <w:keepNext/>
+              <w:spacing w:after="0"/>
+              <w:jc w:val="right"/>
+            </w:pPr>
+            <w:r>
+              <w:rPr>
+                <w:rFonts w:ascii="Aptos" w:hAnsi="Aptos"/>
+                <w:b/>
+                <w:color w:val="4A5563"/>
+                <w:sz w:val="14"/>
+              </w:rPr>
+              <w:t>APEX_EXEC</w:t>
+            </w:r>
+          </w:p>
+        </w:tc>
+        <w:tc>
+          <w:tcPr>
+            <w:tcW w:type="dxa" w:w="6350"/>
+            <w:vAlign w:val="center"/>
+            <w:shd w:fill="E8EDF2"/>
+            <w:tcBorders>
+              <w:top w:val="single" w:sz="8" w:space="0" w:color="283848"/>
+              <w:left w:val="single" w:sz="8" w:space="0" w:color="283848"/>
+              <w:bottom w:val="single" w:sz="8" w:space="0" w:color="283848"/>
+              <w:right w:val="single" w:sz="8" w:space="0" w:color="283848"/>
+            </w:tcBorders>
+            <w:tcMar>
+              <w:top w:w="70" w:type="dxa"/>
+              <w:start w:w="140" w:type="dxa"/>
+              <w:bottom w:w="70" w:type="dxa"/>
+              <w:end w:w="140" w:type="dxa"/>
+            </w:tcMar>
+          </w:tcPr>
+          <w:p>
+            <w:pPr>
+              <w:keepNext/>
+              <w:spacing w:after="0"/>
+              <w:jc w:val="center"/>
+            </w:pPr>
+            <w:r>
+              <w:rPr>
+                <w:b/>
+                <w:color w:val="283848"/>
+                <w:sz w:val="17"/>
+              </w:rPr>
+              <w:t>Abrir el contexto con parámetros tipados</w:t>
+            </w:r>
+          </w:p>
+          <w:p>
+            <w:pPr>
+              <w:keepNext/>
+              <w:spacing w:after="0"/>
+              <w:jc w:val="center"/>
+            </w:pPr>
+            <w:r>
+              <w:rPr>
+                <w:sz w:val="15"/>
+              </w:rPr>
+              <w:t>p_auto_bind_items =&gt; FALSE</w:t>
+            </w:r>
+          </w:p>
+        </w:tc>
+      </w:tr>
+      <w:tr>
+        <w:trPr>
+          <w:cantSplit w:val="true"/>
+        </w:trPr>
+        <w:tc>
+          <w:tcPr>
+            <w:tcW w:type="dxa" w:w="1871"/>
+          </w:tcPr>
+          <w:p>
+            <w:pPr>
+              <w:keepNext/>
+            </w:pPr>
+          </w:p>
+        </w:tc>
+        <w:tc>
+          <w:tcPr>
+            <w:tcW w:type="dxa" w:w="6350"/>
+          </w:tcPr>
+          <w:p>
+            <w:pPr>
+              <w:keepNext/>
+              <w:spacing w:after="0" w:line="216" w:lineRule="auto"/>
+              <w:jc w:val="center"/>
+            </w:pPr>
+            <w:r>
+              <w:rPr>
+                <w:color w:val="4A5563"/>
+                <w:sz w:val="18"/>
+              </w:rPr>
+              <w:t>▼</w:t>
+            </w:r>
+          </w:p>
+        </w:tc>
+      </w:tr>
+      <w:tr>
+        <w:trPr>
+          <w:cantSplit w:val="true"/>
+        </w:trPr>
+        <w:tc>
+          <w:tcPr>
+            <w:tcW w:type="dxa" w:w="1871"/>
+            <w:vAlign w:val="center"/>
+            <w:tcMar>
+              <w:top w:w="40" w:type="dxa"/>
+              <w:start w:w="60" w:type="dxa"/>
+              <w:bottom w:w="40" w:type="dxa"/>
+              <w:end w:w="140" w:type="dxa"/>
+            </w:tcMar>
+          </w:tcPr>
+          <w:p>
+            <w:pPr>
+              <w:keepNext/>
+              <w:spacing w:after="0"/>
+              <w:jc w:val="right"/>
+            </w:pPr>
+            <w:r>
+              <w:rPr>
+                <w:rFonts w:ascii="Aptos" w:hAnsi="Aptos"/>
+                <w:b/>
+                <w:color w:val="B7791F"/>
+                <w:sz w:val="14"/>
+              </w:rPr>
+              <w:t>PAQUETE</w:t>
+            </w:r>
+          </w:p>
+        </w:tc>
+        <w:tc>
+          <w:tcPr>
+            <w:tcW w:type="dxa" w:w="6350"/>
+            <w:vAlign w:val="center"/>
+            <w:shd w:fill="FDF3E1"/>
+            <w:tcBorders>
+              <w:top w:val="dashed" w:sz="10" w:space="0" w:color="B7791F"/>
+              <w:left w:val="dashed" w:sz="10" w:space="0" w:color="B7791F"/>
+              <w:bottom w:val="dashed" w:sz="10" w:space="0" w:color="B7791F"/>
+              <w:right w:val="dashed" w:sz="10" w:space="0" w:color="B7791F"/>
+            </w:tcBorders>
+            <w:tcMar>
+              <w:top w:w="70" w:type="dxa"/>
+              <w:start w:w="140" w:type="dxa"/>
+              <w:bottom w:w="70" w:type="dxa"/>
+              <w:end w:w="140" w:type="dxa"/>
+            </w:tcMar>
+          </w:tcPr>
+          <w:p>
+            <w:pPr>
+              <w:keepNext/>
+              <w:spacing w:after="0"/>
+              <w:jc w:val="center"/>
+            </w:pPr>
+            <w:r>
+              <w:rPr>
+                <w:b/>
+                <w:color w:val="B7791F"/>
+                <w:sz w:val="17"/>
+              </w:rPr>
+              <w:t>◆ ¿Existen todas las columnas contratadas?</w:t>
+            </w:r>
+          </w:p>
+          <w:p>
+            <w:pPr>
+              <w:keepNext/>
+              <w:spacing w:after="0"/>
+              <w:jc w:val="center"/>
+            </w:pPr>
+            <w:r>
+              <w:rPr>
+                <w:sz w:val="15"/>
+              </w:rPr>
+              <w:t>No: error controlado; el contexto se cierra</w:t>
+            </w:r>
+          </w:p>
+        </w:tc>
+      </w:tr>
+      <w:tr>
+        <w:trPr>
+          <w:cantSplit w:val="true"/>
+        </w:trPr>
+        <w:tc>
+          <w:tcPr>
+            <w:tcW w:type="dxa" w:w="1871"/>
+          </w:tcPr>
+          <w:p>
+            <w:pPr>
+              <w:keepNext/>
+            </w:pPr>
+          </w:p>
+        </w:tc>
+        <w:tc>
+          <w:tcPr>
+            <w:tcW w:type="dxa" w:w="6350"/>
+          </w:tcPr>
+          <w:p>
+            <w:pPr>
+              <w:keepNext/>
+              <w:spacing w:after="0" w:line="216" w:lineRule="auto"/>
+              <w:jc w:val="center"/>
+            </w:pPr>
+            <w:r>
+              <w:rPr>
+                <w:color w:val="4A5563"/>
+                <w:sz w:val="18"/>
+              </w:rPr>
+              <w:t>▼</w:t>
+            </w:r>
+            <w:r>
+              <w:rPr>
+                <w:b/>
+                <w:color w:val="B7791F"/>
+                <w:sz w:val="15"/>
+              </w:rPr>
+              <w:t xml:space="preserve">  Sí</w:t>
+            </w:r>
+          </w:p>
+        </w:tc>
+      </w:tr>
+      <w:tr>
+        <w:trPr>
+          <w:cantSplit w:val="true"/>
+        </w:trPr>
+        <w:tc>
+          <w:tcPr>
+            <w:tcW w:type="dxa" w:w="1871"/>
+            <w:vAlign w:val="center"/>
+            <w:tcMar>
+              <w:top w:w="40" w:type="dxa"/>
+              <w:start w:w="60" w:type="dxa"/>
+              <w:bottom w:w="40" w:type="dxa"/>
+              <w:end w:w="140" w:type="dxa"/>
+            </w:tcMar>
+          </w:tcPr>
+          <w:p>
+            <w:pPr>
+              <w:keepNext/>
+              <w:spacing w:after="0"/>
+              <w:jc w:val="right"/>
+            </w:pPr>
+            <w:r>
+              <w:rPr>
+                <w:rFonts w:ascii="Aptos" w:hAnsi="Aptos"/>
+                <w:b/>
+                <w:color w:val="4A5563"/>
+                <w:sz w:val="14"/>
+              </w:rPr>
+              <w:t>PAQUETE</w:t>
+            </w:r>
+          </w:p>
+        </w:tc>
+        <w:tc>
+          <w:tcPr>
+            <w:tcW w:type="dxa" w:w="6350"/>
+            <w:vAlign w:val="center"/>
+            <w:shd w:fill="E8EDF2"/>
+            <w:tcBorders>
+              <w:top w:val="single" w:sz="8" w:space="0" w:color="283848"/>
+              <w:left w:val="single" w:sz="8" w:space="0" w:color="283848"/>
+              <w:bottom w:val="single" w:sz="8" w:space="0" w:color="283848"/>
+              <w:right w:val="single" w:sz="8" w:space="0" w:color="283848"/>
+            </w:tcBorders>
+            <w:tcMar>
+              <w:top w:w="70" w:type="dxa"/>
+              <w:start w:w="140" w:type="dxa"/>
+              <w:bottom w:w="70" w:type="dxa"/>
+              <w:end w:w="140" w:type="dxa"/>
+            </w:tcMar>
+          </w:tcPr>
+          <w:p>
+            <w:pPr>
+              <w:keepNext/>
+              <w:spacing w:after="0"/>
+              <w:jc w:val="center"/>
+            </w:pPr>
+            <w:r>
+              <w:rPr>
+                <w:b/>
+                <w:color w:val="283848"/>
+                <w:sz w:val="17"/>
+              </w:rPr>
+              <w:t>Construir columnas, encabezado, pie y estilos</w:t>
+            </w:r>
+          </w:p>
+          <w:p>
+            <w:pPr>
+              <w:keepNext/>
+              <w:spacing w:after="0"/>
+              <w:jc w:val="center"/>
+            </w:pPr>
+            <w:r>
+              <w:rPr>
+                <w:sz w:val="15"/>
+              </w:rPr>
+              <w:t>sustituye REPORT_TITLE, FIELD, APP_USER y GENERATED_AT</w:t>
+            </w:r>
+          </w:p>
+        </w:tc>
+      </w:tr>
+      <w:tr>
+        <w:trPr>
+          <w:cantSplit w:val="true"/>
+        </w:trPr>
+        <w:tc>
+          <w:tcPr>
+            <w:tcW w:type="dxa" w:w="1871"/>
+          </w:tcPr>
+          <w:p>
+            <w:pPr>
+              <w:keepNext/>
+            </w:pPr>
+          </w:p>
+        </w:tc>
+        <w:tc>
+          <w:tcPr>
+            <w:tcW w:type="dxa" w:w="6350"/>
+          </w:tcPr>
+          <w:p>
+            <w:pPr>
+              <w:keepNext/>
+              <w:spacing w:after="0" w:line="216" w:lineRule="auto"/>
+              <w:jc w:val="center"/>
+            </w:pPr>
+            <w:r>
+              <w:rPr>
+                <w:color w:val="4A5563"/>
+                <w:sz w:val="18"/>
+              </w:rPr>
+              <w:t>▼</w:t>
+            </w:r>
+          </w:p>
+        </w:tc>
+      </w:tr>
+      <w:tr>
+        <w:trPr>
+          <w:cantSplit w:val="true"/>
+        </w:trPr>
+        <w:tc>
+          <w:tcPr>
+            <w:tcW w:type="dxa" w:w="1871"/>
+            <w:vAlign w:val="center"/>
+            <w:tcMar>
+              <w:top w:w="40" w:type="dxa"/>
+              <w:start w:w="60" w:type="dxa"/>
+              <w:bottom w:w="40" w:type="dxa"/>
+              <w:end w:w="140" w:type="dxa"/>
+            </w:tcMar>
+          </w:tcPr>
+          <w:p>
+            <w:pPr>
+              <w:keepNext/>
+              <w:spacing w:after="0"/>
+              <w:jc w:val="right"/>
+            </w:pPr>
+            <w:r>
+              <w:rPr>
+                <w:rFonts w:ascii="Aptos" w:hAnsi="Aptos"/>
+                <w:b/>
+                <w:color w:val="4A5563"/>
+                <w:sz w:val="14"/>
+              </w:rPr>
+              <w:t>APEX_DATA_EXPORT</w:t>
+            </w:r>
+          </w:p>
+        </w:tc>
+        <w:tc>
+          <w:tcPr>
+            <w:tcW w:type="dxa" w:w="6350"/>
+            <w:vAlign w:val="center"/>
+            <w:shd w:fill="E8EDF2"/>
+            <w:tcBorders>
+              <w:top w:val="single" w:sz="8" w:space="0" w:color="283848"/>
+              <w:left w:val="single" w:sz="8" w:space="0" w:color="283848"/>
+              <w:bottom w:val="single" w:sz="8" w:space="0" w:color="283848"/>
+              <w:right w:val="single" w:sz="8" w:space="0" w:color="283848"/>
+            </w:tcBorders>
+            <w:tcMar>
+              <w:top w:w="70" w:type="dxa"/>
+              <w:start w:w="140" w:type="dxa"/>
+              <w:bottom w:w="70" w:type="dxa"/>
+              <w:end w:w="140" w:type="dxa"/>
+            </w:tcMar>
+          </w:tcPr>
+          <w:p>
+            <w:pPr>
+              <w:keepNext/>
+              <w:spacing w:after="0"/>
+              <w:jc w:val="center"/>
+            </w:pPr>
+            <w:r>
+              <w:rPr>
+                <w:b/>
+                <w:color w:val="283848"/>
+                <w:sz w:val="17"/>
+              </w:rPr>
+              <w:t>Exportar y descargar</w:t>
+            </w:r>
+          </w:p>
+          <w:p>
+            <w:pPr>
+              <w:keepNext/>
+              <w:spacing w:after="0"/>
+              <w:jc w:val="center"/>
+            </w:pPr>
+            <w:r>
+              <w:rPr>
+                <w:sz w:val="15"/>
+              </w:rPr>
+              <w:t>el contexto se cierra también ante error</w:t>
+            </w:r>
+          </w:p>
+        </w:tc>
+      </w:tr>
+    </w:tbl>
+    <w:p>
+      <w:pPr>
+        <w:spacing w:before="60"/>
+        <w:jc w:val="center"/>
+      </w:pPr>
+      <w:r>
+        <w:rPr>
+          <w:i/>
+          <w:color w:val="4A5563"/>
+          <w:sz w:val="16"/>
+        </w:rPr>
+        <w:t>Figura 2. Ejecución de DOWNLOAD_QUERY</w:t>
+      </w:r>
+    </w:p>
     <w:p>
       <w:pPr>
         <w:pStyle w:val="Heading1"/>
         <w:keepNext/>
       </w:pPr>
       <w:r>
-        <w:t xml:space="preserve">9. Compatibilidad con </w:t>
+        <w:t>9. Instalación del paquete</w:t>
+      </w:r>
+    </w:p>
+    <w:p>
+      <w:r>
+        <w:t xml:space="preserve">El paquete se instala con </w:t>
+      </w:r>
+      <w:r>
+        <w:rPr>
+          <w:rFonts w:ascii="Consolas" w:hAnsi="Consolas"/>
+          <w:color w:val="233648"/>
+          <w:sz w:val="16"/>
+        </w:rPr>
+        <w:t>CREATE OR REPLACE PACKAGE</w:t>
+      </w:r>
+      <w:r>
+        <w:t xml:space="preserve"> y </w:t>
+      </w:r>
+      <w:r>
+        <w:rPr>
+          <w:rFonts w:ascii="Consolas" w:hAnsi="Consolas"/>
+          <w:color w:val="233648"/>
+          <w:sz w:val="16"/>
+        </w:rPr>
+        <w:t>PACKAGE BODY</w:t>
+      </w:r>
+      <w:r>
+        <w:t xml:space="preserve"> mediante </w:t>
+      </w:r>
+      <w:r>
+        <w:rPr>
+          <w:rFonts w:ascii="Consolas" w:hAnsi="Consolas"/>
+          <w:color w:val="233648"/>
+          <w:sz w:val="16"/>
+        </w:rPr>
+        <w:t>sql/install.sql</w:t>
+      </w:r>
+      <w:r>
+        <w:t xml:space="preserve">, que detiene la ejecución ante un error, consulta </w:t>
+      </w:r>
+      <w:r>
+        <w:rPr>
+          <w:rFonts w:ascii="Consolas" w:hAnsi="Consolas"/>
+          <w:color w:val="233648"/>
+          <w:sz w:val="16"/>
+        </w:rPr>
+        <w:t>USER_ERRORS</w:t>
+      </w:r>
+      <w:r>
+        <w:t xml:space="preserve"> y exige que ambos objetos queden </w:t>
+      </w:r>
+      <w:r>
+        <w:rPr>
+          <w:rFonts w:ascii="Consolas" w:hAnsi="Consolas"/>
+          <w:color w:val="233648"/>
+          <w:sz w:val="16"/>
+        </w:rPr>
+        <w:t>VALID</w:t>
+      </w:r>
+      <w:r>
+        <w:t>. Se instala una sola vez por parsing schema; los procesos APEX generados para cada reporte no requieren edición cuando se reinstala el mismo archivo.</w:t>
+      </w:r>
+    </w:p>
+    <w:p>
+      <w:pPr>
+        <w:pStyle w:val="Heading1"/>
+        <w:keepNext/>
+      </w:pPr>
+      <w:r>
+        <w:t>10. Seguridad</w:t>
+      </w:r>
+    </w:p>
+    <w:p>
+      <w:pPr>
+        <w:pStyle w:val="Heading2"/>
+        <w:keepNext/>
+      </w:pPr>
+      <w:r>
+        <w:t>10.1 Confianza y autoría</w:t>
+      </w:r>
+    </w:p>
+    <w:p>
+      <w:pPr>
+        <w:spacing w:after="60"/>
+        <w:ind w:left="369" w:hanging="255"/>
+      </w:pPr>
+      <w:r>
+        <w:t xml:space="preserve">• </w:t>
+      </w:r>
+      <w:r>
+        <w:t>Solo Informática puede crear DOCX, manifiestos y procesos de reporte.</w:t>
+      </w:r>
+    </w:p>
+    <w:p>
+      <w:pPr>
+        <w:spacing w:after="60"/>
+        <w:ind w:left="369" w:hanging="255"/>
+      </w:pPr>
+      <w:r>
+        <w:t xml:space="preserve">• </w:t>
+      </w:r>
+      <w:r>
+        <w:t>Los usuarios finales solo proporcionan valores mediante Page Items controlados.</w:t>
+      </w:r>
+    </w:p>
+    <w:p>
+      <w:pPr>
+        <w:spacing w:after="60"/>
+        <w:ind w:left="369" w:hanging="255"/>
+      </w:pPr>
+      <w:r>
+        <w:t xml:space="preserve">• </w:t>
+      </w:r>
+      <w:r>
+        <w:t>La herramienta local no requiere credenciales de Oracle ni conexión a la base de datos.</w:t>
+      </w:r>
+    </w:p>
+    <w:p>
+      <w:pPr>
+        <w:spacing w:after="60"/>
+        <w:ind w:left="369" w:hanging="255"/>
+      </w:pPr>
+      <w:r>
+        <w:t xml:space="preserve">• </w:t>
+      </w:r>
+      <w:r>
+        <w:t>El DOCX no llega al servidor.</w:t>
+      </w:r>
+    </w:p>
+    <w:p>
+      <w:pPr>
+        <w:pStyle w:val="Heading2"/>
+        <w:keepNext/>
+      </w:pPr>
+      <w:r>
+        <w:t>10.2 SQL</w:t>
+      </w:r>
+    </w:p>
+    <w:p>
+      <w:pPr>
+        <w:spacing w:after="60"/>
+        <w:ind w:left="369" w:hanging="255"/>
+      </w:pPr>
+      <w:r>
+        <w:t xml:space="preserve">• </w:t>
+      </w:r>
+      <w:r>
+        <w:t xml:space="preserve">solo </w:t>
+      </w:r>
+      <w:r>
+        <w:rPr>
+          <w:rFonts w:ascii="Consolas" w:hAnsi="Consolas"/>
+          <w:color w:val="233648"/>
+          <w:sz w:val="16"/>
+        </w:rPr>
+        <w:t>SELECT</w:t>
+      </w:r>
+      <w:r>
+        <w:t>/</w:t>
+      </w:r>
+      <w:r>
+        <w:rPr>
+          <w:rFonts w:ascii="Consolas" w:hAnsi="Consolas"/>
+          <w:color w:val="233648"/>
+          <w:sz w:val="16"/>
+        </w:rPr>
+        <w:t>WITH</w:t>
+      </w:r>
+      <w:r>
+        <w:t>;</w:t>
+      </w:r>
+    </w:p>
+    <w:p>
+      <w:pPr>
+        <w:spacing w:after="60"/>
+        <w:ind w:left="369" w:hanging="255"/>
+      </w:pPr>
+      <w:r>
+        <w:t xml:space="preserve">• </w:t>
+      </w:r>
+      <w:r>
+        <w:t>binds obligatorios, nunca concatenación;</w:t>
+      </w:r>
+    </w:p>
+    <w:p>
+      <w:pPr>
+        <w:spacing w:after="60"/>
+        <w:ind w:left="369" w:hanging="255"/>
+      </w:pPr>
+      <w:r>
+        <w:t xml:space="preserve">• </w:t>
+      </w:r>
+      <w:r>
+        <w:rPr>
+          <w:rFonts w:ascii="Consolas" w:hAnsi="Consolas"/>
+          <w:color w:val="233648"/>
+          <w:sz w:val="16"/>
+        </w:rPr>
+        <w:t>p_auto_bind_items =&gt; FALSE</w:t>
+      </w:r>
+      <w:r>
+        <w:t>;</w:t>
+      </w:r>
+    </w:p>
+    <w:p>
+      <w:pPr>
+        <w:spacing w:after="60"/>
+        <w:ind w:left="369" w:hanging="255"/>
+      </w:pPr>
+      <w:r>
+        <w:t xml:space="preserve">• </w:t>
+      </w:r>
+      <w:r>
+        <w:t>lista exacta de bind mappings;</w:t>
+      </w:r>
+    </w:p>
+    <w:p>
+      <w:pPr>
+        <w:spacing w:after="60"/>
+        <w:ind w:left="369" w:hanging="255"/>
+      </w:pPr>
+      <w:r>
+        <w:t xml:space="preserve">• </w:t>
+      </w:r>
+      <w:r>
+        <w:t>parsing schema con privilegio mínimo;</w:t>
+      </w:r>
+    </w:p>
+    <w:p>
+      <w:pPr>
+        <w:spacing w:after="60"/>
+        <w:ind w:left="369" w:hanging="255"/>
+      </w:pPr>
+      <w:r>
+        <w:t xml:space="preserve">• </w:t>
+      </w:r>
+      <w:r>
+        <w:t>vistas de negocio preferidas para ocultar tablas sensibles;</w:t>
+      </w:r>
+    </w:p>
+    <w:p>
+      <w:pPr>
+        <w:spacing w:after="60"/>
+        <w:ind w:left="369" w:hanging="255"/>
+      </w:pPr>
+      <w:r>
+        <w:t xml:space="preserve">• </w:t>
+      </w:r>
+      <w:r>
+        <w:rPr>
+          <w:rFonts w:ascii="Consolas" w:hAnsi="Consolas"/>
+          <w:color w:val="233648"/>
+          <w:sz w:val="16"/>
+        </w:rPr>
+        <w:t>p_max_rows</w:t>
+      </w:r>
+      <w:r>
+        <w:t xml:space="preserve"> obligatorio y limitado por una cota institucional; el motor exporta como máximo esa cantidad y puede truncar filas adicionales;</w:t>
+      </w:r>
+    </w:p>
+    <w:p>
+      <w:pPr>
+        <w:spacing w:after="60"/>
+        <w:ind w:left="369" w:hanging="255"/>
+      </w:pPr>
+      <w:r>
+        <w:t xml:space="preserve">• </w:t>
+      </w:r>
+      <w:r>
+        <w:t>tiempo y costo de consultas controlados por políticas Oracle, no por el compilador;</w:t>
+      </w:r>
+    </w:p>
+    <w:p>
+      <w:pPr>
+        <w:spacing w:after="60"/>
+        <w:ind w:left="369" w:hanging="255"/>
+      </w:pPr>
+      <w:r>
+        <w:t xml:space="preserve">• </w:t>
+      </w:r>
+      <w:r>
+        <w:t>no se acepta SQL enviado por el navegador.</w:t>
+      </w:r>
+    </w:p>
+    <w:p>
+      <w:r>
+        <w:t xml:space="preserve">La validación textual no puede demostrar que una función invocada por un </w:t>
+      </w:r>
+      <w:r>
+        <w:rPr>
+          <w:rFonts w:ascii="Consolas" w:hAnsi="Consolas"/>
+          <w:color w:val="233648"/>
+          <w:sz w:val="16"/>
+        </w:rPr>
+        <w:t>SELECT</w:t>
+      </w:r>
+      <w:r>
+        <w:t xml:space="preserve"> carezca de efectos laterales. La defensa real es restringir quién instala reportes, los privilegios del parsing schema y las funciones ejecutables.</w:t>
+      </w:r>
+    </w:p>
+    <w:p>
+      <w:pPr>
+        <w:pStyle w:val="Heading2"/>
+        <w:keepNext/>
+      </w:pPr>
+      <w:r>
+        <w:t>10.3 Salida</w:t>
+      </w:r>
+    </w:p>
+    <w:p>
+      <w:pPr>
+        <w:spacing w:after="60"/>
+        <w:ind w:left="369" w:hanging="255"/>
+      </w:pPr>
+      <w:r>
+        <w:t xml:space="preserve">• </w:t>
+      </w:r>
+      <w:r>
+        <w:t>nombres de archivo saneados;</w:t>
+      </w:r>
+    </w:p>
+    <w:p>
+      <w:pPr>
+        <w:spacing w:after="60"/>
+        <w:ind w:left="369" w:hanging="255"/>
+      </w:pPr>
+      <w:r>
+        <w:t xml:space="preserve">• </w:t>
+      </w:r>
+      <w:r>
+        <w:t>textos de encabezado y footer limitados;</w:t>
+      </w:r>
+    </w:p>
+    <w:p>
+      <w:pPr>
+        <w:spacing w:after="60"/>
+        <w:ind w:left="369" w:hanging="255"/>
+      </w:pPr>
+      <w:r>
+        <w:t xml:space="preserve">• </w:t>
+      </w:r>
+      <w:r>
+        <w:t>colores, fuentes, tamaños, formatos y alineaciones en listas permitidas;</w:t>
+      </w:r>
+    </w:p>
+    <w:p>
+      <w:pPr>
+        <w:spacing w:after="60"/>
+        <w:ind w:left="369" w:hanging="255"/>
+      </w:pPr>
+      <w:r>
+        <w:t xml:space="preserve">• </w:t>
+      </w:r>
+      <w:r>
+        <w:t xml:space="preserve">JSON con </w:t>
+      </w:r>
+      <w:r>
+        <w:rPr>
+          <w:rFonts w:ascii="Consolas" w:hAnsi="Consolas"/>
+          <w:color w:val="233648"/>
+          <w:sz w:val="16"/>
+        </w:rPr>
+        <w:t>ERROR ON ERROR</w:t>
+      </w:r>
+      <w:r>
+        <w:t xml:space="preserve"> donde una omisión deba bloquear, y mensajes funcionales sin valores sensibles;</w:t>
+      </w:r>
+    </w:p>
+    <w:p>
+      <w:pPr>
+        <w:spacing w:after="60"/>
+        <w:ind w:left="369" w:hanging="255"/>
+      </w:pPr>
+      <w:r>
+        <w:t xml:space="preserve">• </w:t>
+      </w:r>
+      <w:r>
+        <w:t xml:space="preserve">cierre de </w:t>
+      </w:r>
+      <w:r>
+        <w:rPr>
+          <w:rFonts w:ascii="Consolas" w:hAnsi="Consolas"/>
+          <w:color w:val="233648"/>
+          <w:sz w:val="16"/>
+        </w:rPr>
+        <w:t>APEX_EXEC</w:t>
+      </w:r>
+      <w:r>
+        <w:t xml:space="preserve"> en excepción;</w:t>
+      </w:r>
+    </w:p>
+    <w:p>
+      <w:pPr>
+        <w:spacing w:after="60"/>
+        <w:ind w:left="369" w:hanging="255"/>
+      </w:pPr>
+      <w:r>
+        <w:t xml:space="preserve">• </w:t>
+      </w:r>
+      <w:r>
+        <w:t>no registrar SQL con valores ni contenido sensible en mensajes de usuario;</w:t>
+      </w:r>
+    </w:p>
+    <w:p>
+      <w:pPr>
+        <w:spacing w:after="60"/>
+        <w:ind w:left="369" w:hanging="255"/>
+      </w:pPr>
+      <w:r>
+        <w:t xml:space="preserve">• </w:t>
+      </w:r>
+      <w:r>
+        <w:t>PDF accesible cuando el formato lo soporte.</w:t>
+      </w:r>
+    </w:p>
+    <w:p>
+      <w:pPr>
+        <w:pStyle w:val="Heading1"/>
+        <w:keepNext/>
+      </w:pPr>
+      <w:r>
+        <w:t>11. Errores y advertencias</w:t>
+      </w:r>
+    </w:p>
+    <w:p>
+      <w:r>
+        <w:t xml:space="preserve">Un </w:t>
+      </w:r>
+      <w:r>
+        <w:rPr>
+          <w:b/>
+        </w:rPr>
+        <w:t>error</w:t>
+      </w:r>
+      <w:r>
+        <w:t xml:space="preserve"> impide compilar o descargar. Ejemplos:</w:t>
+      </w:r>
+    </w:p>
+    <w:p>
+      <w:pPr>
+        <w:spacing w:after="60"/>
+        <w:ind w:left="369" w:hanging="255"/>
+      </w:pPr>
+      <w:r>
+        <w:t xml:space="preserve">• </w:t>
+      </w:r>
+      <w:r>
+        <w:t>estructura DOCX no admitida;</w:t>
+      </w:r>
+    </w:p>
+    <w:p>
+      <w:pPr>
+        <w:spacing w:after="60"/>
+        <w:ind w:left="369" w:hanging="255"/>
+      </w:pPr>
+      <w:r>
+        <w:t xml:space="preserve">• </w:t>
+      </w:r>
+      <w:r>
+        <w:t>placeholder desconocido, duplicado o sin mapeo;</w:t>
+      </w:r>
+    </w:p>
+    <w:p>
+      <w:pPr>
+        <w:spacing w:after="60"/>
+        <w:ind w:left="369" w:hanging="255"/>
+      </w:pPr>
+      <w:r>
+        <w:t xml:space="preserve">• </w:t>
+      </w:r>
+      <w:r>
+        <w:t>bind sin mapeo;</w:t>
+      </w:r>
+    </w:p>
+    <w:p>
+      <w:pPr>
+        <w:spacing w:after="60"/>
+        <w:ind w:left="369" w:hanging="255"/>
+      </w:pPr>
+      <w:r>
+        <w:t xml:space="preserve">• </w:t>
+      </w:r>
+      <w:r>
+        <w:t>columna de plantilla ausente en la consulta;</w:t>
+      </w:r>
+    </w:p>
+    <w:p>
+      <w:pPr>
+        <w:spacing w:after="60"/>
+        <w:ind w:left="369" w:hanging="255"/>
+      </w:pPr>
+      <w:r>
+        <w:t xml:space="preserve">• </w:t>
+      </w:r>
+      <w:r>
+        <w:t>JSON inválido;</w:t>
+      </w:r>
+    </w:p>
+    <w:p>
+      <w:pPr>
+        <w:spacing w:after="60"/>
+        <w:ind w:left="369" w:hanging="255"/>
+      </w:pPr>
+      <w:r>
+        <w:t xml:space="preserve">• </w:t>
+      </w:r>
+      <w:r>
+        <w:t>color, fuente, tipo o ancho fuera de rango;</w:t>
+      </w:r>
+    </w:p>
+    <w:p>
+      <w:pPr>
+        <w:spacing w:after="60"/>
+        <w:ind w:left="369" w:hanging="255"/>
+      </w:pPr>
+      <w:r>
+        <w:t xml:space="preserve">• </w:t>
+      </w:r>
+      <w:r>
+        <w:t xml:space="preserve">SQL que no comienza con </w:t>
+      </w:r>
+      <w:r>
+        <w:rPr>
+          <w:rFonts w:ascii="Consolas" w:hAnsi="Consolas"/>
+          <w:color w:val="233648"/>
+          <w:sz w:val="16"/>
+        </w:rPr>
+        <w:t>SELECT</w:t>
+      </w:r>
+      <w:r>
+        <w:t>/</w:t>
+      </w:r>
+      <w:r>
+        <w:rPr>
+          <w:rFonts w:ascii="Consolas" w:hAnsi="Consolas"/>
+          <w:color w:val="233648"/>
+          <w:sz w:val="16"/>
+        </w:rPr>
+        <w:t>WITH</w:t>
+      </w:r>
+      <w:r>
+        <w:t>;</w:t>
+      </w:r>
+    </w:p>
+    <w:p>
+      <w:pPr>
+        <w:spacing w:after="60"/>
+        <w:ind w:left="369" w:hanging="255"/>
+      </w:pPr>
+      <w:r>
+        <w:t xml:space="preserve">• </w:t>
+      </w:r>
+      <w:r>
+        <w:t>cero columnas finales;</w:t>
+      </w:r>
+    </w:p>
+    <w:p>
+      <w:pPr>
+        <w:spacing w:after="60"/>
+        <w:ind w:left="369" w:hanging="255"/>
+      </w:pPr>
+      <w:r>
+        <w:t xml:space="preserve">• </w:t>
+      </w:r>
+      <w:r>
+        <w:t>Page Item requerido vacío o con tipo inválido;</w:t>
+      </w:r>
+    </w:p>
+    <w:p>
+      <w:pPr>
+        <w:spacing w:after="60"/>
+        <w:ind w:left="369" w:hanging="255"/>
+      </w:pPr>
+      <w:r>
+        <w:t xml:space="preserve">• </w:t>
+      </w:r>
+      <w:r>
+        <w:t xml:space="preserve">sustitución </w:t>
+      </w:r>
+      <w:r>
+        <w:rPr>
+          <w:rFonts w:ascii="Consolas" w:hAnsi="Consolas"/>
+          <w:color w:val="233648"/>
+          <w:sz w:val="16"/>
+        </w:rPr>
+        <w:t>&amp;ITEM.</w:t>
+      </w:r>
+      <w:r>
+        <w:t xml:space="preserve">, </w:t>
+      </w:r>
+      <w:r>
+        <w:rPr>
+          <w:rFonts w:ascii="Consolas" w:hAnsi="Consolas"/>
+          <w:color w:val="233648"/>
+          <w:sz w:val="16"/>
+        </w:rPr>
+        <w:t>INTO</w:t>
+      </w:r>
+      <w:r>
+        <w:t xml:space="preserve"> o </w:t>
+      </w:r>
+      <w:r>
+        <w:rPr>
+          <w:rFonts w:ascii="Consolas" w:hAnsi="Consolas"/>
+          <w:color w:val="233648"/>
+          <w:sz w:val="16"/>
+        </w:rPr>
+        <w:t>FOR UPDATE</w:t>
+      </w:r>
+      <w:r>
+        <w:t xml:space="preserve"> en el SQL;</w:t>
+      </w:r>
+    </w:p>
+    <w:p>
+      <w:pPr>
+        <w:spacing w:after="60"/>
+        <w:ind w:left="369" w:hanging="255"/>
+      </w:pPr>
+      <w:r>
+        <w:t xml:space="preserve">• </w:t>
+      </w:r>
+      <w:r>
+        <w:t>bind con nombre reservado de APEX;</w:t>
+      </w:r>
+    </w:p>
+    <w:p>
+      <w:pPr>
+        <w:spacing w:after="60"/>
+        <w:ind w:left="369" w:hanging="255"/>
+      </w:pPr>
+      <w:r>
+        <w:t xml:space="preserve">• </w:t>
+      </w:r>
+      <w:r>
+        <w:t>carpeta de salida que sobrescribiría un archivo fuente del proyecto.</w:t>
+      </w:r>
+    </w:p>
+    <w:p>
+      <w:r>
+        <w:t xml:space="preserve">Una </w:t>
+      </w:r>
+      <w:r>
+        <w:rPr>
+          <w:b/>
+        </w:rPr>
+        <w:t>advertencia</w:t>
+      </w:r>
+      <w:r>
+        <w:t xml:space="preserve"> permite continuar, pero queda en el diagnóstico. Ejemplos:</w:t>
+      </w:r>
+    </w:p>
+    <w:p>
+      <w:pPr>
+        <w:spacing w:after="60"/>
+        <w:ind w:left="369" w:hanging="255"/>
+      </w:pPr>
+      <w:r>
+        <w:t xml:space="preserve">• </w:t>
+      </w:r>
+      <w:r>
+        <w:t>fuente Word mapeada a una familia aproximada;</w:t>
+      </w:r>
+    </w:p>
+    <w:p>
+      <w:pPr>
+        <w:spacing w:after="60"/>
+        <w:ind w:left="369" w:hanging="255"/>
+      </w:pPr>
+      <w:r>
+        <w:t xml:space="preserve">• </w:t>
+      </w:r>
+      <w:r>
+        <w:t>orientación del proyecto distinta de la página del DOCX;</w:t>
+      </w:r>
+    </w:p>
+    <w:p>
+      <w:pPr>
+        <w:spacing w:after="60"/>
+        <w:ind w:left="369" w:hanging="255"/>
+      </w:pPr>
+      <w:r>
+        <w:t xml:space="preserve">• </w:t>
+      </w:r>
+      <w:r>
+        <w:t>estilo Word no representable e ignorado;</w:t>
+      </w:r>
+    </w:p>
+    <w:p>
+      <w:pPr>
+        <w:spacing w:after="60"/>
+        <w:ind w:left="369" w:hanging="255"/>
+      </w:pPr>
+      <w:r>
+        <w:t xml:space="preserve">• </w:t>
+      </w:r>
+      <w:r>
+        <w:t>exclusión que no coincide con una columna;</w:t>
+      </w:r>
+    </w:p>
+    <w:p>
+      <w:pPr>
+        <w:spacing w:after="60"/>
+        <w:ind w:left="369" w:hanging="255"/>
+      </w:pPr>
+      <w:r>
+        <w:t xml:space="preserve">• </w:t>
+      </w:r>
+      <w:r>
+        <w:t>ancho que puede ser reajustado por el motor PDF;</w:t>
+      </w:r>
+    </w:p>
+    <w:p>
+      <w:pPr>
+        <w:spacing w:after="60"/>
+        <w:ind w:left="369" w:hanging="255"/>
+      </w:pPr>
+      <w:r>
+        <w:t xml:space="preserve">• </w:t>
+      </w:r>
+      <w:r>
+        <w:t>XLSX que no conserva todos los estilos de impresión PDF.</w:t>
+      </w:r>
+    </w:p>
+    <w:p>
+      <w:pPr>
+        <w:pStyle w:val="Heading1"/>
+        <w:keepNext/>
+      </w:pPr>
+      <w:r>
+        <w:t>12. Criterios de aceptación</w:t>
+      </w:r>
+    </w:p>
+    <w:p>
+      <w:pPr>
+        <w:pStyle w:val="Heading2"/>
+        <w:keepNext/>
+      </w:pPr>
+      <w:r>
+        <w:t>12.1 Compilador local</w:t>
+      </w:r>
+    </w:p>
+    <w:p>
+      <w:pPr>
+        <w:spacing w:after="60"/>
+        <w:ind w:left="369" w:hanging="255"/>
+      </w:pPr>
+      <w:r>
+        <w:t xml:space="preserve">1. </w:t>
+      </w:r>
+      <w:r>
+        <w:t>Compila un DOCX A4 vertical válido con tres columnas y produce JSON determinista.</w:t>
+      </w:r>
+    </w:p>
+    <w:p>
+      <w:pPr>
+        <w:spacing w:after="60"/>
+        <w:ind w:left="369" w:hanging="255"/>
+      </w:pPr>
+      <w:r>
+        <w:t xml:space="preserve">2. </w:t>
+      </w:r>
+      <w:r>
+        <w:t xml:space="preserve">Compila un DOCX horizontal con una columna </w:t>
+      </w:r>
+      <w:r>
+        <w:rPr>
+          <w:rFonts w:ascii="Consolas" w:hAnsi="Consolas"/>
+          <w:color w:val="233648"/>
+          <w:sz w:val="16"/>
+        </w:rPr>
+        <w:t>AUTO</w:t>
+      </w:r>
+      <w:r>
+        <w:t xml:space="preserve"> intermedia.</w:t>
+      </w:r>
+    </w:p>
+    <w:p>
+      <w:pPr>
+        <w:spacing w:after="60"/>
+        <w:ind w:left="369" w:hanging="255"/>
+      </w:pPr>
+      <w:r>
+        <w:t xml:space="preserve">3. </w:t>
+      </w:r>
+      <w:r>
+        <w:t>Detecta imágenes, celdas combinadas, segunda tabla, campos Word y placeholders desconocidos.</w:t>
+      </w:r>
+    </w:p>
+    <w:p>
+      <w:pPr>
+        <w:spacing w:after="60"/>
+        <w:ind w:left="369" w:hanging="255"/>
+      </w:pPr>
+      <w:r>
+        <w:t xml:space="preserve">4. </w:t>
+      </w:r>
+      <w:r>
+        <w:t>Detecta SQL no permitido, binds sin mapeo, mapeos sobrantes y aliases duplicados.</w:t>
+      </w:r>
+    </w:p>
+    <w:p>
+      <w:pPr>
+        <w:spacing w:after="60"/>
+        <w:ind w:left="369" w:hanging="255"/>
+      </w:pPr>
+      <w:r>
+        <w:t xml:space="preserve">5. </w:t>
+      </w:r>
+      <w:r>
+        <w:t>Mapea correctamente las tres familias tipográficas finales.</w:t>
+      </w:r>
+    </w:p>
+    <w:p>
+      <w:pPr>
+        <w:spacing w:after="60"/>
+        <w:ind w:left="369" w:hanging="255"/>
+      </w:pPr>
+      <w:r>
+        <w:t xml:space="preserve">6. </w:t>
+      </w:r>
+      <w:r>
+        <w:t>Extrae encabezado de reporte, encabezado de tabla, cuerpo, borde y footer dentro de las tolerancias documentadas.</w:t>
+      </w:r>
+    </w:p>
+    <w:p>
+      <w:pPr>
+        <w:spacing w:after="60"/>
+        <w:ind w:left="369" w:hanging="255"/>
+      </w:pPr>
+      <w:r>
+        <w:t xml:space="preserve">7. </w:t>
+      </w:r>
+      <w:r>
+        <w:t>Genera un bloque PL/SQL sintácticamente estable, sin valores de sesión incrustados.</w:t>
+      </w:r>
+    </w:p>
+    <w:p>
+      <w:pPr>
+        <w:spacing w:after="60"/>
+        <w:ind w:left="369" w:hanging="255"/>
+      </w:pPr>
+      <w:r>
+        <w:t xml:space="preserve">8. </w:t>
+      </w:r>
+      <w:r>
+        <w:t>Repetir la compilación con las mismas entradas produce bytes equivalentes en JSON y SQL normalizados.</w:t>
+      </w:r>
+    </w:p>
+    <w:p>
+      <w:pPr>
+        <w:spacing w:after="60"/>
+        <w:ind w:left="369" w:hanging="255"/>
+      </w:pPr>
+      <w:r>
+        <w:t xml:space="preserve">9. </w:t>
+      </w:r>
+      <w:r>
+        <w:t>La suite local no requiere Oracle, Word automatizado, LibreOffice ni Docker.</w:t>
+      </w:r>
+    </w:p>
+    <w:p>
+      <w:pPr>
+        <w:pStyle w:val="Heading2"/>
+        <w:keepNext/>
+      </w:pPr>
+      <w:r>
+        <w:t>12.2 Paquete PL/SQL</w:t>
+      </w:r>
+    </w:p>
+    <w:p>
+      <w:pPr>
+        <w:spacing w:after="60"/>
+        <w:ind w:left="369" w:hanging="255"/>
+      </w:pPr>
+      <w:r>
+        <w:t xml:space="preserve">1. </w:t>
       </w:r>
       <w:r>
         <w:rPr>
@@ -8905,157 +10887,17 @@
         <w:t>PKG_CORPORATE_REPORTS</w:t>
       </w:r>
       <w:r>
-        <w:t xml:space="preserve"> v7</w:t>
+        <w:t xml:space="preserve"> compila en APEX 24.2 sin errores.</w:t>
       </w:r>
     </w:p>
     <w:p>
-      <w:r>
-        <w:t>Las siguientes firmas y comportamientos se conservan:</w:t>
-      </w:r>
-    </w:p>
-    <w:p>
       <w:pPr>
         <w:spacing w:after="60"/>
         <w:ind w:left="369" w:hanging="255"/>
       </w:pPr>
       <w:r>
-        <w:t xml:space="preserve">• </w:t>
-      </w:r>
-      <w:r>
-        <w:rPr>
-          <w:rFonts w:ascii="Consolas" w:hAnsi="Consolas"/>
-          <w:color w:val="233648"/>
-          <w:sz w:val="16"/>
-        </w:rPr>
-        <w:t>DOWNLOAD_IG</w:t>
-      </w:r>
-      <w:r>
-        <w:t>;</w:t>
-      </w:r>
-    </w:p>
-    <w:p>
-      <w:pPr>
-        <w:spacing w:after="60"/>
-        <w:ind w:left="369" w:hanging="255"/>
-      </w:pPr>
-      <w:r>
-        <w:t xml:space="preserve">• </w:t>
-      </w:r>
-      <w:r>
-        <w:rPr>
-          <w:rFonts w:ascii="Consolas" w:hAnsi="Consolas"/>
-          <w:color w:val="233648"/>
-          <w:sz w:val="16"/>
-        </w:rPr>
-        <w:t>DOWNLOAD_IG_PDF</w:t>
-      </w:r>
-      <w:r>
-        <w:t>;</w:t>
-      </w:r>
-    </w:p>
-    <w:p>
-      <w:pPr>
-        <w:spacing w:after="60"/>
-        <w:ind w:left="369" w:hanging="255"/>
-      </w:pPr>
-      <w:r>
-        <w:t xml:space="preserve">• </w:t>
-      </w:r>
-      <w:r>
-        <w:t xml:space="preserve">uso de </w:t>
-      </w:r>
-      <w:r>
-        <w:rPr>
-          <w:rFonts w:ascii="Consolas" w:hAnsi="Consolas"/>
-          <w:color w:val="233648"/>
-          <w:sz w:val="16"/>
-        </w:rPr>
-        <w:t>APEX_REGION.EXPORT_DATA</w:t>
-      </w:r>
-      <w:r>
-        <w:t xml:space="preserve"> para conservar los display values LOV del IG;</w:t>
-      </w:r>
-    </w:p>
-    <w:p>
-      <w:pPr>
-        <w:spacing w:after="60"/>
-        <w:ind w:left="369" w:hanging="255"/>
-      </w:pPr>
-      <w:r>
-        <w:t xml:space="preserve">• </w:t>
-      </w:r>
-      <w:r>
-        <w:t>columnas visibles recibidas desde el navegador;</w:t>
-      </w:r>
-    </w:p>
-    <w:p>
-      <w:pPr>
-        <w:spacing w:after="60"/>
-        <w:ind w:left="369" w:hanging="255"/>
-      </w:pPr>
-      <w:r>
-        <w:t xml:space="preserve">• </w:t>
-      </w:r>
-      <w:r>
-        <w:t>exclusiones por nombre;</w:t>
-      </w:r>
-    </w:p>
-    <w:p>
-      <w:pPr>
-        <w:spacing w:after="60"/>
-        <w:ind w:left="369" w:hanging="255"/>
-      </w:pPr>
-      <w:r>
-        <w:t xml:space="preserve">• </w:t>
-      </w:r>
-      <w:r>
-        <w:t xml:space="preserve">spans posicionales y </w:t>
-      </w:r>
-      <w:r>
-        <w:rPr>
-          <w:rFonts w:ascii="Consolas" w:hAnsi="Consolas"/>
-          <w:color w:val="233648"/>
-          <w:sz w:val="16"/>
-        </w:rPr>
-        <w:t>"*"</w:t>
-      </w:r>
-      <w:r>
-        <w:t xml:space="preserve"> adaptativo;</w:t>
-      </w:r>
-    </w:p>
-    <w:p>
-      <w:pPr>
-        <w:spacing w:after="60"/>
-        <w:ind w:left="369" w:hanging="255"/>
-      </w:pPr>
-      <w:r>
-        <w:t xml:space="preserve">• </w:t>
-      </w:r>
-      <w:r>
-        <w:t>PDF/XLSX;</w:t>
-      </w:r>
-    </w:p>
-    <w:p>
-      <w:pPr>
-        <w:spacing w:after="60"/>
-        <w:ind w:left="369" w:hanging="255"/>
-      </w:pPr>
-      <w:r>
-        <w:t xml:space="preserve">• </w:t>
-      </w:r>
-      <w:r>
-        <w:rPr>
-          <w:rFonts w:ascii="Consolas" w:hAnsi="Consolas"/>
-          <w:color w:val="233648"/>
-          <w:sz w:val="16"/>
-        </w:rPr>
-        <w:t>p_display_columns_json</w:t>
-      </w:r>
-      <w:r>
-        <w:t xml:space="preserve"> obsoleto pero aceptado.</w:t>
-      </w:r>
-    </w:p>
-    <w:p>
+        <w:t xml:space="preserve">2. </w:t>
+      </w:r>
       <w:r>
         <w:rPr>
           <w:rFonts w:ascii="Consolas" w:hAnsi="Consolas"/>
@@ -9065,7 +10907,7 @@
         <w:t>DOWNLOAD_QUERY</w:t>
       </w:r>
       <w:r>
-        <w:t xml:space="preserve"> comparte helpers internos de validación, impresión y descarga, pero no reemplaza ni redirige automáticamente </w:t>
+        <w:t xml:space="preserve"> enlaza </w:t>
       </w:r>
       <w:r>
         <w:rPr>
@@ -9073,15 +10915,10 @@
           <w:color w:val="233648"/>
           <w:sz w:val="16"/>
         </w:rPr>
-        <w:t>DOWNLOAD_IG</w:t>
-      </w:r>
-      <w:r>
-        <w:t>. Así se evita cambiar reportes que ya funcionan.</w:t>
-      </w:r>
-    </w:p>
-    <w:p>
-      <w:r>
-        <w:t xml:space="preserve">La ampliación debe instalarse con </w:t>
+        <w:t>VARCHAR2</w:t>
+      </w:r>
+      <w:r>
+        <w:t xml:space="preserve">, </w:t>
       </w:r>
       <w:r>
         <w:rPr>
@@ -9089,10 +10926,10 @@
           <w:color w:val="233648"/>
           <w:sz w:val="16"/>
         </w:rPr>
-        <w:t>CREATE OR REPLACE PACKAGE</w:t>
-      </w:r>
-      <w:r>
-        <w:t xml:space="preserve"> y </w:t>
+        <w:t>NUMBER</w:t>
+      </w:r>
+      <w:r>
+        <w:t xml:space="preserve">, </w:t>
       </w:r>
       <w:r>
         <w:rPr>
@@ -9100,28 +10937,56 @@
           <w:color w:val="233648"/>
           <w:sz w:val="16"/>
         </w:rPr>
-        <w:t>PACKAGE BODY</w:t>
-      </w:r>
-      <w:r>
-        <w:t>. Los procesos APEX existentes no requieren edición. El script de instalación debe documentar la versión y ofrecer consultas de verificación de estado del paquete.</w:t>
+        <w:t>DATE</w:t>
+      </w:r>
+      <w:r>
+        <w:t xml:space="preserve"> y </w:t>
+      </w:r>
+      <w:r>
+        <w:rPr>
+          <w:rFonts w:ascii="Consolas" w:hAnsi="Consolas"/>
+          <w:color w:val="233648"/>
+          <w:sz w:val="16"/>
+        </w:rPr>
+        <w:t>TIMESTAMP</w:t>
+      </w:r>
+      <w:r>
+        <w:t xml:space="preserve"> con </w:t>
+      </w:r>
+      <w:r>
+        <w:rPr>
+          <w:rFonts w:ascii="Consolas" w:hAnsi="Consolas"/>
+          <w:color w:val="233648"/>
+          <w:sz w:val="16"/>
+        </w:rPr>
+        <w:t>APEX_EXEC.ADD_PARAMETER</w:t>
+      </w:r>
+      <w:r>
+        <w:t>.</w:t>
       </w:r>
     </w:p>
     <w:p>
       <w:pPr>
-        <w:pStyle w:val="Heading1"/>
-        <w:keepNext/>
-      </w:pPr>
-      <w:r>
-        <w:t>10. Seguridad</w:t>
+        <w:spacing w:after="60"/>
+        <w:ind w:left="369" w:hanging="255"/>
+      </w:pPr>
+      <w:r>
+        <w:t xml:space="preserve">3. </w:t>
+      </w:r>
+      <w:r>
+        <w:t>Un filtro nulo y uno informado producen los conjuntos esperados.</w:t>
       </w:r>
     </w:p>
     <w:p>
       <w:pPr>
-        <w:pStyle w:val="Heading2"/>
-        <w:keepNext/>
-      </w:pPr>
-      <w:r>
-        <w:t>10.1 Confianza y autoría</w:t>
+        <w:spacing w:after="60"/>
+        <w:ind w:left="369" w:hanging="255"/>
+      </w:pPr>
+      <w:r>
+        <w:t xml:space="preserve">4. </w:t>
+      </w:r>
+      <w:r>
+        <w:t>SQL mal formado, una columna faltante o un Page Item requerido vacío producen error controlado.</w:t>
       </w:r>
     </w:p>
     <w:p>
@@ -9130,10 +10995,10 @@
         <w:ind w:left="369" w:hanging="255"/>
       </w:pPr>
       <w:r>
-        <w:t xml:space="preserve">• </w:t>
-      </w:r>
-      <w:r>
-        <w:t>Solo Informática puede crear DOCX, manifiestos y procesos de reporte.</w:t>
+        <w:t xml:space="preserve">5. </w:t>
+      </w:r>
+      <w:r>
+        <w:t>Una consulta que devuelve códigos y descripciones imprime la columna descriptiva elegida por la plantilla.</w:t>
       </w:r>
     </w:p>
     <w:p>
@@ -9142,55 +11007,10 @@
         <w:ind w:left="369" w:hanging="255"/>
       </w:pPr>
       <w:r>
-        <w:t xml:space="preserve">• </w:t>
-      </w:r>
-      <w:r>
-        <w:t>Los usuarios finales solo proporcionan valores mediante Page Items controlados.</w:t>
-      </w:r>
-    </w:p>
-    <w:p>
-      <w:pPr>
-        <w:spacing w:after="60"/>
-        <w:ind w:left="369" w:hanging="255"/>
-      </w:pPr>
-      <w:r>
-        <w:t xml:space="preserve">• </w:t>
-      </w:r>
-      <w:r>
-        <w:t>La herramienta local no requiere credenciales de Oracle ni conexión a la base de datos.</w:t>
-      </w:r>
-    </w:p>
-    <w:p>
-      <w:pPr>
-        <w:spacing w:after="60"/>
-        <w:ind w:left="369" w:hanging="255"/>
-      </w:pPr>
-      <w:r>
-        <w:t xml:space="preserve">• </w:t>
-      </w:r>
-      <w:r>
-        <w:t>El DOCX no llega al servidor.</w:t>
-      </w:r>
-    </w:p>
-    <w:p>
-      <w:pPr>
-        <w:pStyle w:val="Heading2"/>
-        <w:keepNext/>
-      </w:pPr>
-      <w:r>
-        <w:t>10.2 SQL</w:t>
-      </w:r>
-    </w:p>
-    <w:p>
-      <w:pPr>
-        <w:spacing w:after="60"/>
-        <w:ind w:left="369" w:hanging="255"/>
-      </w:pPr>
-      <w:r>
-        <w:t xml:space="preserve">• </w:t>
-      </w:r>
-      <w:r>
-        <w:t xml:space="preserve">solo </w:t>
+        <w:t xml:space="preserve">6. </w:t>
+      </w:r>
+      <w:r>
+        <w:t xml:space="preserve">Exclusiones y anchos se aplican por nombre, independientemente del orden del </w:t>
       </w:r>
       <w:r>
         <w:rPr>
@@ -9201,18 +11021,7 @@
         <w:t>SELECT</w:t>
       </w:r>
       <w:r>
-        <w:t>/</w:t>
-      </w:r>
-      <w:r>
-        <w:rPr>
-          <w:rFonts w:ascii="Consolas" w:hAnsi="Consolas"/>
-          <w:color w:val="233648"/>
-          <w:sz w:val="16"/>
-        </w:rPr>
-        <w:t>WITH</w:t>
-      </w:r>
-      <w:r>
-        <w:t>;</w:t>
+        <w:t>.</w:t>
       </w:r>
     </w:p>
     <w:p>
@@ -9221,614 +11030,7 @@
         <w:ind w:left="369" w:hanging="255"/>
       </w:pPr>
       <w:r>
-        <w:t xml:space="preserve">• </w:t>
-      </w:r>
-      <w:r>
-        <w:t>binds obligatorios, nunca concatenación;</w:t>
-      </w:r>
-    </w:p>
-    <w:p>
-      <w:pPr>
-        <w:spacing w:after="60"/>
-        <w:ind w:left="369" w:hanging="255"/>
-      </w:pPr>
-      <w:r>
-        <w:t xml:space="preserve">• </w:t>
-      </w:r>
-      <w:r>
-        <w:rPr>
-          <w:rFonts w:ascii="Consolas" w:hAnsi="Consolas"/>
-          <w:color w:val="233648"/>
-          <w:sz w:val="16"/>
-        </w:rPr>
-        <w:t>p_auto_bind_items =&gt; FALSE</w:t>
-      </w:r>
-      <w:r>
-        <w:t>;</w:t>
-      </w:r>
-    </w:p>
-    <w:p>
-      <w:pPr>
-        <w:spacing w:after="60"/>
-        <w:ind w:left="369" w:hanging="255"/>
-      </w:pPr>
-      <w:r>
-        <w:t xml:space="preserve">• </w:t>
-      </w:r>
-      <w:r>
-        <w:t>lista exacta de bind mappings;</w:t>
-      </w:r>
-    </w:p>
-    <w:p>
-      <w:pPr>
-        <w:spacing w:after="60"/>
-        <w:ind w:left="369" w:hanging="255"/>
-      </w:pPr>
-      <w:r>
-        <w:t xml:space="preserve">• </w:t>
-      </w:r>
-      <w:r>
-        <w:t>parsing schema con privilegio mínimo;</w:t>
-      </w:r>
-    </w:p>
-    <w:p>
-      <w:pPr>
-        <w:spacing w:after="60"/>
-        <w:ind w:left="369" w:hanging="255"/>
-      </w:pPr>
-      <w:r>
-        <w:t xml:space="preserve">• </w:t>
-      </w:r>
-      <w:r>
-        <w:t>vistas de negocio preferidas para ocultar tablas sensibles;</w:t>
-      </w:r>
-    </w:p>
-    <w:p>
-      <w:pPr>
-        <w:spacing w:after="60"/>
-        <w:ind w:left="369" w:hanging="255"/>
-      </w:pPr>
-      <w:r>
-        <w:t xml:space="preserve">• </w:t>
-      </w:r>
-      <w:r>
-        <w:rPr>
-          <w:rFonts w:ascii="Consolas" w:hAnsi="Consolas"/>
-          <w:color w:val="233648"/>
-          <w:sz w:val="16"/>
-        </w:rPr>
-        <w:t>p_max_rows</w:t>
-      </w:r>
-      <w:r>
-        <w:t xml:space="preserve"> obligatorio y limitado por una cota institucional; el motor exporta como máximo esa cantidad y puede truncar filas adicionales;</w:t>
-      </w:r>
-    </w:p>
-    <w:p>
-      <w:pPr>
-        <w:spacing w:after="60"/>
-        <w:ind w:left="369" w:hanging="255"/>
-      </w:pPr>
-      <w:r>
-        <w:t xml:space="preserve">• </w:t>
-      </w:r>
-      <w:r>
-        <w:t>tiempo y costo de consultas controlados por políticas Oracle, no por el compilador;</w:t>
-      </w:r>
-    </w:p>
-    <w:p>
-      <w:pPr>
-        <w:spacing w:after="60"/>
-        <w:ind w:left="369" w:hanging="255"/>
-      </w:pPr>
-      <w:r>
-        <w:t xml:space="preserve">• </w:t>
-      </w:r>
-      <w:r>
-        <w:t>no se acepta SQL enviado por el navegador.</w:t>
-      </w:r>
-    </w:p>
-    <w:p>
-      <w:r>
-        <w:t xml:space="preserve">La validación textual no puede demostrar que una función invocada por un </w:t>
-      </w:r>
-      <w:r>
-        <w:rPr>
-          <w:rFonts w:ascii="Consolas" w:hAnsi="Consolas"/>
-          <w:color w:val="233648"/>
-          <w:sz w:val="16"/>
-        </w:rPr>
-        <w:t>SELECT</w:t>
-      </w:r>
-      <w:r>
-        <w:t xml:space="preserve"> carezca de efectos laterales. La defensa real es restringir quién instala reportes, los privilegios del parsing schema y las funciones ejecutables.</w:t>
-      </w:r>
-    </w:p>
-    <w:p>
-      <w:pPr>
-        <w:pStyle w:val="Heading2"/>
-        <w:keepNext/>
-      </w:pPr>
-      <w:r>
-        <w:t>10.3 Salida</w:t>
-      </w:r>
-    </w:p>
-    <w:p>
-      <w:pPr>
-        <w:spacing w:after="60"/>
-        <w:ind w:left="369" w:hanging="255"/>
-      </w:pPr>
-      <w:r>
-        <w:t xml:space="preserve">• </w:t>
-      </w:r>
-      <w:r>
-        <w:t>nombres de archivo saneados;</w:t>
-      </w:r>
-    </w:p>
-    <w:p>
-      <w:pPr>
-        <w:spacing w:after="60"/>
-        <w:ind w:left="369" w:hanging="255"/>
-      </w:pPr>
-      <w:r>
-        <w:t xml:space="preserve">• </w:t>
-      </w:r>
-      <w:r>
-        <w:t>textos de encabezado y footer limitados;</w:t>
-      </w:r>
-    </w:p>
-    <w:p>
-      <w:pPr>
-        <w:spacing w:after="60"/>
-        <w:ind w:left="369" w:hanging="255"/>
-      </w:pPr>
-      <w:r>
-        <w:t xml:space="preserve">• </w:t>
-      </w:r>
-      <w:r>
-        <w:t>colores, fuentes, tamaños, formatos y alineaciones en listas permitidas;</w:t>
-      </w:r>
-    </w:p>
-    <w:p>
-      <w:pPr>
-        <w:spacing w:after="60"/>
-        <w:ind w:left="369" w:hanging="255"/>
-      </w:pPr>
-      <w:r>
-        <w:t xml:space="preserve">• </w:t>
-      </w:r>
-      <w:r>
-        <w:t xml:space="preserve">JSON con </w:t>
-      </w:r>
-      <w:r>
-        <w:rPr>
-          <w:rFonts w:ascii="Consolas" w:hAnsi="Consolas"/>
-          <w:color w:val="233648"/>
-          <w:sz w:val="16"/>
-        </w:rPr>
-        <w:t>ERROR ON ERROR</w:t>
-      </w:r>
-      <w:r>
-        <w:t xml:space="preserve"> donde una omisión deba bloquear, y mensajes funcionales sin valores sensibles;</w:t>
-      </w:r>
-    </w:p>
-    <w:p>
-      <w:pPr>
-        <w:spacing w:after="60"/>
-        <w:ind w:left="369" w:hanging="255"/>
-      </w:pPr>
-      <w:r>
-        <w:t xml:space="preserve">• </w:t>
-      </w:r>
-      <w:r>
-        <w:t xml:space="preserve">cierre de </w:t>
-      </w:r>
-      <w:r>
-        <w:rPr>
-          <w:rFonts w:ascii="Consolas" w:hAnsi="Consolas"/>
-          <w:color w:val="233648"/>
-          <w:sz w:val="16"/>
-        </w:rPr>
-        <w:t>APEX_EXEC</w:t>
-      </w:r>
-      <w:r>
-        <w:t xml:space="preserve"> en excepción;</w:t>
-      </w:r>
-    </w:p>
-    <w:p>
-      <w:pPr>
-        <w:spacing w:after="60"/>
-        <w:ind w:left="369" w:hanging="255"/>
-      </w:pPr>
-      <w:r>
-        <w:t xml:space="preserve">• </w:t>
-      </w:r>
-      <w:r>
-        <w:t>no registrar SQL con valores ni contenido sensible en mensajes de usuario;</w:t>
-      </w:r>
-    </w:p>
-    <w:p>
-      <w:pPr>
-        <w:spacing w:after="60"/>
-        <w:ind w:left="369" w:hanging="255"/>
-      </w:pPr>
-      <w:r>
-        <w:t xml:space="preserve">• </w:t>
-      </w:r>
-      <w:r>
-        <w:t>PDF accesible cuando el formato lo soporte.</w:t>
-      </w:r>
-    </w:p>
-    <w:p>
-      <w:pPr>
-        <w:pStyle w:val="Heading1"/>
-        <w:keepNext/>
-      </w:pPr>
-      <w:r>
-        <w:t>11. Errores y advertencias</w:t>
-      </w:r>
-    </w:p>
-    <w:p>
-      <w:r>
-        <w:t xml:space="preserve">Un </w:t>
-      </w:r>
-      <w:r>
-        <w:rPr>
-          <w:b/>
-        </w:rPr>
-        <w:t>error</w:t>
-      </w:r>
-      <w:r>
-        <w:t xml:space="preserve"> impide compilar o descargar. Ejemplos:</w:t>
-      </w:r>
-    </w:p>
-    <w:p>
-      <w:pPr>
-        <w:spacing w:after="60"/>
-        <w:ind w:left="369" w:hanging="255"/>
-      </w:pPr>
-      <w:r>
-        <w:t xml:space="preserve">• </w:t>
-      </w:r>
-      <w:r>
-        <w:t>estructura DOCX no admitida;</w:t>
-      </w:r>
-    </w:p>
-    <w:p>
-      <w:pPr>
-        <w:spacing w:after="60"/>
-        <w:ind w:left="369" w:hanging="255"/>
-      </w:pPr>
-      <w:r>
-        <w:t xml:space="preserve">• </w:t>
-      </w:r>
-      <w:r>
-        <w:t>placeholder desconocido, duplicado o sin mapeo;</w:t>
-      </w:r>
-    </w:p>
-    <w:p>
-      <w:pPr>
-        <w:spacing w:after="60"/>
-        <w:ind w:left="369" w:hanging="255"/>
-      </w:pPr>
-      <w:r>
-        <w:t xml:space="preserve">• </w:t>
-      </w:r>
-      <w:r>
-        <w:t>bind sin mapeo;</w:t>
-      </w:r>
-    </w:p>
-    <w:p>
-      <w:pPr>
-        <w:spacing w:after="60"/>
-        <w:ind w:left="369" w:hanging="255"/>
-      </w:pPr>
-      <w:r>
-        <w:t xml:space="preserve">• </w:t>
-      </w:r>
-      <w:r>
-        <w:t>columna de plantilla ausente en la consulta;</w:t>
-      </w:r>
-    </w:p>
-    <w:p>
-      <w:pPr>
-        <w:spacing w:after="60"/>
-        <w:ind w:left="369" w:hanging="255"/>
-      </w:pPr>
-      <w:r>
-        <w:t xml:space="preserve">• </w:t>
-      </w:r>
-      <w:r>
-        <w:t>JSON inválido;</w:t>
-      </w:r>
-    </w:p>
-    <w:p>
-      <w:pPr>
-        <w:spacing w:after="60"/>
-        <w:ind w:left="369" w:hanging="255"/>
-      </w:pPr>
-      <w:r>
-        <w:t xml:space="preserve">• </w:t>
-      </w:r>
-      <w:r>
-        <w:t>color, fuente, tipo o ancho fuera de rango;</w:t>
-      </w:r>
-    </w:p>
-    <w:p>
-      <w:pPr>
-        <w:spacing w:after="60"/>
-        <w:ind w:left="369" w:hanging="255"/>
-      </w:pPr>
-      <w:r>
-        <w:t xml:space="preserve">• </w:t>
-      </w:r>
-      <w:r>
-        <w:t xml:space="preserve">SQL que no comienza con </w:t>
-      </w:r>
-      <w:r>
-        <w:rPr>
-          <w:rFonts w:ascii="Consolas" w:hAnsi="Consolas"/>
-          <w:color w:val="233648"/>
-          <w:sz w:val="16"/>
-        </w:rPr>
-        <w:t>SELECT</w:t>
-      </w:r>
-      <w:r>
-        <w:t>/</w:t>
-      </w:r>
-      <w:r>
-        <w:rPr>
-          <w:rFonts w:ascii="Consolas" w:hAnsi="Consolas"/>
-          <w:color w:val="233648"/>
-          <w:sz w:val="16"/>
-        </w:rPr>
-        <w:t>WITH</w:t>
-      </w:r>
-      <w:r>
-        <w:t>;</w:t>
-      </w:r>
-    </w:p>
-    <w:p>
-      <w:pPr>
-        <w:spacing w:after="60"/>
-        <w:ind w:left="369" w:hanging="255"/>
-      </w:pPr>
-      <w:r>
-        <w:t xml:space="preserve">• </w:t>
-      </w:r>
-      <w:r>
-        <w:t>cero columnas finales;</w:t>
-      </w:r>
-    </w:p>
-    <w:p>
-      <w:pPr>
-        <w:spacing w:after="60"/>
-        <w:ind w:left="369" w:hanging="255"/>
-      </w:pPr>
-      <w:r>
-        <w:t xml:space="preserve">• </w:t>
-      </w:r>
-      <w:r>
-        <w:t>Page Item requerido vacío o con tipo inválido;</w:t>
-      </w:r>
-    </w:p>
-    <w:p>
-      <w:pPr>
-        <w:spacing w:after="60"/>
-        <w:ind w:left="369" w:hanging="255"/>
-      </w:pPr>
-      <w:r>
-        <w:t xml:space="preserve">• </w:t>
-      </w:r>
-      <w:r>
-        <w:t xml:space="preserve">sustitución </w:t>
-      </w:r>
-      <w:r>
-        <w:rPr>
-          <w:rFonts w:ascii="Consolas" w:hAnsi="Consolas"/>
-          <w:color w:val="233648"/>
-          <w:sz w:val="16"/>
-        </w:rPr>
-        <w:t>&amp;ITEM.</w:t>
-      </w:r>
-      <w:r>
-        <w:t xml:space="preserve">, </w:t>
-      </w:r>
-      <w:r>
-        <w:rPr>
-          <w:rFonts w:ascii="Consolas" w:hAnsi="Consolas"/>
-          <w:color w:val="233648"/>
-          <w:sz w:val="16"/>
-        </w:rPr>
-        <w:t>INTO</w:t>
-      </w:r>
-      <w:r>
-        <w:t xml:space="preserve"> o </w:t>
-      </w:r>
-      <w:r>
-        <w:rPr>
-          <w:rFonts w:ascii="Consolas" w:hAnsi="Consolas"/>
-          <w:color w:val="233648"/>
-          <w:sz w:val="16"/>
-        </w:rPr>
-        <w:t>FOR UPDATE</w:t>
-      </w:r>
-      <w:r>
-        <w:t xml:space="preserve"> en el SQL;</w:t>
-      </w:r>
-    </w:p>
-    <w:p>
-      <w:pPr>
-        <w:spacing w:after="60"/>
-        <w:ind w:left="369" w:hanging="255"/>
-      </w:pPr>
-      <w:r>
-        <w:t xml:space="preserve">• </w:t>
-      </w:r>
-      <w:r>
-        <w:t>bind con nombre reservado de APEX;</w:t>
-      </w:r>
-    </w:p>
-    <w:p>
-      <w:pPr>
-        <w:spacing w:after="60"/>
-        <w:ind w:left="369" w:hanging="255"/>
-      </w:pPr>
-      <w:r>
-        <w:t xml:space="preserve">• </w:t>
-      </w:r>
-      <w:r>
-        <w:t>carpeta de salida que sobrescribiría un archivo fuente del proyecto.</w:t>
-      </w:r>
-    </w:p>
-    <w:p>
-      <w:r>
-        <w:t xml:space="preserve">Una </w:t>
-      </w:r>
-      <w:r>
-        <w:rPr>
-          <w:b/>
-        </w:rPr>
-        <w:t>advertencia</w:t>
-      </w:r>
-      <w:r>
-        <w:t xml:space="preserve"> permite continuar, pero queda en el diagnóstico. Ejemplos:</w:t>
-      </w:r>
-    </w:p>
-    <w:p>
-      <w:pPr>
-        <w:spacing w:after="60"/>
-        <w:ind w:left="369" w:hanging="255"/>
-      </w:pPr>
-      <w:r>
-        <w:t xml:space="preserve">• </w:t>
-      </w:r>
-      <w:r>
-        <w:t>fuente Word mapeada a una familia aproximada;</w:t>
-      </w:r>
-    </w:p>
-    <w:p>
-      <w:pPr>
-        <w:spacing w:after="60"/>
-        <w:ind w:left="369" w:hanging="255"/>
-      </w:pPr>
-      <w:r>
-        <w:t xml:space="preserve">• </w:t>
-      </w:r>
-      <w:r>
-        <w:t>orientación del proyecto distinta de la página del DOCX;</w:t>
-      </w:r>
-    </w:p>
-    <w:p>
-      <w:pPr>
-        <w:spacing w:after="60"/>
-        <w:ind w:left="369" w:hanging="255"/>
-      </w:pPr>
-      <w:r>
-        <w:t xml:space="preserve">• </w:t>
-      </w:r>
-      <w:r>
-        <w:t xml:space="preserve">alias obsoleto </w:t>
-      </w:r>
-      <w:r>
-        <w:rPr>
-          <w:rFonts w:ascii="Consolas" w:hAnsi="Consolas"/>
-          <w:color w:val="233648"/>
-          <w:sz w:val="16"/>
-        </w:rPr>
-        <w:t>style_overrides.header</w:t>
-      </w:r>
-      <w:r>
-        <w:t>;</w:t>
-      </w:r>
-    </w:p>
-    <w:p>
-      <w:pPr>
-        <w:spacing w:after="60"/>
-        <w:ind w:left="369" w:hanging="255"/>
-      </w:pPr>
-      <w:r>
-        <w:t xml:space="preserve">• </w:t>
-      </w:r>
-      <w:r>
-        <w:t>estilo Word no representable e ignorado;</w:t>
-      </w:r>
-    </w:p>
-    <w:p>
-      <w:pPr>
-        <w:spacing w:after="60"/>
-        <w:ind w:left="369" w:hanging="255"/>
-      </w:pPr>
-      <w:r>
-        <w:t xml:space="preserve">• </w:t>
-      </w:r>
-      <w:r>
-        <w:t>exclusión que no coincide con una columna;</w:t>
-      </w:r>
-    </w:p>
-    <w:p>
-      <w:pPr>
-        <w:spacing w:after="60"/>
-        <w:ind w:left="369" w:hanging="255"/>
-      </w:pPr>
-      <w:r>
-        <w:t xml:space="preserve">• </w:t>
-      </w:r>
-      <w:r>
-        <w:t>ancho que puede ser reajustado por el motor PDF;</w:t>
-      </w:r>
-    </w:p>
-    <w:p>
-      <w:pPr>
-        <w:spacing w:after="60"/>
-        <w:ind w:left="369" w:hanging="255"/>
-      </w:pPr>
-      <w:r>
-        <w:t xml:space="preserve">• </w:t>
-      </w:r>
-      <w:r>
-        <w:t>XLSX que no conserva todos los estilos de impresión PDF.</w:t>
-      </w:r>
-    </w:p>
-    <w:p>
-      <w:pPr>
-        <w:pStyle w:val="Heading1"/>
-        <w:keepNext/>
-      </w:pPr>
-      <w:r>
-        <w:t>12. Criterios de aceptación</w:t>
-      </w:r>
-    </w:p>
-    <w:p>
-      <w:pPr>
-        <w:pStyle w:val="Heading2"/>
-        <w:keepNext/>
-      </w:pPr>
-      <w:r>
-        <w:t>12.1 Compilador local</w:t>
-      </w:r>
-    </w:p>
-    <w:p>
-      <w:pPr>
-        <w:spacing w:after="60"/>
-        <w:ind w:left="369" w:hanging="255"/>
-      </w:pPr>
-      <w:r>
-        <w:t xml:space="preserve">1. </w:t>
-      </w:r>
-      <w:r>
-        <w:t>Compila un DOCX A4 vertical válido con tres columnas y produce JSON determinista.</w:t>
-      </w:r>
-    </w:p>
-    <w:p>
-      <w:pPr>
-        <w:spacing w:after="60"/>
-        <w:ind w:left="369" w:hanging="255"/>
-      </w:pPr>
-      <w:r>
-        <w:t xml:space="preserve">2. </w:t>
-      </w:r>
-      <w:r>
-        <w:t xml:space="preserve">Compila un DOCX horizontal con una columna </w:t>
+        <w:t xml:space="preserve">7. </w:t>
       </w:r>
       <w:r>
         <w:rPr>
@@ -9839,109 +11041,7 @@
         <w:t>AUTO</w:t>
       </w:r>
       <w:r>
-        <w:t xml:space="preserve"> intermedia.</w:t>
-      </w:r>
-    </w:p>
-    <w:p>
-      <w:pPr>
-        <w:spacing w:after="60"/>
-        <w:ind w:left="369" w:hanging="255"/>
-      </w:pPr>
-      <w:r>
-        <w:t xml:space="preserve">3. </w:t>
-      </w:r>
-      <w:r>
-        <w:t>Detecta imágenes, celdas combinadas, segunda tabla, campos Word y placeholders desconocidos.</w:t>
-      </w:r>
-    </w:p>
-    <w:p>
-      <w:pPr>
-        <w:spacing w:after="60"/>
-        <w:ind w:left="369" w:hanging="255"/>
-      </w:pPr>
-      <w:r>
-        <w:t xml:space="preserve">4. </w:t>
-      </w:r>
-      <w:r>
-        <w:t>Detecta SQL no permitido, binds sin mapeo, mapeos sobrantes y aliases duplicados.</w:t>
-      </w:r>
-    </w:p>
-    <w:p>
-      <w:pPr>
-        <w:spacing w:after="60"/>
-        <w:ind w:left="369" w:hanging="255"/>
-      </w:pPr>
-      <w:r>
-        <w:t xml:space="preserve">5. </w:t>
-      </w:r>
-      <w:r>
-        <w:t>Mapea correctamente las tres familias tipográficas finales.</w:t>
-      </w:r>
-    </w:p>
-    <w:p>
-      <w:pPr>
-        <w:spacing w:after="60"/>
-        <w:ind w:left="369" w:hanging="255"/>
-      </w:pPr>
-      <w:r>
-        <w:t xml:space="preserve">6. </w:t>
-      </w:r>
-      <w:r>
-        <w:t>Extrae encabezado de reporte, encabezado de tabla, cuerpo, borde y footer dentro de las tolerancias documentadas.</w:t>
-      </w:r>
-    </w:p>
-    <w:p>
-      <w:pPr>
-        <w:spacing w:after="60"/>
-        <w:ind w:left="369" w:hanging="255"/>
-      </w:pPr>
-      <w:r>
-        <w:t xml:space="preserve">7. </w:t>
-      </w:r>
-      <w:r>
-        <w:t>Genera un bloque PL/SQL sintácticamente estable, sin valores de sesión incrustados.</w:t>
-      </w:r>
-    </w:p>
-    <w:p>
-      <w:pPr>
-        <w:spacing w:after="60"/>
-        <w:ind w:left="369" w:hanging="255"/>
-      </w:pPr>
-      <w:r>
-        <w:t xml:space="preserve">8. </w:t>
-      </w:r>
-      <w:r>
-        <w:t>Repetir la compilación con las mismas entradas produce bytes equivalentes en JSON y SQL normalizados.</w:t>
-      </w:r>
-    </w:p>
-    <w:p>
-      <w:pPr>
-        <w:spacing w:after="60"/>
-        <w:ind w:left="369" w:hanging="255"/>
-      </w:pPr>
-      <w:r>
-        <w:t xml:space="preserve">9. </w:t>
-      </w:r>
-      <w:r>
-        <w:t>La suite local no requiere Oracle, Word automatizado, LibreOffice ni Docker.</w:t>
-      </w:r>
-    </w:p>
-    <w:p>
-      <w:pPr>
-        <w:pStyle w:val="Heading2"/>
-        <w:keepNext/>
-      </w:pPr>
-      <w:r>
-        <w:t>12.2 Paquete PL/SQL</w:t>
-      </w:r>
-    </w:p>
-    <w:p>
-      <w:pPr>
-        <w:spacing w:after="60"/>
-        <w:ind w:left="369" w:hanging="255"/>
-      </w:pPr>
-      <w:r>
-        <w:t xml:space="preserve">1. </w:t>
+        <w:t xml:space="preserve"> puede declararse en una columna intermedia, solo se permite una y se emite sin </w:t>
       </w:r>
       <w:r>
         <w:rPr>
@@ -9949,10 +11049,10 @@
           <w:color w:val="233648"/>
           <w:sz w:val="16"/>
         </w:rPr>
-        <w:t>PKG_CORPORATE_REPORTS</w:t>
-      </w:r>
-      <w:r>
-        <w:t xml:space="preserve"> compila en APEX 24.2 sin errores.</w:t>
+        <w:t>p_width</w:t>
+      </w:r>
+      <w:r>
+        <w:t>; la prueba no exige una absorción porcentual exacta del motor.</w:t>
       </w:r>
     </w:p>
     <w:p>
@@ -9961,175 +11061,10 @@
         <w:ind w:left="369" w:hanging="255"/>
       </w:pPr>
       <w:r>
-        <w:t xml:space="preserve">2. </w:t>
-      </w:r>
-      <w:r>
-        <w:t xml:space="preserve">Las llamadas existentes a </w:t>
-      </w:r>
-      <w:r>
-        <w:rPr>
-          <w:rFonts w:ascii="Consolas" w:hAnsi="Consolas"/>
-          <w:color w:val="233648"/>
-          <w:sz w:val="16"/>
-        </w:rPr>
-        <w:t>DOWNLOAD_IG</w:t>
-      </w:r>
-      <w:r>
-        <w:t xml:space="preserve"> y </w:t>
-      </w:r>
-      <w:r>
-        <w:rPr>
-          <w:rFonts w:ascii="Consolas" w:hAnsi="Consolas"/>
-          <w:color w:val="233648"/>
-          <w:sz w:val="16"/>
-        </w:rPr>
-        <w:t>DOWNLOAD_IG_PDF</w:t>
-      </w:r>
-      <w:r>
-        <w:t xml:space="preserve"> siguen funcionando sin cambios.</w:t>
-      </w:r>
-    </w:p>
-    <w:p>
-      <w:pPr>
-        <w:spacing w:after="60"/>
-        <w:ind w:left="369" w:hanging="255"/>
-      </w:pPr>
-      <w:r>
-        <w:t xml:space="preserve">3. </w:t>
-      </w:r>
-      <w:r>
-        <w:rPr>
-          <w:rFonts w:ascii="Consolas" w:hAnsi="Consolas"/>
-          <w:color w:val="233648"/>
-          <w:sz w:val="16"/>
-        </w:rPr>
-        <w:t>DOWNLOAD_QUERY</w:t>
-      </w:r>
-      <w:r>
-        <w:t xml:space="preserve"> enlaza </w:t>
-      </w:r>
-      <w:r>
-        <w:rPr>
-          <w:rFonts w:ascii="Consolas" w:hAnsi="Consolas"/>
-          <w:color w:val="233648"/>
-          <w:sz w:val="16"/>
-        </w:rPr>
-        <w:t>VARCHAR2</w:t>
-      </w:r>
-      <w:r>
-        <w:t xml:space="preserve">, </w:t>
-      </w:r>
-      <w:r>
-        <w:rPr>
-          <w:rFonts w:ascii="Consolas" w:hAnsi="Consolas"/>
-          <w:color w:val="233648"/>
-          <w:sz w:val="16"/>
-        </w:rPr>
-        <w:t>NUMBER</w:t>
-      </w:r>
-      <w:r>
-        <w:t xml:space="preserve">, </w:t>
-      </w:r>
-      <w:r>
-        <w:rPr>
-          <w:rFonts w:ascii="Consolas" w:hAnsi="Consolas"/>
-          <w:color w:val="233648"/>
-          <w:sz w:val="16"/>
-        </w:rPr>
-        <w:t>DATE</w:t>
-      </w:r>
-      <w:r>
-        <w:t xml:space="preserve"> y </w:t>
-      </w:r>
-      <w:r>
-        <w:rPr>
-          <w:rFonts w:ascii="Consolas" w:hAnsi="Consolas"/>
-          <w:color w:val="233648"/>
-          <w:sz w:val="16"/>
-        </w:rPr>
-        <w:t>TIMESTAMP</w:t>
-      </w:r>
-      <w:r>
-        <w:t xml:space="preserve"> con </w:t>
-      </w:r>
-      <w:r>
-        <w:rPr>
-          <w:rFonts w:ascii="Consolas" w:hAnsi="Consolas"/>
-          <w:color w:val="233648"/>
-          <w:sz w:val="16"/>
-        </w:rPr>
-        <w:t>APEX_EXEC.ADD_PARAMETER</w:t>
-      </w:r>
-      <w:r>
-        <w:t>.</w:t>
-      </w:r>
-    </w:p>
-    <w:p>
-      <w:pPr>
-        <w:spacing w:after="60"/>
-        <w:ind w:left="369" w:hanging="255"/>
-      </w:pPr>
-      <w:r>
-        <w:t xml:space="preserve">4. </w:t>
-      </w:r>
-      <w:r>
-        <w:t>Un filtro nulo y uno informado producen los conjuntos esperados.</w:t>
-      </w:r>
-    </w:p>
-    <w:p>
-      <w:pPr>
-        <w:spacing w:after="60"/>
-        <w:ind w:left="369" w:hanging="255"/>
-      </w:pPr>
-      <w:r>
-        <w:t xml:space="preserve">5. </w:t>
-      </w:r>
-      <w:r>
-        <w:t>SQL mal formado, una columna faltante o un Page Item requerido vacío producen error controlado.</w:t>
-      </w:r>
-    </w:p>
-    <w:p>
-      <w:pPr>
-        <w:spacing w:after="60"/>
-        <w:ind w:left="369" w:hanging="255"/>
-      </w:pPr>
-      <w:r>
-        <w:t xml:space="preserve">6. </w:t>
-      </w:r>
-      <w:r>
-        <w:t>Una consulta que devuelve códigos y descripciones imprime la columna descriptiva elegida por la plantilla.</w:t>
-      </w:r>
-    </w:p>
-    <w:p>
-      <w:pPr>
-        <w:spacing w:after="60"/>
-        <w:ind w:left="369" w:hanging="255"/>
-      </w:pPr>
-      <w:r>
-        <w:t xml:space="preserve">7. </w:t>
-      </w:r>
-      <w:r>
-        <w:t xml:space="preserve">Exclusiones y anchos se aplican por nombre, independientemente del orden del </w:t>
-      </w:r>
-      <w:r>
-        <w:rPr>
-          <w:rFonts w:ascii="Consolas" w:hAnsi="Consolas"/>
-          <w:color w:val="233648"/>
-          <w:sz w:val="16"/>
-        </w:rPr>
-        <w:t>SELECT</w:t>
-      </w:r>
-      <w:r>
-        <w:t>.</w:t>
-      </w:r>
-    </w:p>
-    <w:p>
-      <w:pPr>
-        <w:spacing w:after="60"/>
-        <w:ind w:left="369" w:hanging="255"/>
-      </w:pPr>
-      <w:r>
         <w:t xml:space="preserve">8. </w:t>
+      </w:r>
+      <w:r>
+        <w:t xml:space="preserve">La orientación </w:t>
       </w:r>
       <w:r>
         <w:rPr>
@@ -10140,7 +11075,19 @@
         <w:t>AUTO</w:t>
       </w:r>
       <w:r>
-        <w:t xml:space="preserve"> puede declararse en una columna intermedia, solo se permite una y se emite sin </w:t>
+        <w:t xml:space="preserve"> elige vertical para hasta tres columnas finales y horizontal para cuatro o más, salvo definición de plantilla o elección explícita según la precedencia acordada.</w:t>
+      </w:r>
+    </w:p>
+    <w:p>
+      <w:pPr>
+        <w:spacing w:after="60"/>
+        <w:ind w:left="369" w:hanging="255"/>
+      </w:pPr>
+      <w:r>
+        <w:t xml:space="preserve">9. </w:t>
+      </w:r>
+      <w:r>
+        <w:t xml:space="preserve">Encabezado centrado con título y campos </w:t>
       </w:r>
       <w:r>
         <w:rPr>
@@ -10148,10 +11095,10 @@
           <w:color w:val="233648"/>
           <w:sz w:val="16"/>
         </w:rPr>
-        <w:t>p_width</w:t>
-      </w:r>
-      <w:r>
-        <w:t>; la prueba no exige una absorción porcentual exacta del motor.</w:t>
+        <w:t>{{FIELD:...}}</w:t>
+      </w:r>
+      <w:r>
+        <w:t>, y footer con usuario/fecha, se generan con las familias soportadas.</w:t>
       </w:r>
     </w:p>
     <w:p>
@@ -10160,21 +11107,10 @@
         <w:ind w:left="369" w:hanging="255"/>
       </w:pPr>
       <w:r>
-        <w:t xml:space="preserve">9. </w:t>
-      </w:r>
-      <w:r>
-        <w:t xml:space="preserve">La orientación </w:t>
-      </w:r>
-      <w:r>
-        <w:rPr>
-          <w:rFonts w:ascii="Consolas" w:hAnsi="Consolas"/>
-          <w:color w:val="233648"/>
-          <w:sz w:val="16"/>
-        </w:rPr>
-        <w:t>AUTO</w:t>
-      </w:r>
-      <w:r>
-        <w:t xml:space="preserve"> elige vertical para hasta tres columnas finales y horizontal para cuatro o más, salvo definición de plantilla o elección explícita según la precedencia acordada.</w:t>
+        <w:t xml:space="preserve">10. </w:t>
+      </w:r>
+      <w:r>
+        <w:t>El contexto se cierra ante éxito y error; no quedan colecciones o archivos temporales.</w:t>
       </w:r>
     </w:p>
     <w:p>
@@ -10183,31 +11119,7 @@
         <w:ind w:left="369" w:hanging="255"/>
       </w:pPr>
       <w:r>
-        <w:t xml:space="preserve">10. </w:t>
-      </w:r>
-      <w:r>
-        <w:t>Encabezado centrado y footer con usuario/fecha se generan con las familias soportadas.</w:t>
-      </w:r>
-    </w:p>
-    <w:p>
-      <w:pPr>
-        <w:spacing w:after="60"/>
-        <w:ind w:left="369" w:hanging="255"/>
-      </w:pPr>
-      <w:r>
         <w:t xml:space="preserve">11. </w:t>
-      </w:r>
-      <w:r>
-        <w:t>El contexto se cierra ante éxito y error; no quedan colecciones o archivos temporales.</w:t>
-      </w:r>
-    </w:p>
-    <w:p>
-      <w:pPr>
-        <w:spacing w:after="60"/>
-        <w:ind w:left="369" w:hanging="255"/>
-      </w:pPr>
-      <w:r>
-        <w:t xml:space="preserve">12. </w:t>
       </w:r>
       <w:r>
         <w:rPr>

--- a/docs/CONTRACT.docx
+++ b/docs/CONTRACT.docx
@@ -5512,16 +5512,7 @@
         <w:t>{{FIELD:...}}</w:t>
       </w:r>
       <w:r>
-        <w:t>. Esa generación nunca sobrescribe un manifiesto existente; a partir de entonces el manifiesto se mantiene editándolo directamente.</w:t>
-      </w:r>
-    </w:p>
-    <w:p>
-      <w:pPr>
-        <w:pStyle w:val="Heading2"/>
-        <w:keepNext/>
-      </w:pPr>
-      <w:r>
-        <w:t xml:space="preserve">7.1 Propiedades del proyecto </w:t>
+        <w:t xml:space="preserve">. El DOCX se copia a </w:t>
       </w:r>
       <w:r>
         <w:rPr>
@@ -5529,7 +5520,37 @@
           <w:color w:val="233648"/>
           <w:sz w:val="16"/>
         </w:rPr>
-        <w:t>.report.json</w:t>
+        <w:t>proyectos/&lt;nombre&gt;/</w:t>
+      </w:r>
+      <w:r>
+        <w:t xml:space="preserve"> y el manifiesto y la consulta se escriben en </w:t>
+      </w:r>
+      <w:r>
+        <w:rPr>
+          <w:rFonts w:ascii="Consolas" w:hAnsi="Consolas"/>
+          <w:color w:val="233648"/>
+          <w:sz w:val="16"/>
+        </w:rPr>
+        <w:t>proyectos/&lt;nombre&gt;/generado/</w:t>
+      </w:r>
+      <w:r>
+        <w:t xml:space="preserve">. Volver a cargar un DOCX con el mismo nombre exige confirmación y regenera ambos, conservando los anteriores como </w:t>
+      </w:r>
+      <w:r>
+        <w:rPr>
+          <w:rFonts w:ascii="Consolas" w:hAnsi="Consolas"/>
+          <w:color w:val="233648"/>
+          <w:sz w:val="16"/>
+        </w:rPr>
+        <w:t>generado/&lt;archivo&gt;.bak</w:t>
+      </w:r>
+      <w:r>
+        <w:t>; los demás archivos de la carpeta no se modifican. Entre cargas, el manifiesto se mantiene editándolo directamente.</w:t>
+      </w:r>
+    </w:p>
+    <w:p>
+      <w:r>
+        <w:t>Ubicación de los artefactos de cada reporte:</w:t>
       </w:r>
     </w:p>
     <w:tbl>
@@ -5574,7 +5595,7 @@
                 <w:color w:val="FFFFFF"/>
                 <w:sz w:val="16"/>
               </w:rPr>
-              <w:t>Propiedad</w:t>
+              <w:t>Archivo</w:t>
             </w:r>
           </w:p>
         </w:tc>
@@ -5602,7 +5623,7 @@
                 <w:color w:val="FFFFFF"/>
                 <w:sz w:val="16"/>
               </w:rPr>
-              <w:t>Obligatoria</w:t>
+              <w:t>Ubicación</w:t>
             </w:r>
           </w:p>
         </w:tc>
@@ -5630,7 +5651,7 @@
                 <w:color w:val="FFFFFF"/>
                 <w:sz w:val="16"/>
               </w:rPr>
-              <w:t>Regla</w:t>
+              <w:t>Origen</w:t>
             </w:r>
           </w:p>
         </w:tc>
@@ -5661,7 +5682,7 @@
                 <w:rFonts w:ascii="Aptos" w:hAnsi="Aptos"/>
                 <w:sz w:val="16"/>
               </w:rPr>
-              <w:t>schema</w:t>
+              <w:t>&lt;nombre&gt;.docx</w:t>
             </w:r>
           </w:p>
         </w:tc>
@@ -5687,7 +5708,7 @@
                 <w:rFonts w:ascii="Aptos" w:hAnsi="Aptos"/>
                 <w:sz w:val="16"/>
               </w:rPr>
-              <w:t>sí</w:t>
+              <w:t>proyectos/&lt;nombre&gt;/</w:t>
             </w:r>
           </w:p>
         </w:tc>
@@ -5713,7 +5734,7 @@
                 <w:rFonts w:ascii="Aptos" w:hAnsi="Aptos"/>
                 <w:sz w:val="16"/>
               </w:rPr>
-              <w:t>exactamente corporate-report-project/1.0</w:t>
+              <w:t>copia del DOCX cargado</w:t>
             </w:r>
           </w:p>
         </w:tc>
@@ -5744,7 +5765,7 @@
                 <w:rFonts w:ascii="Aptos" w:hAnsi="Aptos"/>
                 <w:sz w:val="16"/>
               </w:rPr>
-              <w:t>report_id</w:t>
+              <w:t>apex_process.sql</w:t>
             </w:r>
           </w:p>
         </w:tc>
@@ -5770,7 +5791,7 @@
                 <w:rFonts w:ascii="Aptos" w:hAnsi="Aptos"/>
                 <w:sz w:val="16"/>
               </w:rPr>
-              <w:t>sí</w:t>
+              <w:t>proyectos/&lt;nombre&gt;/</w:t>
             </w:r>
           </w:p>
         </w:tc>
@@ -5796,7 +5817,7 @@
                 <w:rFonts w:ascii="Aptos" w:hAnsi="Aptos"/>
                 <w:sz w:val="16"/>
               </w:rPr>
-              <w:t>identificador de 1 a 30 caracteres</w:t>
+              <w:t>compilación (único archivo que se pega en APEX)</w:t>
             </w:r>
           </w:p>
         </w:tc>
@@ -5827,7 +5848,7 @@
                 <w:rFonts w:ascii="Aptos" w:hAnsi="Aptos"/>
                 <w:sz w:val="16"/>
               </w:rPr>
-              <w:t>template, query_file</w:t>
+              <w:t>&lt;nombre&gt;.sql</w:t>
             </w:r>
           </w:p>
         </w:tc>
@@ -5853,7 +5874,7 @@
                 <w:rFonts w:ascii="Aptos" w:hAnsi="Aptos"/>
                 <w:sz w:val="16"/>
               </w:rPr>
-              <w:t>sí</w:t>
+              <w:t>proyectos/&lt;nombre&gt;/generado/</w:t>
             </w:r>
           </w:p>
         </w:tc>
@@ -5879,7 +5900,545 @@
                 <w:rFonts w:ascii="Aptos" w:hAnsi="Aptos"/>
                 <w:sz w:val="16"/>
               </w:rPr>
-              <w:t>rutas relativas dentro de la carpeta del proyecto</w:t>
+              <w:t>esqueleto automático; su texto se incrusta en apex_process.sql</w:t>
+            </w:r>
+          </w:p>
+        </w:tc>
+      </w:tr>
+      <w:tr>
+        <w:trPr>
+          <w:cantSplit w:val="true"/>
+        </w:trPr>
+        <w:tc>
+          <w:tcPr>
+            <w:tcW w:type="dxa" w:w="3324"/>
+            <w:vAlign w:val="center"/>
+            <w:tcMar>
+              <w:top w:w="90" w:type="dxa"/>
+              <w:start w:w="110" w:type="dxa"/>
+              <w:bottom w:w="90" w:type="dxa"/>
+              <w:end w:w="110" w:type="dxa"/>
+            </w:tcMar>
+            <w:shd w:fill="F5F7F9"/>
+          </w:tcPr>
+          <w:p>
+            <w:pPr>
+              <w:keepNext/>
+              <w:spacing w:after="0"/>
+            </w:pPr>
+            <w:r>
+              <w:rPr>
+                <w:rFonts w:ascii="Aptos" w:hAnsi="Aptos"/>
+                <w:sz w:val="16"/>
+              </w:rPr>
+              <w:t>&lt;nombre&gt;.report.json</w:t>
+            </w:r>
+          </w:p>
+        </w:tc>
+        <w:tc>
+          <w:tcPr>
+            <w:tcW w:type="dxa" w:w="3324"/>
+            <w:vAlign w:val="center"/>
+            <w:tcMar>
+              <w:top w:w="90" w:type="dxa"/>
+              <w:start w:w="110" w:type="dxa"/>
+              <w:bottom w:w="90" w:type="dxa"/>
+              <w:end w:w="110" w:type="dxa"/>
+            </w:tcMar>
+            <w:shd w:fill="F5F7F9"/>
+          </w:tcPr>
+          <w:p>
+            <w:pPr>
+              <w:keepNext/>
+              <w:spacing w:after="0"/>
+            </w:pPr>
+            <w:r>
+              <w:rPr>
+                <w:rFonts w:ascii="Aptos" w:hAnsi="Aptos"/>
+                <w:sz w:val="16"/>
+              </w:rPr>
+              <w:t>proyectos/&lt;nombre&gt;/generado/</w:t>
+            </w:r>
+          </w:p>
+        </w:tc>
+        <w:tc>
+          <w:tcPr>
+            <w:tcW w:type="dxa" w:w="3324"/>
+            <w:vAlign w:val="center"/>
+            <w:tcMar>
+              <w:top w:w="90" w:type="dxa"/>
+              <w:start w:w="110" w:type="dxa"/>
+              <w:bottom w:w="90" w:type="dxa"/>
+              <w:end w:w="110" w:type="dxa"/>
+            </w:tcMar>
+            <w:shd w:fill="F5F7F9"/>
+          </w:tcPr>
+          <w:p>
+            <w:pPr>
+              <w:keepNext/>
+              <w:spacing w:after="0"/>
+            </w:pPr>
+            <w:r>
+              <w:rPr>
+                <w:rFonts w:ascii="Aptos" w:hAnsi="Aptos"/>
+                <w:sz w:val="16"/>
+              </w:rPr>
+              <w:t>esqueleto automático; editable</w:t>
+            </w:r>
+          </w:p>
+        </w:tc>
+      </w:tr>
+      <w:tr>
+        <w:trPr>
+          <w:cantSplit w:val="true"/>
+        </w:trPr>
+        <w:tc>
+          <w:tcPr>
+            <w:tcW w:type="dxa" w:w="3324"/>
+            <w:vAlign w:val="center"/>
+            <w:tcMar>
+              <w:top w:w="90" w:type="dxa"/>
+              <w:start w:w="110" w:type="dxa"/>
+              <w:bottom w:w="90" w:type="dxa"/>
+              <w:end w:w="110" w:type="dxa"/>
+            </w:tcMar>
+            <w:shd w:fill="FFFFFF"/>
+          </w:tcPr>
+          <w:p>
+            <w:pPr>
+              <w:spacing w:after="0"/>
+            </w:pPr>
+            <w:r>
+              <w:rPr>
+                <w:rFonts w:ascii="Aptos" w:hAnsi="Aptos"/>
+                <w:sz w:val="16"/>
+              </w:rPr>
+              <w:t>template.json, validation.json</w:t>
+            </w:r>
+          </w:p>
+        </w:tc>
+        <w:tc>
+          <w:tcPr>
+            <w:tcW w:type="dxa" w:w="3324"/>
+            <w:vAlign w:val="center"/>
+            <w:tcMar>
+              <w:top w:w="90" w:type="dxa"/>
+              <w:start w:w="110" w:type="dxa"/>
+              <w:bottom w:w="90" w:type="dxa"/>
+              <w:end w:w="110" w:type="dxa"/>
+            </w:tcMar>
+            <w:shd w:fill="FFFFFF"/>
+          </w:tcPr>
+          <w:p>
+            <w:pPr>
+              <w:spacing w:after="0"/>
+            </w:pPr>
+            <w:r>
+              <w:rPr>
+                <w:rFonts w:ascii="Aptos" w:hAnsi="Aptos"/>
+                <w:sz w:val="16"/>
+              </w:rPr>
+              <w:t>proyectos/&lt;nombre&gt;/generado/</w:t>
+            </w:r>
+          </w:p>
+        </w:tc>
+        <w:tc>
+          <w:tcPr>
+            <w:tcW w:type="dxa" w:w="3324"/>
+            <w:vAlign w:val="center"/>
+            <w:tcMar>
+              <w:top w:w="90" w:type="dxa"/>
+              <w:start w:w="110" w:type="dxa"/>
+              <w:bottom w:w="90" w:type="dxa"/>
+              <w:end w:w="110" w:type="dxa"/>
+            </w:tcMar>
+            <w:shd w:fill="FFFFFF"/>
+          </w:tcPr>
+          <w:p>
+            <w:pPr>
+              <w:spacing w:after="0"/>
+            </w:pPr>
+            <w:r>
+              <w:rPr>
+                <w:rFonts w:ascii="Aptos" w:hAnsi="Aptos"/>
+                <w:sz w:val="16"/>
+              </w:rPr>
+              <w:t>compilación</w:t>
+            </w:r>
+          </w:p>
+        </w:tc>
+      </w:tr>
+    </w:tbl>
+    <w:p>
+      <w:pPr>
+        <w:spacing w:after="20"/>
+      </w:pPr>
+    </w:p>
+    <w:p>
+      <w:pPr>
+        <w:pStyle w:val="Heading2"/>
+        <w:keepNext/>
+      </w:pPr>
+      <w:r>
+        <w:t xml:space="preserve">7.1 Propiedades del proyecto </w:t>
+      </w:r>
+      <w:r>
+        <w:rPr>
+          <w:rFonts w:ascii="Consolas" w:hAnsi="Consolas"/>
+          <w:color w:val="233648"/>
+          <w:sz w:val="16"/>
+        </w:rPr>
+        <w:t>.report.json</w:t>
+      </w:r>
+    </w:p>
+    <w:tbl>
+      <w:tblPr>
+        <w:tblStyle w:val="TableGrid"/>
+        <w:tblW w:type="auto" w:w="0"/>
+        <w:jc w:val="center"/>
+        <w:tblLayout w:type="autofit"/>
+        <w:tblLook w:firstColumn="1" w:firstRow="1" w:lastColumn="0" w:lastRow="0" w:noHBand="0" w:noVBand="1" w:val="04A0"/>
+      </w:tblPr>
+      <w:tblGrid>
+        <w:gridCol w:w="3324"/>
+        <w:gridCol w:w="3324"/>
+        <w:gridCol w:w="3324"/>
+      </w:tblGrid>
+      <w:tr>
+        <w:trPr>
+          <w:tblHeader w:val="true"/>
+          <w:cantSplit w:val="true"/>
+        </w:trPr>
+        <w:tc>
+          <w:tcPr>
+            <w:tcW w:type="dxa" w:w="3324"/>
+            <w:vAlign w:val="center"/>
+            <w:tcMar>
+              <w:top w:w="90" w:type="dxa"/>
+              <w:start w:w="110" w:type="dxa"/>
+              <w:bottom w:w="90" w:type="dxa"/>
+              <w:end w:w="110" w:type="dxa"/>
+            </w:tcMar>
+            <w:shd w:fill="283848"/>
+          </w:tcPr>
+          <w:p>
+            <w:pPr>
+              <w:keepNext/>
+              <w:spacing w:after="0"/>
+            </w:pPr>
+            <w:r>
+              <w:rPr>
+                <w:rFonts w:ascii="Aptos" w:hAnsi="Aptos"/>
+                <w:b/>
+                <w:color w:val="FFFFFF"/>
+                <w:sz w:val="16"/>
+              </w:rPr>
+              <w:t>Propiedad</w:t>
+            </w:r>
+          </w:p>
+        </w:tc>
+        <w:tc>
+          <w:tcPr>
+            <w:tcW w:type="dxa" w:w="3324"/>
+            <w:vAlign w:val="center"/>
+            <w:tcMar>
+              <w:top w:w="90" w:type="dxa"/>
+              <w:start w:w="110" w:type="dxa"/>
+              <w:bottom w:w="90" w:type="dxa"/>
+              <w:end w:w="110" w:type="dxa"/>
+            </w:tcMar>
+            <w:shd w:fill="283848"/>
+          </w:tcPr>
+          <w:p>
+            <w:pPr>
+              <w:keepNext/>
+              <w:spacing w:after="0"/>
+            </w:pPr>
+            <w:r>
+              <w:rPr>
+                <w:rFonts w:ascii="Aptos" w:hAnsi="Aptos"/>
+                <w:b/>
+                <w:color w:val="FFFFFF"/>
+                <w:sz w:val="16"/>
+              </w:rPr>
+              <w:t>Obligatoria</w:t>
+            </w:r>
+          </w:p>
+        </w:tc>
+        <w:tc>
+          <w:tcPr>
+            <w:tcW w:type="dxa" w:w="3324"/>
+            <w:vAlign w:val="center"/>
+            <w:tcMar>
+              <w:top w:w="90" w:type="dxa"/>
+              <w:start w:w="110" w:type="dxa"/>
+              <w:bottom w:w="90" w:type="dxa"/>
+              <w:end w:w="110" w:type="dxa"/>
+            </w:tcMar>
+            <w:shd w:fill="283848"/>
+          </w:tcPr>
+          <w:p>
+            <w:pPr>
+              <w:keepNext/>
+              <w:spacing w:after="0"/>
+            </w:pPr>
+            <w:r>
+              <w:rPr>
+                <w:rFonts w:ascii="Aptos" w:hAnsi="Aptos"/>
+                <w:b/>
+                <w:color w:val="FFFFFF"/>
+                <w:sz w:val="16"/>
+              </w:rPr>
+              <w:t>Regla</w:t>
+            </w:r>
+          </w:p>
+        </w:tc>
+      </w:tr>
+      <w:tr>
+        <w:trPr>
+          <w:cantSplit w:val="true"/>
+        </w:trPr>
+        <w:tc>
+          <w:tcPr>
+            <w:tcW w:type="dxa" w:w="3324"/>
+            <w:vAlign w:val="center"/>
+            <w:tcMar>
+              <w:top w:w="90" w:type="dxa"/>
+              <w:start w:w="110" w:type="dxa"/>
+              <w:bottom w:w="90" w:type="dxa"/>
+              <w:end w:w="110" w:type="dxa"/>
+            </w:tcMar>
+            <w:shd w:fill="FFFFFF"/>
+          </w:tcPr>
+          <w:p>
+            <w:pPr>
+              <w:keepNext/>
+              <w:spacing w:after="0"/>
+            </w:pPr>
+            <w:r>
+              <w:rPr>
+                <w:rFonts w:ascii="Aptos" w:hAnsi="Aptos"/>
+                <w:sz w:val="16"/>
+              </w:rPr>
+              <w:t>schema</w:t>
+            </w:r>
+          </w:p>
+        </w:tc>
+        <w:tc>
+          <w:tcPr>
+            <w:tcW w:type="dxa" w:w="3324"/>
+            <w:vAlign w:val="center"/>
+            <w:tcMar>
+              <w:top w:w="90" w:type="dxa"/>
+              <w:start w:w="110" w:type="dxa"/>
+              <w:bottom w:w="90" w:type="dxa"/>
+              <w:end w:w="110" w:type="dxa"/>
+            </w:tcMar>
+            <w:shd w:fill="FFFFFF"/>
+          </w:tcPr>
+          <w:p>
+            <w:pPr>
+              <w:keepNext/>
+              <w:spacing w:after="0"/>
+            </w:pPr>
+            <w:r>
+              <w:rPr>
+                <w:rFonts w:ascii="Aptos" w:hAnsi="Aptos"/>
+                <w:sz w:val="16"/>
+              </w:rPr>
+              <w:t>sí</w:t>
+            </w:r>
+          </w:p>
+        </w:tc>
+        <w:tc>
+          <w:tcPr>
+            <w:tcW w:type="dxa" w:w="3324"/>
+            <w:vAlign w:val="center"/>
+            <w:tcMar>
+              <w:top w:w="90" w:type="dxa"/>
+              <w:start w:w="110" w:type="dxa"/>
+              <w:bottom w:w="90" w:type="dxa"/>
+              <w:end w:w="110" w:type="dxa"/>
+            </w:tcMar>
+            <w:shd w:fill="FFFFFF"/>
+          </w:tcPr>
+          <w:p>
+            <w:pPr>
+              <w:keepNext/>
+              <w:spacing w:after="0"/>
+            </w:pPr>
+            <w:r>
+              <w:rPr>
+                <w:rFonts w:ascii="Aptos" w:hAnsi="Aptos"/>
+                <w:sz w:val="16"/>
+              </w:rPr>
+              <w:t>exactamente corporate-report-project/1.0</w:t>
+            </w:r>
+          </w:p>
+        </w:tc>
+      </w:tr>
+      <w:tr>
+        <w:trPr>
+          <w:cantSplit w:val="true"/>
+        </w:trPr>
+        <w:tc>
+          <w:tcPr>
+            <w:tcW w:type="dxa" w:w="3324"/>
+            <w:vAlign w:val="center"/>
+            <w:tcMar>
+              <w:top w:w="90" w:type="dxa"/>
+              <w:start w:w="110" w:type="dxa"/>
+              <w:bottom w:w="90" w:type="dxa"/>
+              <w:end w:w="110" w:type="dxa"/>
+            </w:tcMar>
+            <w:shd w:fill="F5F7F9"/>
+          </w:tcPr>
+          <w:p>
+            <w:pPr>
+              <w:keepNext/>
+              <w:spacing w:after="0"/>
+            </w:pPr>
+            <w:r>
+              <w:rPr>
+                <w:rFonts w:ascii="Aptos" w:hAnsi="Aptos"/>
+                <w:sz w:val="16"/>
+              </w:rPr>
+              <w:t>report_id</w:t>
+            </w:r>
+          </w:p>
+        </w:tc>
+        <w:tc>
+          <w:tcPr>
+            <w:tcW w:type="dxa" w:w="3324"/>
+            <w:vAlign w:val="center"/>
+            <w:tcMar>
+              <w:top w:w="90" w:type="dxa"/>
+              <w:start w:w="110" w:type="dxa"/>
+              <w:bottom w:w="90" w:type="dxa"/>
+              <w:end w:w="110" w:type="dxa"/>
+            </w:tcMar>
+            <w:shd w:fill="F5F7F9"/>
+          </w:tcPr>
+          <w:p>
+            <w:pPr>
+              <w:keepNext/>
+              <w:spacing w:after="0"/>
+            </w:pPr>
+            <w:r>
+              <w:rPr>
+                <w:rFonts w:ascii="Aptos" w:hAnsi="Aptos"/>
+                <w:sz w:val="16"/>
+              </w:rPr>
+              <w:t>sí</w:t>
+            </w:r>
+          </w:p>
+        </w:tc>
+        <w:tc>
+          <w:tcPr>
+            <w:tcW w:type="dxa" w:w="3324"/>
+            <w:vAlign w:val="center"/>
+            <w:tcMar>
+              <w:top w:w="90" w:type="dxa"/>
+              <w:start w:w="110" w:type="dxa"/>
+              <w:bottom w:w="90" w:type="dxa"/>
+              <w:end w:w="110" w:type="dxa"/>
+            </w:tcMar>
+            <w:shd w:fill="F5F7F9"/>
+          </w:tcPr>
+          <w:p>
+            <w:pPr>
+              <w:keepNext/>
+              <w:spacing w:after="0"/>
+            </w:pPr>
+            <w:r>
+              <w:rPr>
+                <w:rFonts w:ascii="Aptos" w:hAnsi="Aptos"/>
+                <w:sz w:val="16"/>
+              </w:rPr>
+              <w:t>identificador de 1 a 30 caracteres</w:t>
+            </w:r>
+          </w:p>
+        </w:tc>
+      </w:tr>
+      <w:tr>
+        <w:trPr>
+          <w:cantSplit w:val="true"/>
+        </w:trPr>
+        <w:tc>
+          <w:tcPr>
+            <w:tcW w:type="dxa" w:w="3324"/>
+            <w:vAlign w:val="center"/>
+            <w:tcMar>
+              <w:top w:w="90" w:type="dxa"/>
+              <w:start w:w="110" w:type="dxa"/>
+              <w:bottom w:w="90" w:type="dxa"/>
+              <w:end w:w="110" w:type="dxa"/>
+            </w:tcMar>
+            <w:shd w:fill="FFFFFF"/>
+          </w:tcPr>
+          <w:p>
+            <w:pPr>
+              <w:keepNext/>
+              <w:spacing w:after="0"/>
+            </w:pPr>
+            <w:r>
+              <w:rPr>
+                <w:rFonts w:ascii="Aptos" w:hAnsi="Aptos"/>
+                <w:sz w:val="16"/>
+              </w:rPr>
+              <w:t>template, query_file</w:t>
+            </w:r>
+          </w:p>
+        </w:tc>
+        <w:tc>
+          <w:tcPr>
+            <w:tcW w:type="dxa" w:w="3324"/>
+            <w:vAlign w:val="center"/>
+            <w:tcMar>
+              <w:top w:w="90" w:type="dxa"/>
+              <w:start w:w="110" w:type="dxa"/>
+              <w:bottom w:w="90" w:type="dxa"/>
+              <w:end w:w="110" w:type="dxa"/>
+            </w:tcMar>
+            <w:shd w:fill="FFFFFF"/>
+          </w:tcPr>
+          <w:p>
+            <w:pPr>
+              <w:keepNext/>
+              <w:spacing w:after="0"/>
+            </w:pPr>
+            <w:r>
+              <w:rPr>
+                <w:rFonts w:ascii="Aptos" w:hAnsi="Aptos"/>
+                <w:sz w:val="16"/>
+              </w:rPr>
+              <w:t>sí</w:t>
+            </w:r>
+          </w:p>
+        </w:tc>
+        <w:tc>
+          <w:tcPr>
+            <w:tcW w:type="dxa" w:w="3324"/>
+            <w:vAlign w:val="center"/>
+            <w:tcMar>
+              <w:top w:w="90" w:type="dxa"/>
+              <w:start w:w="110" w:type="dxa"/>
+              <w:bottom w:w="90" w:type="dxa"/>
+              <w:end w:w="110" w:type="dxa"/>
+            </w:tcMar>
+            <w:shd w:fill="FFFFFF"/>
+          </w:tcPr>
+          <w:p>
+            <w:pPr>
+              <w:keepNext/>
+              <w:spacing w:after="0"/>
+            </w:pPr>
+            <w:r>
+              <w:rPr>
+                <w:rFonts w:ascii="Aptos" w:hAnsi="Aptos"/>
+                <w:sz w:val="16"/>
+              </w:rPr>
+              <w:t>rutas relativas al .report.json que no salen de la carpeta del proyecto: proyectos/&lt;nombre&gt;/ si el manifiesto está en generado/, o la carpeta del propio manifiesto en otro caso</w:t>
             </w:r>
           </w:p>
         </w:tc>

--- a/docs/CONTRACT.docx
+++ b/docs/CONTRACT.docx
@@ -6635,7 +6635,7 @@
                 <w:rFonts w:ascii="Aptos" w:hAnsi="Aptos"/>
                 <w:sz w:val="16"/>
               </w:rPr>
-              <w:t>max_rows</w:t>
+              <w:t>orientation</w:t>
             </w:r>
           </w:p>
         </w:tc>
@@ -6687,7 +6687,7 @@
                 <w:rFonts w:ascii="Aptos" w:hAnsi="Aptos"/>
                 <w:sz w:val="16"/>
               </w:rPr>
-              <w:t>entero de 1 a 100 000; por defecto 1000</w:t>
+              <w:t>AUTO, PORTRAIT o LANDSCAPE; si falta, se usa la orientación de la página Word</w:t>
             </w:r>
           </w:p>
         </w:tc>
@@ -6718,7 +6718,7 @@
                 <w:rFonts w:ascii="Aptos" w:hAnsi="Aptos"/>
                 <w:sz w:val="16"/>
               </w:rPr>
-              <w:t>orientation</w:t>
+              <w:t>format_item</w:t>
             </w:r>
           </w:p>
         </w:tc>
@@ -6770,7 +6770,7 @@
                 <w:rFonts w:ascii="Aptos" w:hAnsi="Aptos"/>
                 <w:sz w:val="16"/>
               </w:rPr>
-              <w:t>AUTO, PORTRAIT o LANDSCAPE; si falta, se usa la orientación de la página Word</w:t>
+              <w:t>Page Item cuyo valor (PDF o XLSX) elige el formato en ejecución</w:t>
             </w:r>
           </w:p>
         </w:tc>
@@ -6801,7 +6801,7 @@
                 <w:rFonts w:ascii="Aptos" w:hAnsi="Aptos"/>
                 <w:sz w:val="16"/>
               </w:rPr>
-              <w:t>format_item</w:t>
+              <w:t>orientation_item</w:t>
             </w:r>
           </w:p>
         </w:tc>
@@ -6853,7 +6853,7 @@
                 <w:rFonts w:ascii="Aptos" w:hAnsi="Aptos"/>
                 <w:sz w:val="16"/>
               </w:rPr>
-              <w:t>Page Item cuyo valor (PDF o XLSX) elige el formato en ejecución</w:t>
+              <w:t>Page Item cuyo valor (AUTO, PORTRAIT, LANDSCAPE) elige la orientación</w:t>
             </w:r>
           </w:p>
         </w:tc>
@@ -6884,7 +6884,7 @@
                 <w:rFonts w:ascii="Aptos" w:hAnsi="Aptos"/>
                 <w:sz w:val="16"/>
               </w:rPr>
-              <w:t>orientation_item</w:t>
+              <w:t>bindings, fields, excluded_columns, column_widths</w:t>
             </w:r>
           </w:p>
         </w:tc>
@@ -6936,7 +6936,7 @@
                 <w:rFonts w:ascii="Aptos" w:hAnsi="Aptos"/>
                 <w:sz w:val="16"/>
               </w:rPr>
-              <w:t>Page Item cuyo valor (AUTO, PORTRAIT, LANDSCAPE) elige la orientación</w:t>
+              <w:t>secciones 4 a 6</w:t>
             </w:r>
           </w:p>
         </w:tc>
@@ -6967,7 +6967,7 @@
                 <w:rFonts w:ascii="Aptos" w:hAnsi="Aptos"/>
                 <w:sz w:val="16"/>
               </w:rPr>
-              <w:t>bindings, fields, excluded_columns, column_widths</w:t>
+              <w:t>columns</w:t>
             </w:r>
           </w:p>
         </w:tc>
@@ -7019,7 +7019,7 @@
                 <w:rFonts w:ascii="Aptos" w:hAnsi="Aptos"/>
                 <w:sz w:val="16"/>
               </w:rPr>
-              <w:t>secciones 4 a 6</w:t>
+              <w:t>array {name, alignment, format_mask} que ajusta una columna por alias</w:t>
             </w:r>
           </w:p>
         </w:tc>
@@ -7042,7 +7042,6 @@
           </w:tcPr>
           <w:p>
             <w:pPr>
-              <w:keepNext/>
               <w:spacing w:after="0"/>
             </w:pPr>
             <w:r>
@@ -7050,7 +7049,7 @@
                 <w:rFonts w:ascii="Aptos" w:hAnsi="Aptos"/>
                 <w:sz w:val="16"/>
               </w:rPr>
-              <w:t>columns</w:t>
+              <w:t>style_overrides</w:t>
             </w:r>
           </w:p>
         </w:tc>
@@ -7068,7 +7067,6 @@
           </w:tcPr>
           <w:p>
             <w:pPr>
-              <w:keepNext/>
               <w:spacing w:after="0"/>
             </w:pPr>
             <w:r>
@@ -7091,87 +7089,6 @@
               <w:end w:w="110" w:type="dxa"/>
             </w:tcMar>
             <w:shd w:fill="FFFFFF"/>
-          </w:tcPr>
-          <w:p>
-            <w:pPr>
-              <w:keepNext/>
-              <w:spacing w:after="0"/>
-            </w:pPr>
-            <w:r>
-              <w:rPr>
-                <w:rFonts w:ascii="Aptos" w:hAnsi="Aptos"/>
-                <w:sz w:val="16"/>
-              </w:rPr>
-              <w:t>array {name, alignment, format_mask} que ajusta una columna por alias</w:t>
-            </w:r>
-          </w:p>
-        </w:tc>
-      </w:tr>
-      <w:tr>
-        <w:trPr>
-          <w:cantSplit w:val="true"/>
-        </w:trPr>
-        <w:tc>
-          <w:tcPr>
-            <w:tcW w:type="dxa" w:w="3324"/>
-            <w:vAlign w:val="center"/>
-            <w:tcMar>
-              <w:top w:w="90" w:type="dxa"/>
-              <w:start w:w="110" w:type="dxa"/>
-              <w:bottom w:w="90" w:type="dxa"/>
-              <w:end w:w="110" w:type="dxa"/>
-            </w:tcMar>
-            <w:shd w:fill="F5F7F9"/>
-          </w:tcPr>
-          <w:p>
-            <w:pPr>
-              <w:spacing w:after="0"/>
-            </w:pPr>
-            <w:r>
-              <w:rPr>
-                <w:rFonts w:ascii="Aptos" w:hAnsi="Aptos"/>
-                <w:sz w:val="16"/>
-              </w:rPr>
-              <w:t>style_overrides</w:t>
-            </w:r>
-          </w:p>
-        </w:tc>
-        <w:tc>
-          <w:tcPr>
-            <w:tcW w:type="dxa" w:w="3324"/>
-            <w:vAlign w:val="center"/>
-            <w:tcMar>
-              <w:top w:w="90" w:type="dxa"/>
-              <w:start w:w="110" w:type="dxa"/>
-              <w:bottom w:w="90" w:type="dxa"/>
-              <w:end w:w="110" w:type="dxa"/>
-            </w:tcMar>
-            <w:shd w:fill="F5F7F9"/>
-          </w:tcPr>
-          <w:p>
-            <w:pPr>
-              <w:spacing w:after="0"/>
-            </w:pPr>
-            <w:r>
-              <w:rPr>
-                <w:rFonts w:ascii="Aptos" w:hAnsi="Aptos"/>
-                <w:sz w:val="16"/>
-              </w:rPr>
-              <w:t>no</w:t>
-            </w:r>
-          </w:p>
-        </w:tc>
-        <w:tc>
-          <w:tcPr>
-            <w:tcW w:type="dxa" w:w="3324"/>
-            <w:vAlign w:val="center"/>
-            <w:tcMar>
-              <w:top w:w="90" w:type="dxa"/>
-              <w:start w:w="110" w:type="dxa"/>
-              <w:bottom w:w="90" w:type="dxa"/>
-              <w:end w:w="110" w:type="dxa"/>
-            </w:tcMar>
-            <w:shd w:fill="F5F7F9"/>
           </w:tcPr>
           <w:p>
             <w:pPr>
@@ -7875,17 +7792,6 @@
                 <w:color w:val="233648"/>
                 <w:sz w:val="16"/>
               </w:rPr>
-              <w:t xml:space="preserve">    "max_rows": 1000,</w:t>
-            </w:r>
-            <w:r>
-              <w:br/>
-            </w:r>
-            <w:r>
-              <w:rPr>
-                <w:rFonts w:ascii="Consolas" w:hAnsi="Consolas"/>
-                <w:color w:val="233648"/>
-                <w:sz w:val="16"/>
-              </w:rPr>
               <w:t xml:space="preserve">    "file_name": "reporte_entidades"</w:t>
             </w:r>
             <w:r>
@@ -8887,17 +8793,6 @@
                 <w:sz w:val="16"/>
               </w:rPr>
               <w:t xml:space="preserve">    p_orientation            IN VARCHAR2 DEFAULT 'AUTO',</w:t>
-            </w:r>
-            <w:r>
-              <w:br/>
-            </w:r>
-            <w:r>
-              <w:rPr>
-                <w:rFonts w:ascii="Consolas" w:hAnsi="Consolas"/>
-                <w:color w:val="233648"/>
-                <w:sz w:val="16"/>
-              </w:rPr>
-              <w:t xml:space="preserve">    p_max_rows               IN PLS_INTEGER DEFAULT 1000,</w:t>
             </w:r>
             <w:r>
               <w:br/>
@@ -10595,7 +10490,7 @@
           <w:color w:val="233648"/>
           <w:sz w:val="16"/>
         </w:rPr>
-        <w:t>sql/install.sql</w:t>
+        <w:t>sql/modo_simple/install.sql</w:t>
       </w:r>
       <w:r>
         <w:t xml:space="preserve">, que detiene la ejecución ante un error, consulta </w:t>
@@ -10809,15 +10704,7 @@
         <w:t xml:space="preserve">• </w:t>
       </w:r>
       <w:r>
-        <w:rPr>
-          <w:rFonts w:ascii="Consolas" w:hAnsi="Consolas"/>
-          <w:color w:val="233648"/>
-          <w:sz w:val="16"/>
-        </w:rPr>
-        <w:t>p_max_rows</w:t>
-      </w:r>
-      <w:r>
-        <w:t xml:space="preserve"> obligatorio y limitado por una cota institucional; el motor exporta como máximo esa cantidad y puede truncar filas adicionales;</w:t>
+        <w:t>sin límite de filas: se exportan todas las filas de la consulta; el volumen se controla con filtros revisados por Informática;</w:t>
       </w:r>
     </w:p>
     <w:p>
@@ -11681,15 +11568,7 @@
         <w:t xml:space="preserve">11. </w:t>
       </w:r>
       <w:r>
-        <w:rPr>
-          <w:rFonts w:ascii="Consolas" w:hAnsi="Consolas"/>
-          <w:color w:val="233648"/>
-          <w:sz w:val="16"/>
-        </w:rPr>
-        <w:t>p_max_rows</w:t>
-      </w:r>
-      <w:r>
-        <w:t xml:space="preserve"> impide exportaciones ilimitadas.</w:t>
+        <w:t>Se exportan todas las filas que devuelve la consulta, sin truncar.</w:t>
       </w:r>
     </w:p>
     <w:p>
@@ -12013,6 +11892,18 @@
       </w:r>
       <w:r>
         <w:t>XLSX puede ignorar propiedades que solo aplican a impresión PDF.</w:t>
+      </w:r>
+    </w:p>
+    <w:p>
+      <w:pPr>
+        <w:spacing w:after="60"/>
+        <w:ind w:left="369" w:hanging="255"/>
+      </w:pPr>
+      <w:r>
+        <w:t xml:space="preserve">• </w:t>
+      </w:r>
+      <w:r>
+        <w:t>El XLSX no lleva encabezado ni pie: título, campos escalares, usuario, fecha y pie se imprimen solo en el PDF; el Excel contiene la fila de títulos y los datos.</w:t>
       </w:r>
     </w:p>
     <w:p>
